--- a/evidence/findings/Union-Validation-68480.docx
+++ b/evidence/findings/Union-Validation-68480.docx
@@ -13,7 +13,6 @@
           <w:lang w:val="en-IN"/>
         </w:rPr>
       </w:pPr>
-      <w:proofErr w:type="gramStart"/>
       <w:r>
         <w:rPr>
           <w:rFonts w:ascii="Times New Roman" w:hAnsi="Times New Roman" w:cs="Times New Roman"/>
@@ -22,40 +21,7 @@
           <w:sz w:val="28"/>
           <w:szCs w:val="28"/>
         </w:rPr>
-        <w:t>68480  -</w:t>
-      </w:r>
-      <w:proofErr w:type="gramEnd"/>
-      <w:r>
-        <w:rPr>
-          <w:rFonts w:ascii="Times New Roman" w:hAnsi="Times New Roman" w:cs="Times New Roman"/>
-          <w:b/>
-          <w:bCs/>
-          <w:sz w:val="28"/>
-          <w:szCs w:val="28"/>
-        </w:rPr>
-        <w:t xml:space="preserve"> </w:t>
-      </w:r>
-      <w:proofErr w:type="gramStart"/>
-      <w:r>
-        <w:rPr>
-          <w:rFonts w:ascii="Times New Roman" w:hAnsi="Times New Roman" w:cs="Times New Roman"/>
-          <w:b/>
-          <w:bCs/>
-          <w:sz w:val="28"/>
-          <w:szCs w:val="28"/>
-        </w:rPr>
-        <w:t xml:space="preserve">   [</w:t>
-      </w:r>
-      <w:proofErr w:type="gramEnd"/>
-      <w:r>
-        <w:rPr>
-          <w:rFonts w:ascii="Times New Roman" w:hAnsi="Times New Roman" w:cs="Times New Roman"/>
-          <w:b/>
-          <w:bCs/>
-          <w:sz w:val="28"/>
-          <w:szCs w:val="28"/>
-        </w:rPr>
-        <w:t xml:space="preserve">Validation] C# unions in component parameters </w:t>
+        <w:t xml:space="preserve">68480  -    [Validation] C# unions in component parameters </w:t>
       </w:r>
       <w:r>
         <w:rPr>
@@ -103,19 +69,8 @@
             <w:sz w:val="28"/>
             <w:szCs w:val="28"/>
           </w:rPr>
-          <w:t>[Validation] C# unions in component parameters and prerendered state · Issue #68480 · dotnet/</w:t>
+          <w:t>[Validation] C# unions in component parameters and prerendered state · Issue #68480 · dotnet/aspnetcore</w:t>
         </w:r>
-        <w:proofErr w:type="spellStart"/>
-        <w:r>
-          <w:rPr>
-            <w:rStyle w:val="Hyperlink"/>
-            <w:rFonts w:ascii="Times New Roman" w:hAnsi="Times New Roman" w:cs="Times New Roman"/>
-            <w:sz w:val="28"/>
-            <w:szCs w:val="28"/>
-          </w:rPr>
-          <w:t>aspnetcore</w:t>
-        </w:r>
-        <w:proofErr w:type="spellEnd"/>
       </w:hyperlink>
     </w:p>
     <w:p>
@@ -176,18 +131,8 @@
           <w:szCs w:val="28"/>
         </w:rPr>
         <w:br/>
-        <w:t xml:space="preserve">Interactive </w:t>
+        <w:t>Interactive WebAssembly</w:t>
       </w:r>
-      <w:proofErr w:type="spellStart"/>
-      <w:r>
-        <w:rPr>
-          <w:rFonts w:ascii="Times New Roman" w:hAnsi="Times New Roman" w:cs="Times New Roman"/>
-          <w:sz w:val="28"/>
-          <w:szCs w:val="28"/>
-        </w:rPr>
-        <w:t>WebAssembly</w:t>
-      </w:r>
-      <w:proofErr w:type="spellEnd"/>
     </w:p>
     <w:p>
       <w:pPr>
@@ -235,6 +180,72 @@
     </w:p>
     <w:p>
       <w:pPr>
+        <w:pStyle w:val="ListParagraph"/>
+        <w:numPr>
+          <w:ilvl w:val="0"/>
+          <w:numId w:val="3"/>
+        </w:numPr>
+        <w:rPr>
+          <w:rFonts w:ascii="Times New Roman" w:hAnsi="Times New Roman" w:cs="Times New Roman"/>
+          <w:sz w:val="28"/>
+          <w:szCs w:val="28"/>
+        </w:rPr>
+      </w:pPr>
+      <w:r>
+        <w:rPr>
+          <w:rFonts w:ascii="Times New Roman" w:hAnsi="Times New Roman" w:cs="Times New Roman"/>
+          <w:sz w:val="28"/>
+          <w:szCs w:val="28"/>
+        </w:rPr>
+        <w:t>Published Release — all four modes above</w:t>
+      </w:r>
+    </w:p>
+    <w:p>
+      <w:pPr>
+        <w:pStyle w:val="ListParagraph"/>
+        <w:numPr>
+          <w:ilvl w:val="0"/>
+          <w:numId w:val="3"/>
+        </w:numPr>
+        <w:rPr>
+          <w:rFonts w:ascii="Times New Roman" w:hAnsi="Times New Roman" w:cs="Times New Roman"/>
+          <w:sz w:val="28"/>
+          <w:szCs w:val="28"/>
+        </w:rPr>
+      </w:pPr>
+      <w:r>
+        <w:rPr>
+          <w:rFonts w:ascii="Times New Roman" w:hAnsi="Times New Roman" w:cs="Times New Roman"/>
+          <w:sz w:val="28"/>
+          <w:szCs w:val="28"/>
+        </w:rPr>
+        <w:t>Trimmed WebAssembly client</w:t>
+      </w:r>
+    </w:p>
+    <w:p>
+      <w:pPr>
+        <w:pStyle w:val="ListParagraph"/>
+        <w:numPr>
+          <w:ilvl w:val="0"/>
+          <w:numId w:val="3"/>
+        </w:numPr>
+        <w:rPr>
+          <w:rFonts w:ascii="Times New Roman" w:hAnsi="Times New Roman" w:cs="Times New Roman"/>
+          <w:sz w:val="28"/>
+          <w:szCs w:val="28"/>
+        </w:rPr>
+      </w:pPr>
+      <w:r>
+        <w:rPr>
+          <w:rFonts w:ascii="Times New Roman" w:hAnsi="Times New Roman" w:cs="Times New Roman"/>
+          <w:sz w:val="28"/>
+          <w:szCs w:val="28"/>
+        </w:rPr>
+        <w:t>Used Visual Studio 2026 Preview and .NET CLI</w:t>
+      </w:r>
+    </w:p>
+    <w:p>
+      <w:pPr>
         <w:rPr>
           <w:rFonts w:ascii="Times New Roman" w:hAnsi="Times New Roman" w:cs="Times New Roman"/>
           <w:sz w:val="28"/>
@@ -323,15 +334,7 @@
           <w:sz w:val="28"/>
           <w:szCs w:val="28"/>
         </w:rPr>
-        <w:t xml:space="preserve">IDE: Visual Studio </w:t>
-      </w:r>
-      <w:r>
-        <w:rPr>
-          <w:rFonts w:ascii="Times New Roman" w:hAnsi="Times New Roman" w:cs="Times New Roman"/>
-          <w:sz w:val="28"/>
-          <w:szCs w:val="28"/>
-        </w:rPr>
-        <w:t>2026 preview</w:t>
+        <w:t>IDE: Visual Studio 2026 preview</w:t>
       </w:r>
     </w:p>
     <w:p>
@@ -395,30 +398,8 @@
           <w:sz w:val="28"/>
           <w:szCs w:val="28"/>
         </w:rPr>
-        <w:t xml:space="preserve">Validation Coverage </w:t>
+        <w:t>Validation Coverage Summary :</w:t>
       </w:r>
-      <w:proofErr w:type="gramStart"/>
-      <w:r>
-        <w:rPr>
-          <w:rFonts w:ascii="Times New Roman" w:hAnsi="Times New Roman" w:cs="Times New Roman"/>
-          <w:b/>
-          <w:bCs/>
-          <w:sz w:val="28"/>
-          <w:szCs w:val="28"/>
-        </w:rPr>
-        <w:t>Summary</w:t>
-      </w:r>
-      <w:r>
-        <w:rPr>
-          <w:rFonts w:ascii="Times New Roman" w:hAnsi="Times New Roman" w:cs="Times New Roman"/>
-          <w:b/>
-          <w:bCs/>
-          <w:sz w:val="28"/>
-          <w:szCs w:val="28"/>
-        </w:rPr>
-        <w:t xml:space="preserve"> :</w:t>
-      </w:r>
-      <w:proofErr w:type="gramEnd"/>
     </w:p>
     <w:p>
       <w:pPr>
@@ -490,25 +471,8 @@
           <w:sz w:val="28"/>
           <w:szCs w:val="28"/>
         </w:rPr>
-        <w:t xml:space="preserve">Validated in Server, </w:t>
-      </w:r>
-      <w:proofErr w:type="spellStart"/>
-      <w:r>
-        <w:rPr>
-          <w:rFonts w:ascii="Times New Roman" w:hAnsi="Times New Roman" w:cs="Times New Roman"/>
-          <w:sz w:val="28"/>
-          <w:szCs w:val="28"/>
-        </w:rPr>
-        <w:t>WebAssembly</w:t>
-      </w:r>
-      <w:proofErr w:type="spellEnd"/>
-      <w:r>
-        <w:rPr>
-          <w:rFonts w:ascii="Times New Roman" w:hAnsi="Times New Roman" w:cs="Times New Roman"/>
-          <w:sz w:val="28"/>
-          <w:szCs w:val="28"/>
-        </w:rPr>
-        <w:t>, Interactive Auto (Cold), and Interactive Auto (Warm).</w:t>
+        <w:lastRenderedPageBreak/>
+        <w:t>Validated in Server, WebAssembly, Interactive Auto (Cold), and Interactive Auto (Warm).</w:t>
       </w:r>
     </w:p>
     <w:p>
@@ -570,25 +534,7 @@
           <w:sz w:val="28"/>
           <w:szCs w:val="28"/>
         </w:rPr>
-        <w:t xml:space="preserve">Validated in Server, </w:t>
-      </w:r>
-      <w:proofErr w:type="spellStart"/>
-      <w:r>
-        <w:rPr>
-          <w:rFonts w:ascii="Times New Roman" w:hAnsi="Times New Roman" w:cs="Times New Roman"/>
-          <w:sz w:val="28"/>
-          <w:szCs w:val="28"/>
-        </w:rPr>
-        <w:t>WebAssembly</w:t>
-      </w:r>
-      <w:proofErr w:type="spellEnd"/>
-      <w:r>
-        <w:rPr>
-          <w:rFonts w:ascii="Times New Roman" w:hAnsi="Times New Roman" w:cs="Times New Roman"/>
-          <w:sz w:val="28"/>
-          <w:szCs w:val="28"/>
-        </w:rPr>
-        <w:t>, Interactive Auto (Cold), and Interactive Auto (Warm).</w:t>
+        <w:t>Validated in Server, WebAssembly, Interactive Auto (Cold), and Interactive Auto (Warm).</w:t>
       </w:r>
     </w:p>
     <w:p>
@@ -609,8 +555,102 @@
           <w:sz w:val="28"/>
           <w:szCs w:val="28"/>
         </w:rPr>
-        <w:t>Confirmed that the active null case was preserved without exceptions or incorrect case transitions.</w:t>
+        <w:t>Passed in Server and Auto Cold</w:t>
       </w:r>
+    </w:p>
+    <w:p>
+      <w:pPr>
+        <w:numPr>
+          <w:ilvl w:val="1"/>
+          <w:numId w:val="4"/>
+        </w:numPr>
+        <w:rPr>
+          <w:rFonts w:ascii="Times New Roman" w:hAnsi="Times New Roman" w:cs="Times New Roman"/>
+          <w:sz w:val="28"/>
+          <w:szCs w:val="28"/>
+        </w:rPr>
+      </w:pPr>
+      <w:r>
+        <w:rPr>
+          <w:rFonts w:ascii="Times New Roman" w:hAnsi="Times New Roman" w:cs="Times New Roman"/>
+          <w:sz w:val="28"/>
+          <w:szCs w:val="28"/>
+        </w:rPr>
+        <w:t>Failed in WebAssembly and Auto Warm — parameter couldn't be parsed, component stayed static</w:t>
+      </w:r>
+    </w:p>
+    <w:p>
+      <w:pPr>
+        <w:numPr>
+          <w:ilvl w:val="1"/>
+          <w:numId w:val="4"/>
+        </w:numPr>
+        <w:rPr>
+          <w:rFonts w:ascii="Times New Roman" w:hAnsi="Times New Roman" w:cs="Times New Roman"/>
+          <w:sz w:val="28"/>
+          <w:szCs w:val="28"/>
+        </w:rPr>
+      </w:pPr>
+      <w:r>
+        <w:rPr>
+          <w:rFonts w:ascii="Times New Roman" w:hAnsi="Times New Roman" w:cs="Times New Roman"/>
+          <w:sz w:val="28"/>
+          <w:szCs w:val="28"/>
+        </w:rPr>
+        <w:t>Non-null version (B04) passed everywhere</w:t>
+      </w:r>
+    </w:p>
+    <w:p>
+      <w:pPr>
+        <w:numPr>
+          <w:ilvl w:val="1"/>
+          <w:numId w:val="4"/>
+        </w:numPr>
+        <w:rPr>
+          <w:rFonts w:ascii="Times New Roman" w:hAnsi="Times New Roman" w:cs="Times New Roman"/>
+          <w:sz w:val="28"/>
+          <w:szCs w:val="28"/>
+        </w:rPr>
+      </w:pPr>
+      <w:r>
+        <w:rPr>
+          <w:rFonts w:ascii="Times New Roman" w:hAnsi="Times New Roman" w:cs="Times New Roman"/>
+          <w:sz w:val="28"/>
+          <w:szCs w:val="28"/>
+        </w:rPr>
+        <w:t>Persisted-state version (P02) passed everywhere</w:t>
+      </w:r>
+    </w:p>
+    <w:p>
+      <w:pPr>
+        <w:numPr>
+          <w:ilvl w:val="1"/>
+          <w:numId w:val="4"/>
+        </w:numPr>
+        <w:rPr>
+          <w:rFonts w:ascii="Times New Roman" w:hAnsi="Times New Roman" w:cs="Times New Roman"/>
+          <w:sz w:val="28"/>
+          <w:szCs w:val="28"/>
+        </w:rPr>
+      </w:pPr>
+      <w:r>
+        <w:rPr>
+          <w:rFonts w:ascii="Times New Roman" w:hAnsi="Times New Roman" w:cs="Times New Roman"/>
+          <w:sz w:val="28"/>
+          <w:szCs w:val="28"/>
+        </w:rPr>
+        <w:t>See FIND-01</w:t>
+      </w:r>
+    </w:p>
+    <w:p>
+      <w:pPr>
+        <w:ind w:left="1440"/>
+        <w:rPr>
+          <w:rFonts w:ascii="Times New Roman" w:hAnsi="Times New Roman" w:cs="Times New Roman"/>
+          <w:sz w:val="28"/>
+          <w:szCs w:val="28"/>
+        </w:rPr>
+      </w:pPr>
     </w:p>
     <w:p>
       <w:pPr>
@@ -653,25 +693,7 @@
           <w:sz w:val="28"/>
           <w:szCs w:val="28"/>
         </w:rPr>
-        <w:t xml:space="preserve">Validated in Server, </w:t>
-      </w:r>
-      <w:proofErr w:type="spellStart"/>
-      <w:r>
-        <w:rPr>
-          <w:rFonts w:ascii="Times New Roman" w:hAnsi="Times New Roman" w:cs="Times New Roman"/>
-          <w:sz w:val="28"/>
-          <w:szCs w:val="28"/>
-        </w:rPr>
-        <w:t>WebAssembly</w:t>
-      </w:r>
-      <w:proofErr w:type="spellEnd"/>
-      <w:r>
-        <w:rPr>
-          <w:rFonts w:ascii="Times New Roman" w:hAnsi="Times New Roman" w:cs="Times New Roman"/>
-          <w:sz w:val="28"/>
-          <w:szCs w:val="28"/>
-        </w:rPr>
-        <w:t>, Interactive Auto (Cold), and Interactive Auto (Warm).</w:t>
+        <w:t>Validated in Server, WebAssembly, Interactive Auto (Cold), and Interactive Auto (Warm).</w:t>
       </w:r>
     </w:p>
     <w:p>
@@ -692,25 +714,91 @@
           <w:sz w:val="28"/>
           <w:szCs w:val="28"/>
         </w:rPr>
-        <w:t xml:space="preserve">Confirmed correct case preservation and successful </w:t>
+        <w:t>Static rendering showed the correct case</w:t>
       </w:r>
-      <w:proofErr w:type="gramStart"/>
+    </w:p>
+    <w:p>
+      <w:pPr>
+        <w:numPr>
+          <w:ilvl w:val="1"/>
+          <w:numId w:val="4"/>
+        </w:numPr>
+        <w:rPr>
+          <w:rFonts w:ascii="Times New Roman" w:hAnsi="Times New Roman" w:cs="Times New Roman"/>
+          <w:sz w:val="28"/>
+          <w:szCs w:val="28"/>
+        </w:rPr>
+      </w:pPr>
       <w:r>
         <w:rPr>
           <w:rFonts w:ascii="Times New Roman" w:hAnsi="Times New Roman" w:cs="Times New Roman"/>
           <w:sz w:val="28"/>
           <w:szCs w:val="28"/>
         </w:rPr>
-        <w:t>round-tripping</w:t>
+        <w:t>Interactive activation failed visibly in all modes — no wrong case was silently picked</w:t>
       </w:r>
-      <w:proofErr w:type="gramEnd"/>
+    </w:p>
+    <w:p>
+      <w:pPr>
+        <w:numPr>
+          <w:ilvl w:val="1"/>
+          <w:numId w:val="4"/>
+        </w:numPr>
+        <w:rPr>
+          <w:rFonts w:ascii="Times New Roman" w:hAnsi="Times New Roman" w:cs="Times New Roman"/>
+          <w:sz w:val="28"/>
+          <w:szCs w:val="28"/>
+        </w:rPr>
+      </w:pPr>
       <w:r>
         <w:rPr>
           <w:rFonts w:ascii="Times New Roman" w:hAnsi="Times New Roman" w:cs="Times New Roman"/>
           <w:sz w:val="28"/>
           <w:szCs w:val="28"/>
         </w:rPr>
-        <w:t xml:space="preserve"> across prerendering and hydration.</w:t>
+        <w:t>Boundary error messages were generic — didn't name the ambiguity</w:t>
+      </w:r>
+    </w:p>
+    <w:p>
+      <w:pPr>
+        <w:numPr>
+          <w:ilvl w:val="1"/>
+          <w:numId w:val="4"/>
+        </w:numPr>
+        <w:rPr>
+          <w:rFonts w:ascii="Times New Roman" w:hAnsi="Times New Roman" w:cs="Times New Roman"/>
+          <w:sz w:val="28"/>
+          <w:szCs w:val="28"/>
+        </w:rPr>
+      </w:pPr>
+      <w:r>
+        <w:rPr>
+          <w:rFonts w:ascii="Times New Roman" w:hAnsi="Times New Roman" w:cs="Times New Roman"/>
+          <w:sz w:val="28"/>
+          <w:szCs w:val="28"/>
+        </w:rPr>
+        <w:t>Persisted-state test gave a clear error naming the ambiguity and recommending a classifier</w:t>
+      </w:r>
+    </w:p>
+    <w:p>
+      <w:pPr>
+        <w:numPr>
+          <w:ilvl w:val="1"/>
+          <w:numId w:val="4"/>
+        </w:numPr>
+        <w:rPr>
+          <w:rFonts w:ascii="Times New Roman" w:hAnsi="Times New Roman" w:cs="Times New Roman"/>
+          <w:sz w:val="28"/>
+          <w:szCs w:val="28"/>
+        </w:rPr>
+      </w:pPr>
+      <w:r>
+        <w:rPr>
+          <w:rFonts w:ascii="Times New Roman" w:hAnsi="Times New Roman" w:cs="Times New Roman"/>
+          <w:sz w:val="28"/>
+          <w:szCs w:val="28"/>
+        </w:rPr>
+        <w:t>See OBS-03</w:t>
       </w:r>
     </w:p>
     <w:p>
@@ -754,25 +842,8 @@
           <w:sz w:val="28"/>
           <w:szCs w:val="28"/>
         </w:rPr>
-        <w:t xml:space="preserve">Validated in Server, </w:t>
-      </w:r>
-      <w:proofErr w:type="spellStart"/>
-      <w:r>
-        <w:rPr>
-          <w:rFonts w:ascii="Times New Roman" w:hAnsi="Times New Roman" w:cs="Times New Roman"/>
-          <w:sz w:val="28"/>
-          <w:szCs w:val="28"/>
-        </w:rPr>
-        <w:t>WebAssembly</w:t>
-      </w:r>
-      <w:proofErr w:type="spellEnd"/>
-      <w:r>
-        <w:rPr>
-          <w:rFonts w:ascii="Times New Roman" w:hAnsi="Times New Roman" w:cs="Times New Roman"/>
-          <w:sz w:val="28"/>
-          <w:szCs w:val="28"/>
-        </w:rPr>
-        <w:t>, Interactive Auto (Cold), and Interactive Auto (Warm).</w:t>
+        <w:lastRenderedPageBreak/>
+        <w:t>Validated in Server, WebAssembly, Interactive Auto (Cold), and Interactive Auto (Warm).</w:t>
       </w:r>
     </w:p>
     <w:p>
@@ -837,25 +908,7 @@
           <w:sz w:val="28"/>
           <w:szCs w:val="28"/>
         </w:rPr>
-        <w:t xml:space="preserve">Validated in Server, </w:t>
-      </w:r>
-      <w:proofErr w:type="spellStart"/>
-      <w:r>
-        <w:rPr>
-          <w:rFonts w:ascii="Times New Roman" w:hAnsi="Times New Roman" w:cs="Times New Roman"/>
-          <w:sz w:val="28"/>
-          <w:szCs w:val="28"/>
-        </w:rPr>
-        <w:t>WebAssembly</w:t>
-      </w:r>
-      <w:proofErr w:type="spellEnd"/>
-      <w:r>
-        <w:rPr>
-          <w:rFonts w:ascii="Times New Roman" w:hAnsi="Times New Roman" w:cs="Times New Roman"/>
-          <w:sz w:val="28"/>
-          <w:szCs w:val="28"/>
-        </w:rPr>
-        <w:t>, Interactive Auto (Cold), and Interactive Auto (Warm).</w:t>
+        <w:t>Validated in Server, WebAssembly, Interactive Auto (Cold), and Interactive Auto (Warm).</w:t>
       </w:r>
     </w:p>
     <w:p>
@@ -891,7 +944,6 @@
           <w:szCs w:val="28"/>
         </w:rPr>
       </w:pPr>
-      <w:proofErr w:type="spellStart"/>
       <w:r>
         <w:rPr>
           <w:rFonts w:ascii="Times New Roman" w:hAnsi="Times New Roman" w:cs="Times New Roman"/>
@@ -900,18 +952,7 @@
           <w:sz w:val="28"/>
           <w:szCs w:val="28"/>
         </w:rPr>
-        <w:t>PersistedComponentState</w:t>
-      </w:r>
-      <w:proofErr w:type="spellEnd"/>
-      <w:r>
-        <w:rPr>
-          <w:rFonts w:ascii="Times New Roman" w:hAnsi="Times New Roman" w:cs="Times New Roman"/>
-          <w:b/>
-          <w:bCs/>
-          <w:sz w:val="28"/>
-          <w:szCs w:val="28"/>
-        </w:rPr>
-        <w:t xml:space="preserve"> restoration</w:t>
+        <w:t>PersistedComponentState restoration</w:t>
       </w:r>
     </w:p>
     <w:p>
@@ -932,25 +973,7 @@
           <w:sz w:val="28"/>
           <w:szCs w:val="28"/>
         </w:rPr>
-        <w:t xml:space="preserve">Validated across every Static-to-Interactive transition in Server, </w:t>
-      </w:r>
-      <w:proofErr w:type="spellStart"/>
-      <w:r>
-        <w:rPr>
-          <w:rFonts w:ascii="Times New Roman" w:hAnsi="Times New Roman" w:cs="Times New Roman"/>
-          <w:sz w:val="28"/>
-          <w:szCs w:val="28"/>
-        </w:rPr>
-        <w:t>WebAssembly</w:t>
-      </w:r>
-      <w:proofErr w:type="spellEnd"/>
-      <w:r>
-        <w:rPr>
-          <w:rFonts w:ascii="Times New Roman" w:hAnsi="Times New Roman" w:cs="Times New Roman"/>
-          <w:sz w:val="28"/>
-          <w:szCs w:val="28"/>
-        </w:rPr>
-        <w:t>, Interactive Auto (Cold), and Interactive Auto (Warm).</w:t>
+        <w:t>Validated across every Static-to-Interactive transition in Server, WebAssembly, Interactive Auto (Cold), and Interactive Auto (Warm).</w:t>
       </w:r>
     </w:p>
     <w:p>
@@ -1009,7 +1032,6 @@
           <w:sz w:val="28"/>
           <w:szCs w:val="28"/>
         </w:rPr>
-        <w:lastRenderedPageBreak/>
         <w:t>The following active-case transitions were validated successfully after interactivity began:</w:t>
       </w:r>
     </w:p>
@@ -1025,7 +1047,6 @@
           <w:szCs w:val="28"/>
         </w:rPr>
       </w:pPr>
-      <w:proofErr w:type="spellStart"/>
       <w:r>
         <w:rPr>
           <w:rFonts w:ascii="Times New Roman" w:hAnsi="Times New Roman" w:cs="Times New Roman"/>
@@ -1034,18 +1055,7 @@
           <w:sz w:val="28"/>
           <w:szCs w:val="28"/>
         </w:rPr>
-        <w:t>IntOrString</w:t>
-      </w:r>
-      <w:proofErr w:type="spellEnd"/>
-      <w:r>
-        <w:rPr>
-          <w:rFonts w:ascii="Times New Roman" w:hAnsi="Times New Roman" w:cs="Times New Roman"/>
-          <w:b/>
-          <w:bCs/>
-          <w:sz w:val="28"/>
-          <w:szCs w:val="28"/>
-        </w:rPr>
-        <w:t xml:space="preserve"> Union</w:t>
+        <w:t>IntOrString Union</w:t>
       </w:r>
     </w:p>
     <w:p>
@@ -1192,7 +1202,6 @@
         </w:rPr>
         <w:t xml:space="preserve">Active case transition from </w:t>
       </w:r>
-      <w:proofErr w:type="spellStart"/>
       <w:r>
         <w:rPr>
           <w:rFonts w:ascii="Times New Roman" w:hAnsi="Times New Roman" w:cs="Times New Roman"/>
@@ -1201,18 +1210,7 @@
           <w:sz w:val="28"/>
           <w:szCs w:val="28"/>
         </w:rPr>
-        <w:t>CustomerName</w:t>
-      </w:r>
-      <w:proofErr w:type="spellEnd"/>
-      <w:r>
-        <w:rPr>
-          <w:rFonts w:ascii="Times New Roman" w:hAnsi="Times New Roman" w:cs="Times New Roman"/>
-          <w:b/>
-          <w:bCs/>
-          <w:sz w:val="28"/>
-          <w:szCs w:val="28"/>
-        </w:rPr>
-        <w:t xml:space="preserve"> → ProductName</w:t>
+        <w:t>CustomerName → ProductName</w:t>
       </w:r>
       <w:r>
         <w:rPr>
@@ -1324,6 +1322,7 @@
           <w:sz w:val="28"/>
           <w:szCs w:val="28"/>
         </w:rPr>
+        <w:lastRenderedPageBreak/>
         <w:t>Validated unsupported query-string binding for union types.</w:t>
       </w:r>
     </w:p>
@@ -1429,25 +1428,7 @@
           <w:sz w:val="28"/>
           <w:szCs w:val="28"/>
         </w:rPr>
-        <w:t xml:space="preserve">Validated Published </w:t>
-      </w:r>
-      <w:proofErr w:type="spellStart"/>
-      <w:r>
-        <w:rPr>
-          <w:rFonts w:ascii="Times New Roman" w:hAnsi="Times New Roman" w:cs="Times New Roman"/>
-          <w:sz w:val="28"/>
-          <w:szCs w:val="28"/>
-        </w:rPr>
-        <w:t>WebAssembly</w:t>
-      </w:r>
-      <w:proofErr w:type="spellEnd"/>
-      <w:r>
-        <w:rPr>
-          <w:rFonts w:ascii="Times New Roman" w:hAnsi="Times New Roman" w:cs="Times New Roman"/>
-          <w:sz w:val="28"/>
-          <w:szCs w:val="28"/>
-        </w:rPr>
-        <w:t>.</w:t>
+        <w:t>Validated Published WebAssembly.</w:t>
       </w:r>
     </w:p>
     <w:p>
@@ -1510,25 +1491,7 @@
           <w:sz w:val="28"/>
           <w:szCs w:val="28"/>
         </w:rPr>
-        <w:t xml:space="preserve">Validated Trimmed Published </w:t>
-      </w:r>
-      <w:proofErr w:type="spellStart"/>
-      <w:r>
-        <w:rPr>
-          <w:rFonts w:ascii="Times New Roman" w:hAnsi="Times New Roman" w:cs="Times New Roman"/>
-          <w:sz w:val="28"/>
-          <w:szCs w:val="28"/>
-        </w:rPr>
-        <w:t>WebAssembly</w:t>
-      </w:r>
-      <w:proofErr w:type="spellEnd"/>
-      <w:r>
-        <w:rPr>
-          <w:rFonts w:ascii="Times New Roman" w:hAnsi="Times New Roman" w:cs="Times New Roman"/>
-          <w:sz w:val="28"/>
-          <w:szCs w:val="28"/>
-        </w:rPr>
-        <w:t xml:space="preserve"> build.</w:t>
+        <w:t>Validated Trimmed Published WebAssembly build.</w:t>
       </w:r>
     </w:p>
     <w:p>
@@ -1549,26 +1512,50 @@
           <w:sz w:val="28"/>
           <w:szCs w:val="28"/>
         </w:rPr>
-        <w:t>Confirmed behavior matched debug validation results with no functional regressions observed.</w:t>
+        <w:t>Published and Trimmed output matched Debug results</w:t>
       </w:r>
     </w:p>
     <w:p>
       <w:pPr>
-        <w:rPr>
-          <w:rFonts w:ascii="Times New Roman" w:hAnsi="Times New Roman" w:cs="Times New Roman"/>
-          <w:sz w:val="28"/>
-          <w:szCs w:val="28"/>
-        </w:rPr>
-      </w:pPr>
+        <w:numPr>
+          <w:ilvl w:val="0"/>
+          <w:numId w:val="7"/>
+        </w:numPr>
+        <w:rPr>
+          <w:rFonts w:ascii="Times New Roman" w:hAnsi="Times New Roman" w:cs="Times New Roman"/>
+          <w:sz w:val="28"/>
+          <w:szCs w:val="28"/>
+        </w:rPr>
+      </w:pPr>
+      <w:r>
+        <w:rPr>
+          <w:rFonts w:ascii="Times New Roman" w:hAnsi="Times New Roman" w:cs="Times New Roman"/>
+          <w:sz w:val="28"/>
+          <w:szCs w:val="28"/>
+        </w:rPr>
+        <w:t>The B03 active-null WebAssembly failure reproduced in both Published and Trimmed</w:t>
+      </w:r>
     </w:p>
     <w:p>
       <w:pPr>
-        <w:rPr>
-          <w:rFonts w:ascii="Times New Roman" w:hAnsi="Times New Roman" w:cs="Times New Roman"/>
-          <w:sz w:val="28"/>
-          <w:szCs w:val="28"/>
-        </w:rPr>
-      </w:pPr>
+        <w:numPr>
+          <w:ilvl w:val="0"/>
+          <w:numId w:val="7"/>
+        </w:numPr>
+        <w:rPr>
+          <w:rFonts w:ascii="Times New Roman" w:hAnsi="Times New Roman" w:cs="Times New Roman"/>
+          <w:sz w:val="28"/>
+          <w:szCs w:val="28"/>
+        </w:rPr>
+      </w:pPr>
+      <w:r>
+        <w:rPr>
+          <w:rFonts w:ascii="Times New Roman" w:hAnsi="Times New Roman" w:cs="Times New Roman"/>
+          <w:sz w:val="28"/>
+          <w:szCs w:val="28"/>
+        </w:rPr>
+        <w:t>No additional publication-specific or trimming-specific regressions found</w:t>
+      </w:r>
     </w:p>
     <w:p>
       <w:pPr>
@@ -1587,6 +1574,24 @@
           <w:szCs w:val="28"/>
         </w:rPr>
       </w:pPr>
+    </w:p>
+    <w:p>
+      <w:pPr>
+        <w:rPr>
+          <w:rFonts w:ascii="Times New Roman" w:hAnsi="Times New Roman" w:cs="Times New Roman"/>
+          <w:sz w:val="28"/>
+          <w:szCs w:val="28"/>
+        </w:rPr>
+      </w:pPr>
+    </w:p>
+    <w:p>
+      <w:pPr>
+        <w:rPr>
+          <w:rFonts w:ascii="Times New Roman" w:hAnsi="Times New Roman" w:cs="Times New Roman"/>
+          <w:sz w:val="28"/>
+          <w:szCs w:val="28"/>
+        </w:rPr>
+      </w:pPr>
       <w:r>
         <w:rPr>
           <w:rFonts w:ascii="Times New Roman" w:hAnsi="Times New Roman" w:cs="Times New Roman"/>
@@ -1594,43 +1599,7 @@
           <w:szCs w:val="28"/>
         </w:rPr>
         <w:br/>
-        <w:t xml:space="preserve">The </w:t>
-      </w:r>
-      <w:proofErr w:type="gramStart"/>
-      <w:r>
-        <w:rPr>
-          <w:rFonts w:ascii="Times New Roman" w:hAnsi="Times New Roman" w:cs="Times New Roman"/>
-          <w:sz w:val="28"/>
-          <w:szCs w:val="28"/>
-        </w:rPr>
-        <w:t>above  cases</w:t>
-      </w:r>
-      <w:proofErr w:type="gramEnd"/>
-      <w:r>
-        <w:rPr>
-          <w:rFonts w:ascii="Times New Roman" w:hAnsi="Times New Roman" w:cs="Times New Roman"/>
-          <w:sz w:val="28"/>
-          <w:szCs w:val="28"/>
-        </w:rPr>
-        <w:t xml:space="preserve"> </w:t>
-      </w:r>
-      <w:proofErr w:type="gramStart"/>
-      <w:r>
-        <w:rPr>
-          <w:rFonts w:ascii="Times New Roman" w:hAnsi="Times New Roman" w:cs="Times New Roman"/>
-          <w:sz w:val="28"/>
-          <w:szCs w:val="28"/>
-        </w:rPr>
-        <w:t>has</w:t>
-      </w:r>
-      <w:proofErr w:type="gramEnd"/>
-      <w:r>
-        <w:rPr>
-          <w:rFonts w:ascii="Times New Roman" w:hAnsi="Times New Roman" w:cs="Times New Roman"/>
-          <w:sz w:val="28"/>
-          <w:szCs w:val="28"/>
-        </w:rPr>
-        <w:t xml:space="preserve"> been validated for the below scenario</w:t>
+        <w:t>The above  cases has been validated for the below scenario</w:t>
       </w:r>
     </w:p>
     <w:p>
@@ -1661,7 +1630,7 @@
         <w:tc>
           <w:tcPr>
             <w:cnfStyle w:val="001000000000" w:firstRow="0" w:lastRow="0" w:firstColumn="1" w:lastColumn="0" w:oddVBand="0" w:evenVBand="0" w:oddHBand="0" w:evenHBand="0" w:firstRowFirstColumn="0" w:firstRowLastColumn="0" w:lastRowFirstColumn="0" w:lastRowLastColumn="0"/>
-            <w:tcW w:w="757" w:type="dxa"/>
+            <w:tcW w:w="784" w:type="dxa"/>
             <w:tcBorders>
               <w:top w:val="single" w:sz="4" w:space="0" w:color="BFBFBF" w:themeColor="background1" w:themeShade="BF"/>
               <w:left w:val="single" w:sz="4" w:space="0" w:color="BFBFBF" w:themeColor="background1" w:themeShade="BF"/>
@@ -1678,8 +1647,6 @@
                 <w:szCs w:val="28"/>
               </w:rPr>
             </w:pPr>
-            <w:proofErr w:type="spellStart"/>
-            <w:proofErr w:type="gramStart"/>
             <w:r>
               <w:rPr>
                 <w:rFonts w:ascii="Times New Roman" w:hAnsi="Times New Roman" w:cs="Times New Roman"/>
@@ -1688,8 +1655,6 @@
               </w:rPr>
               <w:t>S.No</w:t>
             </w:r>
-            <w:proofErr w:type="spellEnd"/>
-            <w:proofErr w:type="gramEnd"/>
           </w:p>
         </w:tc>
         <w:tc>
@@ -1792,30 +1757,31 @@
         <w:tc>
           <w:tcPr>
             <w:cnfStyle w:val="001000000000" w:firstRow="0" w:lastRow="0" w:firstColumn="1" w:lastColumn="0" w:oddVBand="0" w:evenVBand="0" w:oddHBand="0" w:evenHBand="0" w:firstRowFirstColumn="0" w:firstRowLastColumn="0" w:lastRowFirstColumn="0" w:lastRowLastColumn="0"/>
-            <w:tcW w:w="757" w:type="dxa"/>
-            <w:tcBorders>
-              <w:top w:val="single" w:sz="4" w:space="0" w:color="BFBFBF" w:themeColor="background1" w:themeShade="BF"/>
-              <w:left w:val="single" w:sz="4" w:space="0" w:color="BFBFBF" w:themeColor="background1" w:themeShade="BF"/>
-              <w:bottom w:val="single" w:sz="4" w:space="0" w:color="BFBFBF" w:themeColor="background1" w:themeShade="BF"/>
-              <w:right w:val="single" w:sz="4" w:space="0" w:color="BFBFBF" w:themeColor="background1" w:themeShade="BF"/>
-            </w:tcBorders>
-            <w:vAlign w:val="center"/>
-          </w:tcPr>
-          <w:p>
-            <w:pPr>
-              <w:rPr>
-                <w:rFonts w:ascii="Times New Roman" w:hAnsi="Times New Roman" w:cs="Times New Roman"/>
-                <w:sz w:val="28"/>
-                <w:szCs w:val="28"/>
-              </w:rPr>
-            </w:pPr>
-            <w:r>
-              <w:rPr>
-                <w:rFonts w:ascii="Times New Roman" w:hAnsi="Times New Roman" w:cs="Times New Roman"/>
-                <w:sz w:val="28"/>
-                <w:szCs w:val="28"/>
-              </w:rPr>
-              <w:t>1.</w:t>
+            <w:tcW w:w="784" w:type="dxa"/>
+            <w:tcBorders>
+              <w:top w:val="single" w:sz="4" w:space="0" w:color="BFBFBF" w:themeColor="background1" w:themeShade="BF"/>
+              <w:left w:val="single" w:sz="4" w:space="0" w:color="BFBFBF" w:themeColor="background1" w:themeShade="BF"/>
+              <w:bottom w:val="single" w:sz="4" w:space="0" w:color="BFBFBF" w:themeColor="background1" w:themeShade="BF"/>
+              <w:right w:val="single" w:sz="4" w:space="0" w:color="BFBFBF" w:themeColor="background1" w:themeShade="BF"/>
+            </w:tcBorders>
+            <w:vAlign w:val="bottom"/>
+          </w:tcPr>
+          <w:p>
+            <w:pPr>
+              <w:rPr>
+                <w:rFonts w:ascii="Times New Roman" w:hAnsi="Times New Roman" w:cs="Times New Roman"/>
+                <w:sz w:val="28"/>
+                <w:szCs w:val="28"/>
+              </w:rPr>
+            </w:pPr>
+            <w:r>
+              <w:rPr>
+                <w:rFonts w:ascii="Times New Roman" w:hAnsi="Times New Roman" w:cs="Times New Roman"/>
+                <w:color w:val="000000"/>
+                <w:sz w:val="28"/>
+                <w:szCs w:val="28"/>
+              </w:rPr>
+              <w:t>1</w:t>
             </w:r>
           </w:p>
         </w:tc>
@@ -1828,7 +1794,7 @@
               <w:bottom w:val="single" w:sz="4" w:space="0" w:color="BFBFBF" w:themeColor="background1" w:themeShade="BF"/>
               <w:right w:val="single" w:sz="4" w:space="0" w:color="BFBFBF" w:themeColor="background1" w:themeShade="BF"/>
             </w:tcBorders>
-            <w:vAlign w:val="center"/>
+            <w:vAlign w:val="bottom"/>
           </w:tcPr>
           <w:p>
             <w:pPr>
@@ -1843,10 +1809,11 @@
             <w:r>
               <w:rPr>
                 <w:rFonts w:ascii="Times New Roman" w:hAnsi="Times New Roman" w:cs="Times New Roman"/>
-                <w:sz w:val="28"/>
-                <w:szCs w:val="28"/>
-              </w:rPr>
-              <w:t>Server - Initial rendering (Wrong Markup)</w:t>
+                <w:color w:val="000000"/>
+                <w:sz w:val="28"/>
+                <w:szCs w:val="28"/>
+              </w:rPr>
+              <w:t>Server — Initial rendering (wrong markup)</w:t>
             </w:r>
           </w:p>
         </w:tc>
@@ -1859,7 +1826,7 @@
               <w:bottom w:val="single" w:sz="4" w:space="0" w:color="BFBFBF" w:themeColor="background1" w:themeShade="BF"/>
               <w:right w:val="single" w:sz="4" w:space="0" w:color="BFBFBF" w:themeColor="background1" w:themeShade="BF"/>
             </w:tcBorders>
-            <w:hideMark/>
+            <w:vAlign w:val="bottom"/>
           </w:tcPr>
           <w:p>
             <w:pPr>
@@ -1873,18 +1840,11 @@
             <w:r>
               <w:rPr>
                 <w:rFonts w:ascii="Times New Roman" w:hAnsi="Times New Roman" w:cs="Times New Roman"/>
-                <w:sz w:val="28"/>
-                <w:szCs w:val="28"/>
-              </w:rPr>
-              <w:t>Works Properly.</w:t>
-            </w:r>
-            <w:r>
-              <w:rPr>
-                <w:rFonts w:ascii="Times New Roman" w:hAnsi="Times New Roman" w:cs="Times New Roman"/>
-                <w:sz w:val="28"/>
-                <w:szCs w:val="28"/>
-              </w:rPr>
-              <w:t xml:space="preserve"> With observation</w:t>
+                <w:color w:val="000000"/>
+                <w:sz w:val="28"/>
+                <w:szCs w:val="28"/>
+              </w:rPr>
+              <w:t>Works, with observation</w:t>
             </w:r>
           </w:p>
         </w:tc>
@@ -1897,6 +1857,7 @@
               <w:bottom w:val="single" w:sz="4" w:space="0" w:color="BFBFBF" w:themeColor="background1" w:themeShade="BF"/>
               <w:right w:val="single" w:sz="4" w:space="0" w:color="BFBFBF" w:themeColor="background1" w:themeShade="BF"/>
             </w:tcBorders>
+            <w:vAlign w:val="bottom"/>
           </w:tcPr>
           <w:p>
             <w:pPr>
@@ -1910,39 +1871,12 @@
             <w:r>
               <w:rPr>
                 <w:rFonts w:ascii="Times New Roman" w:hAnsi="Times New Roman" w:cs="Times New Roman"/>
-                <w:sz w:val="28"/>
-                <w:szCs w:val="28"/>
-              </w:rPr>
-              <w:t xml:space="preserve">A union parameter containing a string case accepted the value as a literal string when passed directly to the child component parameter. The intended parent variable value was not resolved because the Razor expression </w:t>
-            </w:r>
-            <w:proofErr w:type="gramStart"/>
-            <w:r>
-              <w:rPr>
-                <w:rFonts w:ascii="Times New Roman" w:hAnsi="Times New Roman" w:cs="Times New Roman"/>
-                <w:sz w:val="28"/>
-                <w:szCs w:val="28"/>
-              </w:rPr>
-              <w:t>prefix (@</w:t>
-            </w:r>
-            <w:proofErr w:type="gramEnd"/>
-            <w:r>
-              <w:rPr>
-                <w:rFonts w:ascii="Times New Roman" w:hAnsi="Times New Roman" w:cs="Times New Roman"/>
-                <w:sz w:val="28"/>
-                <w:szCs w:val="28"/>
-              </w:rPr>
-              <w:t>) was omitted. Adding @primitiveUnion correctly passed the parent variable value instead of the literal text.</w:t>
-            </w:r>
-          </w:p>
-          <w:p>
-            <w:pPr>
-              <w:cnfStyle w:val="000000100000" w:firstRow="0" w:lastRow="0" w:firstColumn="0" w:lastColumn="0" w:oddVBand="0" w:evenVBand="0" w:oddHBand="1" w:evenHBand="0" w:firstRowFirstColumn="0" w:firstRowLastColumn="0" w:lastRowFirstColumn="0" w:lastRowLastColumn="0"/>
-              <w:rPr>
-                <w:rFonts w:ascii="Times New Roman" w:hAnsi="Times New Roman" w:cs="Times New Roman"/>
-                <w:sz w:val="28"/>
-                <w:szCs w:val="28"/>
-              </w:rPr>
-            </w:pPr>
+                <w:color w:val="000000"/>
+                <w:sz w:val="28"/>
+                <w:szCs w:val="28"/>
+              </w:rPr>
+              <w:t>1</w:t>
+            </w:r>
           </w:p>
         </w:tc>
       </w:tr>
@@ -1950,26 +1884,27 @@
         <w:tc>
           <w:tcPr>
             <w:cnfStyle w:val="001000000000" w:firstRow="0" w:lastRow="0" w:firstColumn="1" w:lastColumn="0" w:oddVBand="0" w:evenVBand="0" w:oddHBand="0" w:evenHBand="0" w:firstRowFirstColumn="0" w:firstRowLastColumn="0" w:lastRowFirstColumn="0" w:lastRowLastColumn="0"/>
-            <w:tcW w:w="757" w:type="dxa"/>
-            <w:tcBorders>
-              <w:top w:val="single" w:sz="4" w:space="0" w:color="BFBFBF" w:themeColor="background1" w:themeShade="BF"/>
-              <w:left w:val="single" w:sz="4" w:space="0" w:color="BFBFBF" w:themeColor="background1" w:themeShade="BF"/>
-              <w:bottom w:val="single" w:sz="4" w:space="0" w:color="BFBFBF" w:themeColor="background1" w:themeShade="BF"/>
-              <w:right w:val="single" w:sz="4" w:space="0" w:color="BFBFBF" w:themeColor="background1" w:themeShade="BF"/>
-            </w:tcBorders>
-            <w:vAlign w:val="center"/>
-          </w:tcPr>
-          <w:p>
-            <w:pPr>
-              <w:rPr>
-                <w:rFonts w:ascii="Times New Roman" w:hAnsi="Times New Roman" w:cs="Times New Roman"/>
-                <w:sz w:val="28"/>
-                <w:szCs w:val="28"/>
-              </w:rPr>
-            </w:pPr>
-            <w:r>
-              <w:rPr>
-                <w:rFonts w:ascii="Times New Roman" w:hAnsi="Times New Roman" w:cs="Times New Roman"/>
+            <w:tcW w:w="784" w:type="dxa"/>
+            <w:tcBorders>
+              <w:top w:val="single" w:sz="4" w:space="0" w:color="BFBFBF" w:themeColor="background1" w:themeShade="BF"/>
+              <w:left w:val="single" w:sz="4" w:space="0" w:color="BFBFBF" w:themeColor="background1" w:themeShade="BF"/>
+              <w:bottom w:val="single" w:sz="4" w:space="0" w:color="BFBFBF" w:themeColor="background1" w:themeShade="BF"/>
+              <w:right w:val="single" w:sz="4" w:space="0" w:color="BFBFBF" w:themeColor="background1" w:themeShade="BF"/>
+            </w:tcBorders>
+            <w:vAlign w:val="bottom"/>
+          </w:tcPr>
+          <w:p>
+            <w:pPr>
+              <w:rPr>
+                <w:rFonts w:ascii="Times New Roman" w:hAnsi="Times New Roman" w:cs="Times New Roman"/>
+                <w:sz w:val="28"/>
+                <w:szCs w:val="28"/>
+              </w:rPr>
+            </w:pPr>
+            <w:r>
+              <w:rPr>
+                <w:rFonts w:ascii="Times New Roman" w:hAnsi="Times New Roman" w:cs="Times New Roman"/>
+                <w:color w:val="000000"/>
                 <w:sz w:val="28"/>
                 <w:szCs w:val="28"/>
               </w:rPr>
@@ -1986,7 +1921,7 @@
               <w:bottom w:val="single" w:sz="4" w:space="0" w:color="BFBFBF" w:themeColor="background1" w:themeShade="BF"/>
               <w:right w:val="single" w:sz="4" w:space="0" w:color="BFBFBF" w:themeColor="background1" w:themeShade="BF"/>
             </w:tcBorders>
-            <w:vAlign w:val="center"/>
+            <w:vAlign w:val="bottom"/>
           </w:tcPr>
           <w:p>
             <w:pPr>
@@ -2001,10 +1936,11 @@
             <w:r>
               <w:rPr>
                 <w:rFonts w:ascii="Times New Roman" w:hAnsi="Times New Roman" w:cs="Times New Roman"/>
-                <w:sz w:val="28"/>
-                <w:szCs w:val="28"/>
-              </w:rPr>
-              <w:t>Server - Initial rendering</w:t>
+                <w:color w:val="000000"/>
+                <w:sz w:val="28"/>
+                <w:szCs w:val="28"/>
+              </w:rPr>
+              <w:t>Server — Initial rendering</w:t>
             </w:r>
           </w:p>
         </w:tc>
@@ -2017,7 +1953,7 @@
               <w:bottom w:val="single" w:sz="4" w:space="0" w:color="BFBFBF" w:themeColor="background1" w:themeShade="BF"/>
               <w:right w:val="single" w:sz="4" w:space="0" w:color="BFBFBF" w:themeColor="background1" w:themeShade="BF"/>
             </w:tcBorders>
-            <w:hideMark/>
+            <w:vAlign w:val="bottom"/>
           </w:tcPr>
           <w:p>
             <w:pPr>
@@ -2031,18 +1967,11 @@
             <w:r>
               <w:rPr>
                 <w:rFonts w:ascii="Times New Roman" w:hAnsi="Times New Roman" w:cs="Times New Roman"/>
-                <w:sz w:val="28"/>
-                <w:szCs w:val="28"/>
-              </w:rPr>
-              <w:t>Works Properly.</w:t>
-            </w:r>
-            <w:r>
-              <w:rPr>
-                <w:rFonts w:ascii="Times New Roman" w:hAnsi="Times New Roman" w:cs="Times New Roman"/>
-                <w:sz w:val="28"/>
-                <w:szCs w:val="28"/>
-              </w:rPr>
-              <w:br/>
+                <w:color w:val="000000"/>
+                <w:sz w:val="28"/>
+                <w:szCs w:val="28"/>
+              </w:rPr>
+              <w:t>Works</w:t>
             </w:r>
           </w:p>
         </w:tc>
@@ -2055,6 +1984,7 @@
               <w:bottom w:val="single" w:sz="4" w:space="0" w:color="BFBFBF" w:themeColor="background1" w:themeShade="BF"/>
               <w:right w:val="single" w:sz="4" w:space="0" w:color="BFBFBF" w:themeColor="background1" w:themeShade="BF"/>
             </w:tcBorders>
+            <w:vAlign w:val="bottom"/>
           </w:tcPr>
           <w:p>
             <w:pPr>
@@ -2065,6 +1995,15 @@
                 <w:szCs w:val="28"/>
               </w:rPr>
             </w:pPr>
+            <w:r>
+              <w:rPr>
+                <w:rFonts w:ascii="Times New Roman" w:hAnsi="Times New Roman" w:cs="Times New Roman"/>
+                <w:color w:val="000000"/>
+                <w:sz w:val="28"/>
+                <w:szCs w:val="28"/>
+              </w:rPr>
+              <w:t>2</w:t>
+            </w:r>
           </w:p>
         </w:tc>
       </w:tr>
@@ -2075,26 +2014,27 @@
         <w:tc>
           <w:tcPr>
             <w:cnfStyle w:val="001000000000" w:firstRow="0" w:lastRow="0" w:firstColumn="1" w:lastColumn="0" w:oddVBand="0" w:evenVBand="0" w:oddHBand="0" w:evenHBand="0" w:firstRowFirstColumn="0" w:firstRowLastColumn="0" w:lastRowFirstColumn="0" w:lastRowLastColumn="0"/>
-            <w:tcW w:w="757" w:type="dxa"/>
-            <w:tcBorders>
-              <w:top w:val="single" w:sz="4" w:space="0" w:color="BFBFBF" w:themeColor="background1" w:themeShade="BF"/>
-              <w:left w:val="single" w:sz="4" w:space="0" w:color="BFBFBF" w:themeColor="background1" w:themeShade="BF"/>
-              <w:bottom w:val="single" w:sz="4" w:space="0" w:color="BFBFBF" w:themeColor="background1" w:themeShade="BF"/>
-              <w:right w:val="single" w:sz="4" w:space="0" w:color="BFBFBF" w:themeColor="background1" w:themeShade="BF"/>
-            </w:tcBorders>
-            <w:vAlign w:val="center"/>
-          </w:tcPr>
-          <w:p>
-            <w:pPr>
-              <w:rPr>
-                <w:rFonts w:ascii="Times New Roman" w:hAnsi="Times New Roman" w:cs="Times New Roman"/>
-                <w:sz w:val="28"/>
-                <w:szCs w:val="28"/>
-              </w:rPr>
-            </w:pPr>
-            <w:r>
-              <w:rPr>
-                <w:rFonts w:ascii="Times New Roman" w:hAnsi="Times New Roman" w:cs="Times New Roman"/>
+            <w:tcW w:w="784" w:type="dxa"/>
+            <w:tcBorders>
+              <w:top w:val="single" w:sz="4" w:space="0" w:color="BFBFBF" w:themeColor="background1" w:themeShade="BF"/>
+              <w:left w:val="single" w:sz="4" w:space="0" w:color="BFBFBF" w:themeColor="background1" w:themeShade="BF"/>
+              <w:bottom w:val="single" w:sz="4" w:space="0" w:color="BFBFBF" w:themeColor="background1" w:themeShade="BF"/>
+              <w:right w:val="single" w:sz="4" w:space="0" w:color="BFBFBF" w:themeColor="background1" w:themeShade="BF"/>
+            </w:tcBorders>
+            <w:vAlign w:val="bottom"/>
+          </w:tcPr>
+          <w:p>
+            <w:pPr>
+              <w:rPr>
+                <w:rFonts w:ascii="Times New Roman" w:hAnsi="Times New Roman" w:cs="Times New Roman"/>
+                <w:sz w:val="28"/>
+                <w:szCs w:val="28"/>
+              </w:rPr>
+            </w:pPr>
+            <w:r>
+              <w:rPr>
+                <w:rFonts w:ascii="Times New Roman" w:hAnsi="Times New Roman" w:cs="Times New Roman"/>
+                <w:color w:val="000000"/>
                 <w:sz w:val="28"/>
                 <w:szCs w:val="28"/>
               </w:rPr>
@@ -2111,7 +2051,7 @@
               <w:bottom w:val="single" w:sz="4" w:space="0" w:color="BFBFBF" w:themeColor="background1" w:themeShade="BF"/>
               <w:right w:val="single" w:sz="4" w:space="0" w:color="BFBFBF" w:themeColor="background1" w:themeShade="BF"/>
             </w:tcBorders>
-            <w:vAlign w:val="center"/>
+            <w:vAlign w:val="bottom"/>
           </w:tcPr>
           <w:p>
             <w:pPr>
@@ -2126,10 +2066,11 @@
             <w:r>
               <w:rPr>
                 <w:rFonts w:ascii="Times New Roman" w:hAnsi="Times New Roman" w:cs="Times New Roman"/>
-                <w:sz w:val="28"/>
-                <w:szCs w:val="28"/>
-              </w:rPr>
-              <w:t>Server - After clicking Change Active Cases</w:t>
+                <w:color w:val="000000"/>
+                <w:sz w:val="28"/>
+                <w:szCs w:val="28"/>
+              </w:rPr>
+              <w:t>Server — After mutation</w:t>
             </w:r>
           </w:p>
         </w:tc>
@@ -2142,7 +2083,7 @@
               <w:bottom w:val="single" w:sz="4" w:space="0" w:color="BFBFBF" w:themeColor="background1" w:themeShade="BF"/>
               <w:right w:val="single" w:sz="4" w:space="0" w:color="BFBFBF" w:themeColor="background1" w:themeShade="BF"/>
             </w:tcBorders>
-            <w:hideMark/>
+            <w:vAlign w:val="bottom"/>
           </w:tcPr>
           <w:p>
             <w:pPr>
@@ -2156,10 +2097,11 @@
             <w:r>
               <w:rPr>
                 <w:rFonts w:ascii="Times New Roman" w:hAnsi="Times New Roman" w:cs="Times New Roman"/>
-                <w:sz w:val="28"/>
-                <w:szCs w:val="28"/>
-              </w:rPr>
-              <w:t>Works Properly.</w:t>
+                <w:color w:val="000000"/>
+                <w:sz w:val="28"/>
+                <w:szCs w:val="28"/>
+              </w:rPr>
+              <w:t>Works</w:t>
             </w:r>
           </w:p>
         </w:tc>
@@ -2172,6 +2114,7 @@
               <w:bottom w:val="single" w:sz="4" w:space="0" w:color="BFBFBF" w:themeColor="background1" w:themeShade="BF"/>
               <w:right w:val="single" w:sz="4" w:space="0" w:color="BFBFBF" w:themeColor="background1" w:themeShade="BF"/>
             </w:tcBorders>
+            <w:vAlign w:val="bottom"/>
           </w:tcPr>
           <w:p>
             <w:pPr>
@@ -2182,6 +2125,15 @@
                 <w:szCs w:val="28"/>
               </w:rPr>
             </w:pPr>
+            <w:r>
+              <w:rPr>
+                <w:rFonts w:ascii="Times New Roman" w:hAnsi="Times New Roman" w:cs="Times New Roman"/>
+                <w:color w:val="000000"/>
+                <w:sz w:val="28"/>
+                <w:szCs w:val="28"/>
+              </w:rPr>
+              <w:t>3</w:t>
+            </w:r>
           </w:p>
         </w:tc>
       </w:tr>
@@ -2189,26 +2141,27 @@
         <w:tc>
           <w:tcPr>
             <w:cnfStyle w:val="001000000000" w:firstRow="0" w:lastRow="0" w:firstColumn="1" w:lastColumn="0" w:oddVBand="0" w:evenVBand="0" w:oddHBand="0" w:evenHBand="0" w:firstRowFirstColumn="0" w:firstRowLastColumn="0" w:lastRowFirstColumn="0" w:lastRowLastColumn="0"/>
-            <w:tcW w:w="757" w:type="dxa"/>
-            <w:tcBorders>
-              <w:top w:val="single" w:sz="4" w:space="0" w:color="BFBFBF" w:themeColor="background1" w:themeShade="BF"/>
-              <w:left w:val="single" w:sz="4" w:space="0" w:color="BFBFBF" w:themeColor="background1" w:themeShade="BF"/>
-              <w:bottom w:val="single" w:sz="4" w:space="0" w:color="BFBFBF" w:themeColor="background1" w:themeShade="BF"/>
-              <w:right w:val="single" w:sz="4" w:space="0" w:color="BFBFBF" w:themeColor="background1" w:themeShade="BF"/>
-            </w:tcBorders>
-            <w:vAlign w:val="center"/>
-          </w:tcPr>
-          <w:p>
-            <w:pPr>
-              <w:rPr>
-                <w:rFonts w:ascii="Times New Roman" w:hAnsi="Times New Roman" w:cs="Times New Roman"/>
-                <w:sz w:val="28"/>
-                <w:szCs w:val="28"/>
-              </w:rPr>
-            </w:pPr>
-            <w:r>
-              <w:rPr>
-                <w:rFonts w:ascii="Times New Roman" w:hAnsi="Times New Roman" w:cs="Times New Roman"/>
+            <w:tcW w:w="784" w:type="dxa"/>
+            <w:tcBorders>
+              <w:top w:val="single" w:sz="4" w:space="0" w:color="BFBFBF" w:themeColor="background1" w:themeShade="BF"/>
+              <w:left w:val="single" w:sz="4" w:space="0" w:color="BFBFBF" w:themeColor="background1" w:themeShade="BF"/>
+              <w:bottom w:val="single" w:sz="4" w:space="0" w:color="BFBFBF" w:themeColor="background1" w:themeShade="BF"/>
+              <w:right w:val="single" w:sz="4" w:space="0" w:color="BFBFBF" w:themeColor="background1" w:themeShade="BF"/>
+            </w:tcBorders>
+            <w:vAlign w:val="bottom"/>
+          </w:tcPr>
+          <w:p>
+            <w:pPr>
+              <w:rPr>
+                <w:rFonts w:ascii="Times New Roman" w:hAnsi="Times New Roman" w:cs="Times New Roman"/>
+                <w:sz w:val="28"/>
+                <w:szCs w:val="28"/>
+              </w:rPr>
+            </w:pPr>
+            <w:r>
+              <w:rPr>
+                <w:rFonts w:ascii="Times New Roman" w:hAnsi="Times New Roman" w:cs="Times New Roman"/>
+                <w:color w:val="000000"/>
                 <w:sz w:val="28"/>
                 <w:szCs w:val="28"/>
               </w:rPr>
@@ -2225,7 +2178,7 @@
               <w:bottom w:val="single" w:sz="4" w:space="0" w:color="BFBFBF" w:themeColor="background1" w:themeShade="BF"/>
               <w:right w:val="single" w:sz="4" w:space="0" w:color="BFBFBF" w:themeColor="background1" w:themeShade="BF"/>
             </w:tcBorders>
-            <w:vAlign w:val="center"/>
+            <w:vAlign w:val="bottom"/>
           </w:tcPr>
           <w:p>
             <w:pPr>
@@ -2240,10 +2193,11 @@
             <w:r>
               <w:rPr>
                 <w:rFonts w:ascii="Times New Roman" w:hAnsi="Times New Roman" w:cs="Times New Roman"/>
-                <w:sz w:val="28"/>
-                <w:szCs w:val="28"/>
-              </w:rPr>
-              <w:t>Server - Static-to-interactive transition</w:t>
+                <w:color w:val="000000"/>
+                <w:sz w:val="28"/>
+                <w:szCs w:val="28"/>
+              </w:rPr>
+              <w:t>Server — Static-to-interactive transition</w:t>
             </w:r>
           </w:p>
         </w:tc>
@@ -2256,7 +2210,7 @@
               <w:bottom w:val="single" w:sz="4" w:space="0" w:color="BFBFBF" w:themeColor="background1" w:themeShade="BF"/>
               <w:right w:val="single" w:sz="4" w:space="0" w:color="BFBFBF" w:themeColor="background1" w:themeShade="BF"/>
             </w:tcBorders>
-            <w:hideMark/>
+            <w:vAlign w:val="bottom"/>
           </w:tcPr>
           <w:p>
             <w:pPr>
@@ -2270,10 +2224,11 @@
             <w:r>
               <w:rPr>
                 <w:rFonts w:ascii="Times New Roman" w:hAnsi="Times New Roman" w:cs="Times New Roman"/>
-                <w:sz w:val="28"/>
-                <w:szCs w:val="28"/>
-              </w:rPr>
-              <w:t>Works Properly.</w:t>
+                <w:color w:val="000000"/>
+                <w:sz w:val="28"/>
+                <w:szCs w:val="28"/>
+              </w:rPr>
+              <w:t>Works</w:t>
             </w:r>
           </w:p>
         </w:tc>
@@ -2286,6 +2241,7 @@
               <w:bottom w:val="single" w:sz="4" w:space="0" w:color="BFBFBF" w:themeColor="background1" w:themeShade="BF"/>
               <w:right w:val="single" w:sz="4" w:space="0" w:color="BFBFBF" w:themeColor="background1" w:themeShade="BF"/>
             </w:tcBorders>
+            <w:vAlign w:val="bottom"/>
           </w:tcPr>
           <w:p>
             <w:pPr>
@@ -2296,6 +2252,15 @@
                 <w:szCs w:val="28"/>
               </w:rPr>
             </w:pPr>
+            <w:r>
+              <w:rPr>
+                <w:rFonts w:ascii="Times New Roman" w:hAnsi="Times New Roman" w:cs="Times New Roman"/>
+                <w:color w:val="000000"/>
+                <w:sz w:val="28"/>
+                <w:szCs w:val="28"/>
+              </w:rPr>
+              <w:t>4</w:t>
+            </w:r>
           </w:p>
         </w:tc>
       </w:tr>
@@ -2306,29 +2271,31 @@
         <w:tc>
           <w:tcPr>
             <w:cnfStyle w:val="001000000000" w:firstRow="0" w:lastRow="0" w:firstColumn="1" w:lastColumn="0" w:oddVBand="0" w:evenVBand="0" w:oddHBand="0" w:evenHBand="0" w:firstRowFirstColumn="0" w:firstRowLastColumn="0" w:lastRowFirstColumn="0" w:lastRowLastColumn="0"/>
-            <w:tcW w:w="757" w:type="dxa"/>
-            <w:tcBorders>
-              <w:top w:val="single" w:sz="4" w:space="0" w:color="BFBFBF" w:themeColor="background1" w:themeShade="BF"/>
-              <w:left w:val="single" w:sz="4" w:space="0" w:color="BFBFBF" w:themeColor="background1" w:themeShade="BF"/>
-              <w:bottom w:val="single" w:sz="4" w:space="0" w:color="BFBFBF" w:themeColor="background1" w:themeShade="BF"/>
-              <w:right w:val="single" w:sz="4" w:space="0" w:color="BFBFBF" w:themeColor="background1" w:themeShade="BF"/>
-            </w:tcBorders>
-            <w:vAlign w:val="center"/>
-          </w:tcPr>
-          <w:p>
-            <w:pPr>
-              <w:rPr>
-                <w:rFonts w:ascii="Times New Roman" w:hAnsi="Times New Roman" w:cs="Times New Roman"/>
-                <w:sz w:val="28"/>
-                <w:szCs w:val="28"/>
-              </w:rPr>
-            </w:pPr>
-            <w:r>
-              <w:rPr>
-                <w:rFonts w:ascii="Times New Roman" w:hAnsi="Times New Roman" w:cs="Times New Roman"/>
-                <w:sz w:val="28"/>
-                <w:szCs w:val="28"/>
-              </w:rPr>
+            <w:tcW w:w="784" w:type="dxa"/>
+            <w:tcBorders>
+              <w:top w:val="single" w:sz="4" w:space="0" w:color="BFBFBF" w:themeColor="background1" w:themeShade="BF"/>
+              <w:left w:val="single" w:sz="4" w:space="0" w:color="BFBFBF" w:themeColor="background1" w:themeShade="BF"/>
+              <w:bottom w:val="single" w:sz="4" w:space="0" w:color="BFBFBF" w:themeColor="background1" w:themeShade="BF"/>
+              <w:right w:val="single" w:sz="4" w:space="0" w:color="BFBFBF" w:themeColor="background1" w:themeShade="BF"/>
+            </w:tcBorders>
+            <w:vAlign w:val="bottom"/>
+          </w:tcPr>
+          <w:p>
+            <w:pPr>
+              <w:rPr>
+                <w:rFonts w:ascii="Times New Roman" w:hAnsi="Times New Roman" w:cs="Times New Roman"/>
+                <w:sz w:val="28"/>
+                <w:szCs w:val="28"/>
+              </w:rPr>
+            </w:pPr>
+            <w:r>
+              <w:rPr>
+                <w:rFonts w:ascii="Times New Roman" w:hAnsi="Times New Roman" w:cs="Times New Roman"/>
+                <w:color w:val="000000"/>
+                <w:sz w:val="28"/>
+                <w:szCs w:val="28"/>
+              </w:rPr>
+              <w:lastRenderedPageBreak/>
               <w:t>5</w:t>
             </w:r>
           </w:p>
@@ -2342,7 +2309,7 @@
               <w:bottom w:val="single" w:sz="4" w:space="0" w:color="BFBFBF" w:themeColor="background1" w:themeShade="BF"/>
               <w:right w:val="single" w:sz="4" w:space="0" w:color="BFBFBF" w:themeColor="background1" w:themeShade="BF"/>
             </w:tcBorders>
-            <w:vAlign w:val="center"/>
+            <w:vAlign w:val="bottom"/>
           </w:tcPr>
           <w:p>
             <w:pPr>
@@ -2357,10 +2324,11 @@
             <w:r>
               <w:rPr>
                 <w:rFonts w:ascii="Times New Roman" w:hAnsi="Times New Roman" w:cs="Times New Roman"/>
-                <w:sz w:val="28"/>
-                <w:szCs w:val="28"/>
-              </w:rPr>
-              <w:t>WASM - Initial rendering</w:t>
+                <w:color w:val="000000"/>
+                <w:sz w:val="28"/>
+                <w:szCs w:val="28"/>
+              </w:rPr>
+              <w:t>WASM — Initial rendering</w:t>
             </w:r>
           </w:p>
         </w:tc>
@@ -2373,7 +2341,7 @@
               <w:bottom w:val="single" w:sz="4" w:space="0" w:color="BFBFBF" w:themeColor="background1" w:themeShade="BF"/>
               <w:right w:val="single" w:sz="4" w:space="0" w:color="BFBFBF" w:themeColor="background1" w:themeShade="BF"/>
             </w:tcBorders>
-            <w:hideMark/>
+            <w:vAlign w:val="bottom"/>
           </w:tcPr>
           <w:p>
             <w:pPr>
@@ -2387,10 +2355,11 @@
             <w:r>
               <w:rPr>
                 <w:rFonts w:ascii="Times New Roman" w:hAnsi="Times New Roman" w:cs="Times New Roman"/>
-                <w:sz w:val="28"/>
-                <w:szCs w:val="28"/>
-              </w:rPr>
-              <w:t>Works Properly.</w:t>
+                <w:color w:val="000000"/>
+                <w:sz w:val="28"/>
+                <w:szCs w:val="28"/>
+              </w:rPr>
+              <w:t>Works</w:t>
             </w:r>
           </w:p>
         </w:tc>
@@ -2403,6 +2372,7 @@
               <w:bottom w:val="single" w:sz="4" w:space="0" w:color="BFBFBF" w:themeColor="background1" w:themeShade="BF"/>
               <w:right w:val="single" w:sz="4" w:space="0" w:color="BFBFBF" w:themeColor="background1" w:themeShade="BF"/>
             </w:tcBorders>
+            <w:vAlign w:val="bottom"/>
           </w:tcPr>
           <w:p>
             <w:pPr>
@@ -2413,6 +2383,15 @@
                 <w:szCs w:val="28"/>
               </w:rPr>
             </w:pPr>
+            <w:r>
+              <w:rPr>
+                <w:rFonts w:ascii="Times New Roman" w:hAnsi="Times New Roman" w:cs="Times New Roman"/>
+                <w:color w:val="000000"/>
+                <w:sz w:val="28"/>
+                <w:szCs w:val="28"/>
+              </w:rPr>
+              <w:t>5</w:t>
+            </w:r>
           </w:p>
         </w:tc>
       </w:tr>
@@ -2423,30 +2402,30 @@
         <w:tc>
           <w:tcPr>
             <w:cnfStyle w:val="001000000000" w:firstRow="0" w:lastRow="0" w:firstColumn="1" w:lastColumn="0" w:oddVBand="0" w:evenVBand="0" w:oddHBand="0" w:evenHBand="0" w:firstRowFirstColumn="0" w:firstRowLastColumn="0" w:lastRowFirstColumn="0" w:lastRowLastColumn="0"/>
-            <w:tcW w:w="757" w:type="dxa"/>
-            <w:tcBorders>
-              <w:top w:val="single" w:sz="4" w:space="0" w:color="BFBFBF" w:themeColor="background1" w:themeShade="BF"/>
-              <w:left w:val="single" w:sz="4" w:space="0" w:color="BFBFBF" w:themeColor="background1" w:themeShade="BF"/>
-              <w:bottom w:val="single" w:sz="4" w:space="0" w:color="BFBFBF" w:themeColor="background1" w:themeShade="BF"/>
-              <w:right w:val="single" w:sz="4" w:space="0" w:color="BFBFBF" w:themeColor="background1" w:themeShade="BF"/>
-            </w:tcBorders>
-            <w:vAlign w:val="center"/>
-          </w:tcPr>
-          <w:p>
-            <w:pPr>
-              <w:rPr>
-                <w:rFonts w:ascii="Times New Roman" w:hAnsi="Times New Roman" w:cs="Times New Roman"/>
-                <w:sz w:val="28"/>
-                <w:szCs w:val="28"/>
-              </w:rPr>
-            </w:pPr>
-            <w:r>
-              <w:rPr>
-                <w:rFonts w:ascii="Times New Roman" w:hAnsi="Times New Roman" w:cs="Times New Roman"/>
-                <w:sz w:val="28"/>
-                <w:szCs w:val="28"/>
-              </w:rPr>
-              <w:lastRenderedPageBreak/>
+            <w:tcW w:w="784" w:type="dxa"/>
+            <w:tcBorders>
+              <w:top w:val="single" w:sz="4" w:space="0" w:color="BFBFBF" w:themeColor="background1" w:themeShade="BF"/>
+              <w:left w:val="single" w:sz="4" w:space="0" w:color="BFBFBF" w:themeColor="background1" w:themeShade="BF"/>
+              <w:bottom w:val="single" w:sz="4" w:space="0" w:color="BFBFBF" w:themeColor="background1" w:themeShade="BF"/>
+              <w:right w:val="single" w:sz="4" w:space="0" w:color="BFBFBF" w:themeColor="background1" w:themeShade="BF"/>
+            </w:tcBorders>
+            <w:vAlign w:val="bottom"/>
+          </w:tcPr>
+          <w:p>
+            <w:pPr>
+              <w:rPr>
+                <w:rFonts w:ascii="Times New Roman" w:hAnsi="Times New Roman" w:cs="Times New Roman"/>
+                <w:sz w:val="28"/>
+                <w:szCs w:val="28"/>
+              </w:rPr>
+            </w:pPr>
+            <w:r>
+              <w:rPr>
+                <w:rFonts w:ascii="Times New Roman" w:hAnsi="Times New Roman" w:cs="Times New Roman"/>
+                <w:color w:val="000000"/>
+                <w:sz w:val="28"/>
+                <w:szCs w:val="28"/>
+              </w:rPr>
               <w:t>6</w:t>
             </w:r>
           </w:p>
@@ -2460,7 +2439,7 @@
               <w:bottom w:val="single" w:sz="4" w:space="0" w:color="BFBFBF" w:themeColor="background1" w:themeShade="BF"/>
               <w:right w:val="single" w:sz="4" w:space="0" w:color="BFBFBF" w:themeColor="background1" w:themeShade="BF"/>
             </w:tcBorders>
-            <w:vAlign w:val="center"/>
+            <w:vAlign w:val="bottom"/>
           </w:tcPr>
           <w:p>
             <w:pPr>
@@ -2475,10 +2454,11 @@
             <w:r>
               <w:rPr>
                 <w:rFonts w:ascii="Times New Roman" w:hAnsi="Times New Roman" w:cs="Times New Roman"/>
-                <w:sz w:val="28"/>
-                <w:szCs w:val="28"/>
-              </w:rPr>
-              <w:t>WASM - After clicking Change Active Cases</w:t>
+                <w:color w:val="000000"/>
+                <w:sz w:val="28"/>
+                <w:szCs w:val="28"/>
+              </w:rPr>
+              <w:t>WASM — After mutation</w:t>
             </w:r>
           </w:p>
         </w:tc>
@@ -2491,7 +2471,7 @@
               <w:bottom w:val="single" w:sz="4" w:space="0" w:color="BFBFBF" w:themeColor="background1" w:themeShade="BF"/>
               <w:right w:val="single" w:sz="4" w:space="0" w:color="BFBFBF" w:themeColor="background1" w:themeShade="BF"/>
             </w:tcBorders>
-            <w:hideMark/>
+            <w:vAlign w:val="bottom"/>
           </w:tcPr>
           <w:p>
             <w:pPr>
@@ -2505,10 +2485,11 @@
             <w:r>
               <w:rPr>
                 <w:rFonts w:ascii="Times New Roman" w:hAnsi="Times New Roman" w:cs="Times New Roman"/>
-                <w:sz w:val="28"/>
-                <w:szCs w:val="28"/>
-              </w:rPr>
-              <w:t>Works Properly.</w:t>
+                <w:color w:val="000000"/>
+                <w:sz w:val="28"/>
+                <w:szCs w:val="28"/>
+              </w:rPr>
+              <w:t>Works</w:t>
             </w:r>
           </w:p>
         </w:tc>
@@ -2521,6 +2502,7 @@
               <w:bottom w:val="single" w:sz="4" w:space="0" w:color="BFBFBF" w:themeColor="background1" w:themeShade="BF"/>
               <w:right w:val="single" w:sz="4" w:space="0" w:color="BFBFBF" w:themeColor="background1" w:themeShade="BF"/>
             </w:tcBorders>
+            <w:vAlign w:val="bottom"/>
           </w:tcPr>
           <w:p>
             <w:pPr>
@@ -2531,6 +2513,15 @@
                 <w:szCs w:val="28"/>
               </w:rPr>
             </w:pPr>
+            <w:r>
+              <w:rPr>
+                <w:rFonts w:ascii="Times New Roman" w:hAnsi="Times New Roman" w:cs="Times New Roman"/>
+                <w:color w:val="000000"/>
+                <w:sz w:val="28"/>
+                <w:szCs w:val="28"/>
+              </w:rPr>
+              <w:t>6</w:t>
+            </w:r>
           </w:p>
         </w:tc>
       </w:tr>
@@ -2541,26 +2532,27 @@
         <w:tc>
           <w:tcPr>
             <w:cnfStyle w:val="001000000000" w:firstRow="0" w:lastRow="0" w:firstColumn="1" w:lastColumn="0" w:oddVBand="0" w:evenVBand="0" w:oddHBand="0" w:evenHBand="0" w:firstRowFirstColumn="0" w:firstRowLastColumn="0" w:lastRowFirstColumn="0" w:lastRowLastColumn="0"/>
-            <w:tcW w:w="757" w:type="dxa"/>
-            <w:tcBorders>
-              <w:top w:val="single" w:sz="4" w:space="0" w:color="BFBFBF" w:themeColor="background1" w:themeShade="BF"/>
-              <w:left w:val="single" w:sz="4" w:space="0" w:color="BFBFBF" w:themeColor="background1" w:themeShade="BF"/>
-              <w:bottom w:val="single" w:sz="4" w:space="0" w:color="BFBFBF" w:themeColor="background1" w:themeShade="BF"/>
-              <w:right w:val="single" w:sz="4" w:space="0" w:color="BFBFBF" w:themeColor="background1" w:themeShade="BF"/>
-            </w:tcBorders>
-            <w:vAlign w:val="center"/>
-          </w:tcPr>
-          <w:p>
-            <w:pPr>
-              <w:rPr>
-                <w:rFonts w:ascii="Times New Roman" w:hAnsi="Times New Roman" w:cs="Times New Roman"/>
-                <w:sz w:val="28"/>
-                <w:szCs w:val="28"/>
-              </w:rPr>
-            </w:pPr>
-            <w:r>
-              <w:rPr>
-                <w:rFonts w:ascii="Times New Roman" w:hAnsi="Times New Roman" w:cs="Times New Roman"/>
+            <w:tcW w:w="784" w:type="dxa"/>
+            <w:tcBorders>
+              <w:top w:val="single" w:sz="4" w:space="0" w:color="BFBFBF" w:themeColor="background1" w:themeShade="BF"/>
+              <w:left w:val="single" w:sz="4" w:space="0" w:color="BFBFBF" w:themeColor="background1" w:themeShade="BF"/>
+              <w:bottom w:val="single" w:sz="4" w:space="0" w:color="BFBFBF" w:themeColor="background1" w:themeShade="BF"/>
+              <w:right w:val="single" w:sz="4" w:space="0" w:color="BFBFBF" w:themeColor="background1" w:themeShade="BF"/>
+            </w:tcBorders>
+            <w:vAlign w:val="bottom"/>
+          </w:tcPr>
+          <w:p>
+            <w:pPr>
+              <w:rPr>
+                <w:rFonts w:ascii="Times New Roman" w:hAnsi="Times New Roman" w:cs="Times New Roman"/>
+                <w:sz w:val="28"/>
+                <w:szCs w:val="28"/>
+              </w:rPr>
+            </w:pPr>
+            <w:r>
+              <w:rPr>
+                <w:rFonts w:ascii="Times New Roman" w:hAnsi="Times New Roman" w:cs="Times New Roman"/>
+                <w:color w:val="000000"/>
                 <w:sz w:val="28"/>
                 <w:szCs w:val="28"/>
               </w:rPr>
@@ -2577,7 +2569,7 @@
               <w:bottom w:val="single" w:sz="4" w:space="0" w:color="BFBFBF" w:themeColor="background1" w:themeShade="BF"/>
               <w:right w:val="single" w:sz="4" w:space="0" w:color="BFBFBF" w:themeColor="background1" w:themeShade="BF"/>
             </w:tcBorders>
-            <w:vAlign w:val="center"/>
+            <w:vAlign w:val="bottom"/>
           </w:tcPr>
           <w:p>
             <w:pPr>
@@ -2592,10 +2584,11 @@
             <w:r>
               <w:rPr>
                 <w:rFonts w:ascii="Times New Roman" w:hAnsi="Times New Roman" w:cs="Times New Roman"/>
-                <w:sz w:val="28"/>
-                <w:szCs w:val="28"/>
-              </w:rPr>
-              <w:t>WASM - Static-to-interactive transition</w:t>
+                <w:color w:val="000000"/>
+                <w:sz w:val="28"/>
+                <w:szCs w:val="28"/>
+              </w:rPr>
+              <w:t>WASM — Static-to-interactive transition</w:t>
             </w:r>
           </w:p>
         </w:tc>
@@ -2608,7 +2601,7 @@
               <w:bottom w:val="single" w:sz="4" w:space="0" w:color="BFBFBF" w:themeColor="background1" w:themeShade="BF"/>
               <w:right w:val="single" w:sz="4" w:space="0" w:color="BFBFBF" w:themeColor="background1" w:themeShade="BF"/>
             </w:tcBorders>
-            <w:hideMark/>
+            <w:vAlign w:val="bottom"/>
           </w:tcPr>
           <w:p>
             <w:pPr>
@@ -2622,10 +2615,11 @@
             <w:r>
               <w:rPr>
                 <w:rFonts w:ascii="Times New Roman" w:hAnsi="Times New Roman" w:cs="Times New Roman"/>
-                <w:sz w:val="28"/>
-                <w:szCs w:val="28"/>
-              </w:rPr>
-              <w:t>Works Properly.</w:t>
+                <w:color w:val="000000"/>
+                <w:sz w:val="28"/>
+                <w:szCs w:val="28"/>
+              </w:rPr>
+              <w:t>Works</w:t>
             </w:r>
           </w:p>
         </w:tc>
@@ -2638,6 +2632,7 @@
               <w:bottom w:val="single" w:sz="4" w:space="0" w:color="BFBFBF" w:themeColor="background1" w:themeShade="BF"/>
               <w:right w:val="single" w:sz="4" w:space="0" w:color="BFBFBF" w:themeColor="background1" w:themeShade="BF"/>
             </w:tcBorders>
+            <w:vAlign w:val="bottom"/>
           </w:tcPr>
           <w:p>
             <w:pPr>
@@ -2648,6 +2643,15 @@
                 <w:szCs w:val="28"/>
               </w:rPr>
             </w:pPr>
+            <w:r>
+              <w:rPr>
+                <w:rFonts w:ascii="Times New Roman" w:hAnsi="Times New Roman" w:cs="Times New Roman"/>
+                <w:color w:val="000000"/>
+                <w:sz w:val="28"/>
+                <w:szCs w:val="28"/>
+              </w:rPr>
+              <w:t>7</w:t>
+            </w:r>
           </w:p>
         </w:tc>
       </w:tr>
@@ -2655,26 +2659,27 @@
         <w:tc>
           <w:tcPr>
             <w:cnfStyle w:val="001000000000" w:firstRow="0" w:lastRow="0" w:firstColumn="1" w:lastColumn="0" w:oddVBand="0" w:evenVBand="0" w:oddHBand="0" w:evenHBand="0" w:firstRowFirstColumn="0" w:firstRowLastColumn="0" w:lastRowFirstColumn="0" w:lastRowLastColumn="0"/>
-            <w:tcW w:w="757" w:type="dxa"/>
-            <w:tcBorders>
-              <w:top w:val="single" w:sz="4" w:space="0" w:color="BFBFBF" w:themeColor="background1" w:themeShade="BF"/>
-              <w:left w:val="single" w:sz="4" w:space="0" w:color="BFBFBF" w:themeColor="background1" w:themeShade="BF"/>
-              <w:bottom w:val="single" w:sz="4" w:space="0" w:color="BFBFBF" w:themeColor="background1" w:themeShade="BF"/>
-              <w:right w:val="single" w:sz="4" w:space="0" w:color="BFBFBF" w:themeColor="background1" w:themeShade="BF"/>
-            </w:tcBorders>
-            <w:vAlign w:val="center"/>
-          </w:tcPr>
-          <w:p>
-            <w:pPr>
-              <w:rPr>
-                <w:rFonts w:ascii="Times New Roman" w:hAnsi="Times New Roman" w:cs="Times New Roman"/>
-                <w:sz w:val="28"/>
-                <w:szCs w:val="28"/>
-              </w:rPr>
-            </w:pPr>
-            <w:r>
-              <w:rPr>
-                <w:rFonts w:ascii="Times New Roman" w:hAnsi="Times New Roman" w:cs="Times New Roman"/>
+            <w:tcW w:w="784" w:type="dxa"/>
+            <w:tcBorders>
+              <w:top w:val="single" w:sz="4" w:space="0" w:color="BFBFBF" w:themeColor="background1" w:themeShade="BF"/>
+              <w:left w:val="single" w:sz="4" w:space="0" w:color="BFBFBF" w:themeColor="background1" w:themeShade="BF"/>
+              <w:bottom w:val="single" w:sz="4" w:space="0" w:color="BFBFBF" w:themeColor="background1" w:themeShade="BF"/>
+              <w:right w:val="single" w:sz="4" w:space="0" w:color="BFBFBF" w:themeColor="background1" w:themeShade="BF"/>
+            </w:tcBorders>
+            <w:vAlign w:val="bottom"/>
+          </w:tcPr>
+          <w:p>
+            <w:pPr>
+              <w:rPr>
+                <w:rFonts w:ascii="Times New Roman" w:hAnsi="Times New Roman" w:cs="Times New Roman"/>
+                <w:sz w:val="28"/>
+                <w:szCs w:val="28"/>
+              </w:rPr>
+            </w:pPr>
+            <w:r>
+              <w:rPr>
+                <w:rFonts w:ascii="Times New Roman" w:hAnsi="Times New Roman" w:cs="Times New Roman"/>
+                <w:color w:val="000000"/>
                 <w:sz w:val="28"/>
                 <w:szCs w:val="28"/>
               </w:rPr>
@@ -2691,7 +2696,7 @@
               <w:bottom w:val="single" w:sz="4" w:space="0" w:color="BFBFBF" w:themeColor="background1" w:themeShade="BF"/>
               <w:right w:val="single" w:sz="4" w:space="0" w:color="BFBFBF" w:themeColor="background1" w:themeShade="BF"/>
             </w:tcBorders>
-            <w:vAlign w:val="center"/>
+            <w:vAlign w:val="bottom"/>
           </w:tcPr>
           <w:p>
             <w:pPr>
@@ -2706,10 +2711,11 @@
             <w:r>
               <w:rPr>
                 <w:rFonts w:ascii="Times New Roman" w:hAnsi="Times New Roman" w:cs="Times New Roman"/>
-                <w:sz w:val="28"/>
-                <w:szCs w:val="28"/>
-              </w:rPr>
-              <w:t>Interactive Auto - Cold - Initial rendering</w:t>
+                <w:color w:val="000000"/>
+                <w:sz w:val="28"/>
+                <w:szCs w:val="28"/>
+              </w:rPr>
+              <w:t>Auto Cold — Initial rendering</w:t>
             </w:r>
           </w:p>
         </w:tc>
@@ -2722,7 +2728,7 @@
               <w:bottom w:val="single" w:sz="4" w:space="0" w:color="BFBFBF" w:themeColor="background1" w:themeShade="BF"/>
               <w:right w:val="single" w:sz="4" w:space="0" w:color="BFBFBF" w:themeColor="background1" w:themeShade="BF"/>
             </w:tcBorders>
-            <w:hideMark/>
+            <w:vAlign w:val="bottom"/>
           </w:tcPr>
           <w:p>
             <w:pPr>
@@ -2736,10 +2742,11 @@
             <w:r>
               <w:rPr>
                 <w:rFonts w:ascii="Times New Roman" w:hAnsi="Times New Roman" w:cs="Times New Roman"/>
-                <w:sz w:val="28"/>
-                <w:szCs w:val="28"/>
-              </w:rPr>
-              <w:t>Works Properly.</w:t>
+                <w:color w:val="000000"/>
+                <w:sz w:val="28"/>
+                <w:szCs w:val="28"/>
+              </w:rPr>
+              <w:t>Works</w:t>
             </w:r>
           </w:p>
         </w:tc>
@@ -2752,6 +2759,7 @@
               <w:bottom w:val="single" w:sz="4" w:space="0" w:color="BFBFBF" w:themeColor="background1" w:themeShade="BF"/>
               <w:right w:val="single" w:sz="4" w:space="0" w:color="BFBFBF" w:themeColor="background1" w:themeShade="BF"/>
             </w:tcBorders>
+            <w:vAlign w:val="bottom"/>
           </w:tcPr>
           <w:p>
             <w:pPr>
@@ -2762,6 +2770,15 @@
                 <w:szCs w:val="28"/>
               </w:rPr>
             </w:pPr>
+            <w:r>
+              <w:rPr>
+                <w:rFonts w:ascii="Times New Roman" w:hAnsi="Times New Roman" w:cs="Times New Roman"/>
+                <w:color w:val="000000"/>
+                <w:sz w:val="28"/>
+                <w:szCs w:val="28"/>
+              </w:rPr>
+              <w:t>8</w:t>
+            </w:r>
           </w:p>
         </w:tc>
       </w:tr>
@@ -2772,26 +2789,27 @@
         <w:tc>
           <w:tcPr>
             <w:cnfStyle w:val="001000000000" w:firstRow="0" w:lastRow="0" w:firstColumn="1" w:lastColumn="0" w:oddVBand="0" w:evenVBand="0" w:oddHBand="0" w:evenHBand="0" w:firstRowFirstColumn="0" w:firstRowLastColumn="0" w:lastRowFirstColumn="0" w:lastRowLastColumn="0"/>
-            <w:tcW w:w="757" w:type="dxa"/>
-            <w:tcBorders>
-              <w:top w:val="single" w:sz="4" w:space="0" w:color="BFBFBF" w:themeColor="background1" w:themeShade="BF"/>
-              <w:left w:val="single" w:sz="4" w:space="0" w:color="BFBFBF" w:themeColor="background1" w:themeShade="BF"/>
-              <w:bottom w:val="single" w:sz="4" w:space="0" w:color="BFBFBF" w:themeColor="background1" w:themeShade="BF"/>
-              <w:right w:val="single" w:sz="4" w:space="0" w:color="BFBFBF" w:themeColor="background1" w:themeShade="BF"/>
-            </w:tcBorders>
-            <w:vAlign w:val="center"/>
-          </w:tcPr>
-          <w:p>
-            <w:pPr>
-              <w:rPr>
-                <w:rFonts w:ascii="Times New Roman" w:hAnsi="Times New Roman" w:cs="Times New Roman"/>
-                <w:sz w:val="28"/>
-                <w:szCs w:val="28"/>
-              </w:rPr>
-            </w:pPr>
-            <w:r>
-              <w:rPr>
-                <w:rFonts w:ascii="Times New Roman" w:hAnsi="Times New Roman" w:cs="Times New Roman"/>
+            <w:tcW w:w="784" w:type="dxa"/>
+            <w:tcBorders>
+              <w:top w:val="single" w:sz="4" w:space="0" w:color="BFBFBF" w:themeColor="background1" w:themeShade="BF"/>
+              <w:left w:val="single" w:sz="4" w:space="0" w:color="BFBFBF" w:themeColor="background1" w:themeShade="BF"/>
+              <w:bottom w:val="single" w:sz="4" w:space="0" w:color="BFBFBF" w:themeColor="background1" w:themeShade="BF"/>
+              <w:right w:val="single" w:sz="4" w:space="0" w:color="BFBFBF" w:themeColor="background1" w:themeShade="BF"/>
+            </w:tcBorders>
+            <w:vAlign w:val="bottom"/>
+          </w:tcPr>
+          <w:p>
+            <w:pPr>
+              <w:rPr>
+                <w:rFonts w:ascii="Times New Roman" w:hAnsi="Times New Roman" w:cs="Times New Roman"/>
+                <w:sz w:val="28"/>
+                <w:szCs w:val="28"/>
+              </w:rPr>
+            </w:pPr>
+            <w:r>
+              <w:rPr>
+                <w:rFonts w:ascii="Times New Roman" w:hAnsi="Times New Roman" w:cs="Times New Roman"/>
+                <w:color w:val="000000"/>
                 <w:sz w:val="28"/>
                 <w:szCs w:val="28"/>
               </w:rPr>
@@ -2808,7 +2826,7 @@
               <w:bottom w:val="single" w:sz="4" w:space="0" w:color="BFBFBF" w:themeColor="background1" w:themeShade="BF"/>
               <w:right w:val="single" w:sz="4" w:space="0" w:color="BFBFBF" w:themeColor="background1" w:themeShade="BF"/>
             </w:tcBorders>
-            <w:vAlign w:val="center"/>
+            <w:vAlign w:val="bottom"/>
           </w:tcPr>
           <w:p>
             <w:pPr>
@@ -2822,10 +2840,11 @@
             <w:r>
               <w:rPr>
                 <w:rFonts w:ascii="Times New Roman" w:hAnsi="Times New Roman" w:cs="Times New Roman"/>
-                <w:sz w:val="28"/>
-                <w:szCs w:val="28"/>
-              </w:rPr>
-              <w:t>Interactive Auto - Cold - After clicking Change Active Cases</w:t>
+                <w:color w:val="000000"/>
+                <w:sz w:val="28"/>
+                <w:szCs w:val="28"/>
+              </w:rPr>
+              <w:t>Auto Cold — After mutation</w:t>
             </w:r>
           </w:p>
         </w:tc>
@@ -2838,6 +2857,7 @@
               <w:bottom w:val="single" w:sz="4" w:space="0" w:color="BFBFBF" w:themeColor="background1" w:themeShade="BF"/>
               <w:right w:val="single" w:sz="4" w:space="0" w:color="BFBFBF" w:themeColor="background1" w:themeShade="BF"/>
             </w:tcBorders>
+            <w:vAlign w:val="bottom"/>
           </w:tcPr>
           <w:p>
             <w:pPr>
@@ -2851,10 +2871,11 @@
             <w:r>
               <w:rPr>
                 <w:rFonts w:ascii="Times New Roman" w:hAnsi="Times New Roman" w:cs="Times New Roman"/>
-                <w:sz w:val="28"/>
-                <w:szCs w:val="28"/>
-              </w:rPr>
-              <w:t>Works Properly.</w:t>
+                <w:color w:val="000000"/>
+                <w:sz w:val="28"/>
+                <w:szCs w:val="28"/>
+              </w:rPr>
+              <w:t>Works</w:t>
             </w:r>
           </w:p>
         </w:tc>
@@ -2867,6 +2888,7 @@
               <w:bottom w:val="single" w:sz="4" w:space="0" w:color="BFBFBF" w:themeColor="background1" w:themeShade="BF"/>
               <w:right w:val="single" w:sz="4" w:space="0" w:color="BFBFBF" w:themeColor="background1" w:themeShade="BF"/>
             </w:tcBorders>
+            <w:vAlign w:val="bottom"/>
           </w:tcPr>
           <w:p>
             <w:pPr>
@@ -2877,6 +2899,15 @@
                 <w:szCs w:val="28"/>
               </w:rPr>
             </w:pPr>
+            <w:r>
+              <w:rPr>
+                <w:rFonts w:ascii="Times New Roman" w:hAnsi="Times New Roman" w:cs="Times New Roman"/>
+                <w:color w:val="000000"/>
+                <w:sz w:val="28"/>
+                <w:szCs w:val="28"/>
+              </w:rPr>
+              <w:t>9</w:t>
+            </w:r>
           </w:p>
         </w:tc>
       </w:tr>
@@ -2884,26 +2915,27 @@
         <w:tc>
           <w:tcPr>
             <w:cnfStyle w:val="001000000000" w:firstRow="0" w:lastRow="0" w:firstColumn="1" w:lastColumn="0" w:oddVBand="0" w:evenVBand="0" w:oddHBand="0" w:evenHBand="0" w:firstRowFirstColumn="0" w:firstRowLastColumn="0" w:lastRowFirstColumn="0" w:lastRowLastColumn="0"/>
-            <w:tcW w:w="757" w:type="dxa"/>
-            <w:tcBorders>
-              <w:top w:val="single" w:sz="4" w:space="0" w:color="BFBFBF" w:themeColor="background1" w:themeShade="BF"/>
-              <w:left w:val="single" w:sz="4" w:space="0" w:color="BFBFBF" w:themeColor="background1" w:themeShade="BF"/>
-              <w:bottom w:val="single" w:sz="4" w:space="0" w:color="BFBFBF" w:themeColor="background1" w:themeShade="BF"/>
-              <w:right w:val="single" w:sz="4" w:space="0" w:color="BFBFBF" w:themeColor="background1" w:themeShade="BF"/>
-            </w:tcBorders>
-            <w:vAlign w:val="center"/>
-          </w:tcPr>
-          <w:p>
-            <w:pPr>
-              <w:rPr>
-                <w:rFonts w:ascii="Times New Roman" w:hAnsi="Times New Roman" w:cs="Times New Roman"/>
-                <w:sz w:val="28"/>
-                <w:szCs w:val="28"/>
-              </w:rPr>
-            </w:pPr>
-            <w:r>
-              <w:rPr>
-                <w:rFonts w:ascii="Times New Roman" w:hAnsi="Times New Roman" w:cs="Times New Roman"/>
+            <w:tcW w:w="784" w:type="dxa"/>
+            <w:tcBorders>
+              <w:top w:val="single" w:sz="4" w:space="0" w:color="BFBFBF" w:themeColor="background1" w:themeShade="BF"/>
+              <w:left w:val="single" w:sz="4" w:space="0" w:color="BFBFBF" w:themeColor="background1" w:themeShade="BF"/>
+              <w:bottom w:val="single" w:sz="4" w:space="0" w:color="BFBFBF" w:themeColor="background1" w:themeShade="BF"/>
+              <w:right w:val="single" w:sz="4" w:space="0" w:color="BFBFBF" w:themeColor="background1" w:themeShade="BF"/>
+            </w:tcBorders>
+            <w:vAlign w:val="bottom"/>
+          </w:tcPr>
+          <w:p>
+            <w:pPr>
+              <w:rPr>
+                <w:rFonts w:ascii="Times New Roman" w:hAnsi="Times New Roman" w:cs="Times New Roman"/>
+                <w:sz w:val="28"/>
+                <w:szCs w:val="28"/>
+              </w:rPr>
+            </w:pPr>
+            <w:r>
+              <w:rPr>
+                <w:rFonts w:ascii="Times New Roman" w:hAnsi="Times New Roman" w:cs="Times New Roman"/>
+                <w:color w:val="000000"/>
                 <w:sz w:val="28"/>
                 <w:szCs w:val="28"/>
               </w:rPr>
@@ -2920,7 +2952,7 @@
               <w:bottom w:val="single" w:sz="4" w:space="0" w:color="BFBFBF" w:themeColor="background1" w:themeShade="BF"/>
               <w:right w:val="single" w:sz="4" w:space="0" w:color="BFBFBF" w:themeColor="background1" w:themeShade="BF"/>
             </w:tcBorders>
-            <w:vAlign w:val="center"/>
+            <w:vAlign w:val="bottom"/>
           </w:tcPr>
           <w:p>
             <w:pPr>
@@ -2934,10 +2966,11 @@
             <w:r>
               <w:rPr>
                 <w:rFonts w:ascii="Times New Roman" w:hAnsi="Times New Roman" w:cs="Times New Roman"/>
-                <w:sz w:val="28"/>
-                <w:szCs w:val="28"/>
-              </w:rPr>
-              <w:t>Interactive Auto - Cold - Static-Interactivity transition</w:t>
+                <w:color w:val="000000"/>
+                <w:sz w:val="28"/>
+                <w:szCs w:val="28"/>
+              </w:rPr>
+              <w:t>Auto Cold — Static-to-interactive transition</w:t>
             </w:r>
           </w:p>
         </w:tc>
@@ -2950,6 +2983,7 @@
               <w:bottom w:val="single" w:sz="4" w:space="0" w:color="BFBFBF" w:themeColor="background1" w:themeShade="BF"/>
               <w:right w:val="single" w:sz="4" w:space="0" w:color="BFBFBF" w:themeColor="background1" w:themeShade="BF"/>
             </w:tcBorders>
+            <w:vAlign w:val="bottom"/>
           </w:tcPr>
           <w:p>
             <w:pPr>
@@ -2963,10 +2997,11 @@
             <w:r>
               <w:rPr>
                 <w:rFonts w:ascii="Times New Roman" w:hAnsi="Times New Roman" w:cs="Times New Roman"/>
-                <w:sz w:val="28"/>
-                <w:szCs w:val="28"/>
-              </w:rPr>
-              <w:t>Works Properly.</w:t>
+                <w:color w:val="000000"/>
+                <w:sz w:val="28"/>
+                <w:szCs w:val="28"/>
+              </w:rPr>
+              <w:t>Works</w:t>
             </w:r>
           </w:p>
         </w:tc>
@@ -2979,6 +3014,7 @@
               <w:bottom w:val="single" w:sz="4" w:space="0" w:color="BFBFBF" w:themeColor="background1" w:themeShade="BF"/>
               <w:right w:val="single" w:sz="4" w:space="0" w:color="BFBFBF" w:themeColor="background1" w:themeShade="BF"/>
             </w:tcBorders>
+            <w:vAlign w:val="bottom"/>
           </w:tcPr>
           <w:p>
             <w:pPr>
@@ -2989,6 +3025,15 @@
                 <w:szCs w:val="28"/>
               </w:rPr>
             </w:pPr>
+            <w:r>
+              <w:rPr>
+                <w:rFonts w:ascii="Times New Roman" w:hAnsi="Times New Roman" w:cs="Times New Roman"/>
+                <w:color w:val="000000"/>
+                <w:sz w:val="28"/>
+                <w:szCs w:val="28"/>
+              </w:rPr>
+              <w:t>10</w:t>
+            </w:r>
           </w:p>
         </w:tc>
       </w:tr>
@@ -2999,26 +3044,27 @@
         <w:tc>
           <w:tcPr>
             <w:cnfStyle w:val="001000000000" w:firstRow="0" w:lastRow="0" w:firstColumn="1" w:lastColumn="0" w:oddVBand="0" w:evenVBand="0" w:oddHBand="0" w:evenHBand="0" w:firstRowFirstColumn="0" w:firstRowLastColumn="0" w:lastRowFirstColumn="0" w:lastRowLastColumn="0"/>
-            <w:tcW w:w="757" w:type="dxa"/>
-            <w:tcBorders>
-              <w:top w:val="single" w:sz="4" w:space="0" w:color="BFBFBF" w:themeColor="background1" w:themeShade="BF"/>
-              <w:left w:val="single" w:sz="4" w:space="0" w:color="BFBFBF" w:themeColor="background1" w:themeShade="BF"/>
-              <w:bottom w:val="single" w:sz="4" w:space="0" w:color="BFBFBF" w:themeColor="background1" w:themeShade="BF"/>
-              <w:right w:val="single" w:sz="4" w:space="0" w:color="BFBFBF" w:themeColor="background1" w:themeShade="BF"/>
-            </w:tcBorders>
-            <w:vAlign w:val="center"/>
-          </w:tcPr>
-          <w:p>
-            <w:pPr>
-              <w:rPr>
-                <w:rFonts w:ascii="Times New Roman" w:hAnsi="Times New Roman" w:cs="Times New Roman"/>
-                <w:sz w:val="28"/>
-                <w:szCs w:val="28"/>
-              </w:rPr>
-            </w:pPr>
-            <w:r>
-              <w:rPr>
-                <w:rFonts w:ascii="Times New Roman" w:hAnsi="Times New Roman" w:cs="Times New Roman"/>
+            <w:tcW w:w="784" w:type="dxa"/>
+            <w:tcBorders>
+              <w:top w:val="single" w:sz="4" w:space="0" w:color="BFBFBF" w:themeColor="background1" w:themeShade="BF"/>
+              <w:left w:val="single" w:sz="4" w:space="0" w:color="BFBFBF" w:themeColor="background1" w:themeShade="BF"/>
+              <w:bottom w:val="single" w:sz="4" w:space="0" w:color="BFBFBF" w:themeColor="background1" w:themeShade="BF"/>
+              <w:right w:val="single" w:sz="4" w:space="0" w:color="BFBFBF" w:themeColor="background1" w:themeShade="BF"/>
+            </w:tcBorders>
+            <w:vAlign w:val="bottom"/>
+          </w:tcPr>
+          <w:p>
+            <w:pPr>
+              <w:rPr>
+                <w:rFonts w:ascii="Times New Roman" w:hAnsi="Times New Roman" w:cs="Times New Roman"/>
+                <w:sz w:val="28"/>
+                <w:szCs w:val="28"/>
+              </w:rPr>
+            </w:pPr>
+            <w:r>
+              <w:rPr>
+                <w:rFonts w:ascii="Times New Roman" w:hAnsi="Times New Roman" w:cs="Times New Roman"/>
+                <w:color w:val="000000"/>
                 <w:sz w:val="28"/>
                 <w:szCs w:val="28"/>
               </w:rPr>
@@ -3035,7 +3081,7 @@
               <w:bottom w:val="single" w:sz="4" w:space="0" w:color="BFBFBF" w:themeColor="background1" w:themeShade="BF"/>
               <w:right w:val="single" w:sz="4" w:space="0" w:color="BFBFBF" w:themeColor="background1" w:themeShade="BF"/>
             </w:tcBorders>
-            <w:vAlign w:val="center"/>
+            <w:vAlign w:val="bottom"/>
           </w:tcPr>
           <w:p>
             <w:pPr>
@@ -3049,10 +3095,11 @@
             <w:r>
               <w:rPr>
                 <w:rFonts w:ascii="Times New Roman" w:hAnsi="Times New Roman" w:cs="Times New Roman"/>
-                <w:sz w:val="28"/>
-                <w:szCs w:val="28"/>
-              </w:rPr>
-              <w:t>Interactive Auto - Warm - Initial rendering</w:t>
+                <w:color w:val="000000"/>
+                <w:sz w:val="28"/>
+                <w:szCs w:val="28"/>
+              </w:rPr>
+              <w:t>Auto Warm — Initial rendering</w:t>
             </w:r>
           </w:p>
         </w:tc>
@@ -3065,6 +3112,7 @@
               <w:bottom w:val="single" w:sz="4" w:space="0" w:color="BFBFBF" w:themeColor="background1" w:themeShade="BF"/>
               <w:right w:val="single" w:sz="4" w:space="0" w:color="BFBFBF" w:themeColor="background1" w:themeShade="BF"/>
             </w:tcBorders>
+            <w:vAlign w:val="bottom"/>
           </w:tcPr>
           <w:p>
             <w:pPr>
@@ -3078,10 +3126,11 @@
             <w:r>
               <w:rPr>
                 <w:rFonts w:ascii="Times New Roman" w:hAnsi="Times New Roman" w:cs="Times New Roman"/>
-                <w:sz w:val="28"/>
-                <w:szCs w:val="28"/>
-              </w:rPr>
-              <w:t>Works Properly.</w:t>
+                <w:color w:val="000000"/>
+                <w:sz w:val="28"/>
+                <w:szCs w:val="28"/>
+              </w:rPr>
+              <w:t>Works</w:t>
             </w:r>
           </w:p>
         </w:tc>
@@ -3094,6 +3143,7 @@
               <w:bottom w:val="single" w:sz="4" w:space="0" w:color="BFBFBF" w:themeColor="background1" w:themeShade="BF"/>
               <w:right w:val="single" w:sz="4" w:space="0" w:color="BFBFBF" w:themeColor="background1" w:themeShade="BF"/>
             </w:tcBorders>
+            <w:vAlign w:val="bottom"/>
           </w:tcPr>
           <w:p>
             <w:pPr>
@@ -3104,6 +3154,15 @@
                 <w:szCs w:val="28"/>
               </w:rPr>
             </w:pPr>
+            <w:r>
+              <w:rPr>
+                <w:rFonts w:ascii="Times New Roman" w:hAnsi="Times New Roman" w:cs="Times New Roman"/>
+                <w:color w:val="000000"/>
+                <w:sz w:val="28"/>
+                <w:szCs w:val="28"/>
+              </w:rPr>
+              <w:t>11</w:t>
+            </w:r>
           </w:p>
         </w:tc>
       </w:tr>
@@ -3111,26 +3170,27 @@
         <w:tc>
           <w:tcPr>
             <w:cnfStyle w:val="001000000000" w:firstRow="0" w:lastRow="0" w:firstColumn="1" w:lastColumn="0" w:oddVBand="0" w:evenVBand="0" w:oddHBand="0" w:evenHBand="0" w:firstRowFirstColumn="0" w:firstRowLastColumn="0" w:lastRowFirstColumn="0" w:lastRowLastColumn="0"/>
-            <w:tcW w:w="757" w:type="dxa"/>
-            <w:tcBorders>
-              <w:top w:val="single" w:sz="4" w:space="0" w:color="BFBFBF" w:themeColor="background1" w:themeShade="BF"/>
-              <w:left w:val="single" w:sz="4" w:space="0" w:color="BFBFBF" w:themeColor="background1" w:themeShade="BF"/>
-              <w:bottom w:val="single" w:sz="4" w:space="0" w:color="BFBFBF" w:themeColor="background1" w:themeShade="BF"/>
-              <w:right w:val="single" w:sz="4" w:space="0" w:color="BFBFBF" w:themeColor="background1" w:themeShade="BF"/>
-            </w:tcBorders>
-            <w:vAlign w:val="center"/>
-          </w:tcPr>
-          <w:p>
-            <w:pPr>
-              <w:rPr>
-                <w:rFonts w:ascii="Times New Roman" w:hAnsi="Times New Roman" w:cs="Times New Roman"/>
-                <w:sz w:val="28"/>
-                <w:szCs w:val="28"/>
-              </w:rPr>
-            </w:pPr>
-            <w:r>
-              <w:rPr>
-                <w:rFonts w:ascii="Times New Roman" w:hAnsi="Times New Roman" w:cs="Times New Roman"/>
+            <w:tcW w:w="784" w:type="dxa"/>
+            <w:tcBorders>
+              <w:top w:val="single" w:sz="4" w:space="0" w:color="BFBFBF" w:themeColor="background1" w:themeShade="BF"/>
+              <w:left w:val="single" w:sz="4" w:space="0" w:color="BFBFBF" w:themeColor="background1" w:themeShade="BF"/>
+              <w:bottom w:val="single" w:sz="4" w:space="0" w:color="BFBFBF" w:themeColor="background1" w:themeShade="BF"/>
+              <w:right w:val="single" w:sz="4" w:space="0" w:color="BFBFBF" w:themeColor="background1" w:themeShade="BF"/>
+            </w:tcBorders>
+            <w:vAlign w:val="bottom"/>
+          </w:tcPr>
+          <w:p>
+            <w:pPr>
+              <w:rPr>
+                <w:rFonts w:ascii="Times New Roman" w:hAnsi="Times New Roman" w:cs="Times New Roman"/>
+                <w:sz w:val="28"/>
+                <w:szCs w:val="28"/>
+              </w:rPr>
+            </w:pPr>
+            <w:r>
+              <w:rPr>
+                <w:rFonts w:ascii="Times New Roman" w:hAnsi="Times New Roman" w:cs="Times New Roman"/>
+                <w:color w:val="000000"/>
                 <w:sz w:val="28"/>
                 <w:szCs w:val="28"/>
               </w:rPr>
@@ -3147,7 +3207,7 @@
               <w:bottom w:val="single" w:sz="4" w:space="0" w:color="BFBFBF" w:themeColor="background1" w:themeShade="BF"/>
               <w:right w:val="single" w:sz="4" w:space="0" w:color="BFBFBF" w:themeColor="background1" w:themeShade="BF"/>
             </w:tcBorders>
-            <w:vAlign w:val="center"/>
+            <w:vAlign w:val="bottom"/>
           </w:tcPr>
           <w:p>
             <w:pPr>
@@ -3161,10 +3221,11 @@
             <w:r>
               <w:rPr>
                 <w:rFonts w:ascii="Times New Roman" w:hAnsi="Times New Roman" w:cs="Times New Roman"/>
-                <w:sz w:val="28"/>
-                <w:szCs w:val="28"/>
-              </w:rPr>
-              <w:t>Interactive Auto - Warm - After clicking Change Active Cases</w:t>
+                <w:color w:val="000000"/>
+                <w:sz w:val="28"/>
+                <w:szCs w:val="28"/>
+              </w:rPr>
+              <w:t>Auto Warm — After mutation</w:t>
             </w:r>
           </w:p>
         </w:tc>
@@ -3177,6 +3238,7 @@
               <w:bottom w:val="single" w:sz="4" w:space="0" w:color="BFBFBF" w:themeColor="background1" w:themeShade="BF"/>
               <w:right w:val="single" w:sz="4" w:space="0" w:color="BFBFBF" w:themeColor="background1" w:themeShade="BF"/>
             </w:tcBorders>
+            <w:vAlign w:val="bottom"/>
           </w:tcPr>
           <w:p>
             <w:pPr>
@@ -3190,10 +3252,11 @@
             <w:r>
               <w:rPr>
                 <w:rFonts w:ascii="Times New Roman" w:hAnsi="Times New Roman" w:cs="Times New Roman"/>
-                <w:sz w:val="28"/>
-                <w:szCs w:val="28"/>
-              </w:rPr>
-              <w:t>Works Properly.</w:t>
+                <w:color w:val="000000"/>
+                <w:sz w:val="28"/>
+                <w:szCs w:val="28"/>
+              </w:rPr>
+              <w:t>Works</w:t>
             </w:r>
           </w:p>
         </w:tc>
@@ -3206,6 +3269,7 @@
               <w:bottom w:val="single" w:sz="4" w:space="0" w:color="BFBFBF" w:themeColor="background1" w:themeShade="BF"/>
               <w:right w:val="single" w:sz="4" w:space="0" w:color="BFBFBF" w:themeColor="background1" w:themeShade="BF"/>
             </w:tcBorders>
+            <w:vAlign w:val="bottom"/>
           </w:tcPr>
           <w:p>
             <w:pPr>
@@ -3216,6 +3280,15 @@
                 <w:szCs w:val="28"/>
               </w:rPr>
             </w:pPr>
+            <w:r>
+              <w:rPr>
+                <w:rFonts w:ascii="Times New Roman" w:hAnsi="Times New Roman" w:cs="Times New Roman"/>
+                <w:color w:val="000000"/>
+                <w:sz w:val="28"/>
+                <w:szCs w:val="28"/>
+              </w:rPr>
+              <w:t>12</w:t>
+            </w:r>
           </w:p>
         </w:tc>
       </w:tr>
@@ -3226,26 +3299,27 @@
         <w:tc>
           <w:tcPr>
             <w:cnfStyle w:val="001000000000" w:firstRow="0" w:lastRow="0" w:firstColumn="1" w:lastColumn="0" w:oddVBand="0" w:evenVBand="0" w:oddHBand="0" w:evenHBand="0" w:firstRowFirstColumn="0" w:firstRowLastColumn="0" w:lastRowFirstColumn="0" w:lastRowLastColumn="0"/>
-            <w:tcW w:w="757" w:type="dxa"/>
-            <w:tcBorders>
-              <w:top w:val="single" w:sz="4" w:space="0" w:color="BFBFBF" w:themeColor="background1" w:themeShade="BF"/>
-              <w:left w:val="single" w:sz="4" w:space="0" w:color="BFBFBF" w:themeColor="background1" w:themeShade="BF"/>
-              <w:bottom w:val="single" w:sz="4" w:space="0" w:color="BFBFBF" w:themeColor="background1" w:themeShade="BF"/>
-              <w:right w:val="single" w:sz="4" w:space="0" w:color="BFBFBF" w:themeColor="background1" w:themeShade="BF"/>
-            </w:tcBorders>
-            <w:vAlign w:val="center"/>
-          </w:tcPr>
-          <w:p>
-            <w:pPr>
-              <w:rPr>
-                <w:rFonts w:ascii="Times New Roman" w:hAnsi="Times New Roman" w:cs="Times New Roman"/>
-                <w:sz w:val="28"/>
-                <w:szCs w:val="28"/>
-              </w:rPr>
-            </w:pPr>
-            <w:r>
-              <w:rPr>
-                <w:rFonts w:ascii="Times New Roman" w:hAnsi="Times New Roman" w:cs="Times New Roman"/>
+            <w:tcW w:w="784" w:type="dxa"/>
+            <w:tcBorders>
+              <w:top w:val="single" w:sz="4" w:space="0" w:color="BFBFBF" w:themeColor="background1" w:themeShade="BF"/>
+              <w:left w:val="single" w:sz="4" w:space="0" w:color="BFBFBF" w:themeColor="background1" w:themeShade="BF"/>
+              <w:bottom w:val="single" w:sz="4" w:space="0" w:color="BFBFBF" w:themeColor="background1" w:themeShade="BF"/>
+              <w:right w:val="single" w:sz="4" w:space="0" w:color="BFBFBF" w:themeColor="background1" w:themeShade="BF"/>
+            </w:tcBorders>
+            <w:vAlign w:val="bottom"/>
+          </w:tcPr>
+          <w:p>
+            <w:pPr>
+              <w:rPr>
+                <w:rFonts w:ascii="Times New Roman" w:hAnsi="Times New Roman" w:cs="Times New Roman"/>
+                <w:sz w:val="28"/>
+                <w:szCs w:val="28"/>
+              </w:rPr>
+            </w:pPr>
+            <w:r>
+              <w:rPr>
+                <w:rFonts w:ascii="Times New Roman" w:hAnsi="Times New Roman" w:cs="Times New Roman"/>
+                <w:color w:val="000000"/>
                 <w:sz w:val="28"/>
                 <w:szCs w:val="28"/>
               </w:rPr>
@@ -3262,7 +3336,7 @@
               <w:bottom w:val="single" w:sz="4" w:space="0" w:color="BFBFBF" w:themeColor="background1" w:themeShade="BF"/>
               <w:right w:val="single" w:sz="4" w:space="0" w:color="BFBFBF" w:themeColor="background1" w:themeShade="BF"/>
             </w:tcBorders>
-            <w:vAlign w:val="center"/>
+            <w:vAlign w:val="bottom"/>
           </w:tcPr>
           <w:p>
             <w:pPr>
@@ -3276,10 +3350,11 @@
             <w:r>
               <w:rPr>
                 <w:rFonts w:ascii="Times New Roman" w:hAnsi="Times New Roman" w:cs="Times New Roman"/>
-                <w:sz w:val="28"/>
-                <w:szCs w:val="28"/>
-              </w:rPr>
-              <w:t>Interactive Auto - Warm - Static-Interactivity transition</w:t>
+                <w:color w:val="000000"/>
+                <w:sz w:val="28"/>
+                <w:szCs w:val="28"/>
+              </w:rPr>
+              <w:t>Auto Warm — Static-to-interactive transition</w:t>
             </w:r>
           </w:p>
         </w:tc>
@@ -3292,6 +3367,7 @@
               <w:bottom w:val="single" w:sz="4" w:space="0" w:color="BFBFBF" w:themeColor="background1" w:themeShade="BF"/>
               <w:right w:val="single" w:sz="4" w:space="0" w:color="BFBFBF" w:themeColor="background1" w:themeShade="BF"/>
             </w:tcBorders>
+            <w:vAlign w:val="bottom"/>
           </w:tcPr>
           <w:p>
             <w:pPr>
@@ -3305,10 +3381,11 @@
             <w:r>
               <w:rPr>
                 <w:rFonts w:ascii="Times New Roman" w:hAnsi="Times New Roman" w:cs="Times New Roman"/>
-                <w:sz w:val="28"/>
-                <w:szCs w:val="28"/>
-              </w:rPr>
-              <w:t>Works Properly.</w:t>
+                <w:color w:val="000000"/>
+                <w:sz w:val="28"/>
+                <w:szCs w:val="28"/>
+              </w:rPr>
+              <w:t>Works</w:t>
             </w:r>
           </w:p>
         </w:tc>
@@ -3321,6 +3398,7 @@
               <w:bottom w:val="single" w:sz="4" w:space="0" w:color="BFBFBF" w:themeColor="background1" w:themeShade="BF"/>
               <w:right w:val="single" w:sz="4" w:space="0" w:color="BFBFBF" w:themeColor="background1" w:themeShade="BF"/>
             </w:tcBorders>
+            <w:vAlign w:val="bottom"/>
           </w:tcPr>
           <w:p>
             <w:pPr>
@@ -3331,6 +3409,15 @@
                 <w:szCs w:val="28"/>
               </w:rPr>
             </w:pPr>
+            <w:r>
+              <w:rPr>
+                <w:rFonts w:ascii="Times New Roman" w:hAnsi="Times New Roman" w:cs="Times New Roman"/>
+                <w:color w:val="000000"/>
+                <w:sz w:val="28"/>
+                <w:szCs w:val="28"/>
+              </w:rPr>
+              <w:t>13</w:t>
+            </w:r>
           </w:p>
         </w:tc>
       </w:tr>
@@ -3338,26 +3425,27 @@
         <w:tc>
           <w:tcPr>
             <w:cnfStyle w:val="001000000000" w:firstRow="0" w:lastRow="0" w:firstColumn="1" w:lastColumn="0" w:oddVBand="0" w:evenVBand="0" w:oddHBand="0" w:evenHBand="0" w:firstRowFirstColumn="0" w:firstRowLastColumn="0" w:lastRowFirstColumn="0" w:lastRowLastColumn="0"/>
-            <w:tcW w:w="757" w:type="dxa"/>
-            <w:tcBorders>
-              <w:top w:val="single" w:sz="4" w:space="0" w:color="BFBFBF" w:themeColor="background1" w:themeShade="BF"/>
-              <w:left w:val="single" w:sz="4" w:space="0" w:color="BFBFBF" w:themeColor="background1" w:themeShade="BF"/>
-              <w:bottom w:val="single" w:sz="4" w:space="0" w:color="BFBFBF" w:themeColor="background1" w:themeShade="BF"/>
-              <w:right w:val="single" w:sz="4" w:space="0" w:color="BFBFBF" w:themeColor="background1" w:themeShade="BF"/>
-            </w:tcBorders>
-            <w:vAlign w:val="center"/>
-          </w:tcPr>
-          <w:p>
-            <w:pPr>
-              <w:rPr>
-                <w:rFonts w:ascii="Times New Roman" w:hAnsi="Times New Roman" w:cs="Times New Roman"/>
-                <w:sz w:val="28"/>
-                <w:szCs w:val="28"/>
-              </w:rPr>
-            </w:pPr>
-            <w:r>
-              <w:rPr>
-                <w:rFonts w:ascii="Times New Roman" w:hAnsi="Times New Roman" w:cs="Times New Roman"/>
+            <w:tcW w:w="784" w:type="dxa"/>
+            <w:tcBorders>
+              <w:top w:val="single" w:sz="4" w:space="0" w:color="BFBFBF" w:themeColor="background1" w:themeShade="BF"/>
+              <w:left w:val="single" w:sz="4" w:space="0" w:color="BFBFBF" w:themeColor="background1" w:themeShade="BF"/>
+              <w:bottom w:val="single" w:sz="4" w:space="0" w:color="BFBFBF" w:themeColor="background1" w:themeShade="BF"/>
+              <w:right w:val="single" w:sz="4" w:space="0" w:color="BFBFBF" w:themeColor="background1" w:themeShade="BF"/>
+            </w:tcBorders>
+            <w:vAlign w:val="bottom"/>
+          </w:tcPr>
+          <w:p>
+            <w:pPr>
+              <w:rPr>
+                <w:rFonts w:ascii="Times New Roman" w:hAnsi="Times New Roman" w:cs="Times New Roman"/>
+                <w:sz w:val="28"/>
+                <w:szCs w:val="28"/>
+              </w:rPr>
+            </w:pPr>
+            <w:r>
+              <w:rPr>
+                <w:rFonts w:ascii="Times New Roman" w:hAnsi="Times New Roman" w:cs="Times New Roman"/>
+                <w:color w:val="000000"/>
                 <w:sz w:val="28"/>
                 <w:szCs w:val="28"/>
               </w:rPr>
@@ -3374,7 +3462,7 @@
               <w:bottom w:val="single" w:sz="4" w:space="0" w:color="BFBFBF" w:themeColor="background1" w:themeShade="BF"/>
               <w:right w:val="single" w:sz="4" w:space="0" w:color="BFBFBF" w:themeColor="background1" w:themeShade="BF"/>
             </w:tcBorders>
-            <w:vAlign w:val="center"/>
+            <w:vAlign w:val="bottom"/>
           </w:tcPr>
           <w:p>
             <w:pPr>
@@ -3388,10 +3476,11 @@
             <w:r>
               <w:rPr>
                 <w:rFonts w:ascii="Times New Roman" w:hAnsi="Times New Roman" w:cs="Times New Roman"/>
-                <w:sz w:val="28"/>
-                <w:szCs w:val="28"/>
-              </w:rPr>
-              <w:t>Static - Unsupported query-string binding</w:t>
+                <w:color w:val="000000"/>
+                <w:sz w:val="28"/>
+                <w:szCs w:val="28"/>
+              </w:rPr>
+              <w:t>Unsupported query-string binding</w:t>
             </w:r>
           </w:p>
         </w:tc>
@@ -3404,6 +3493,7 @@
               <w:bottom w:val="single" w:sz="4" w:space="0" w:color="BFBFBF" w:themeColor="background1" w:themeShade="BF"/>
               <w:right w:val="single" w:sz="4" w:space="0" w:color="BFBFBF" w:themeColor="background1" w:themeShade="BF"/>
             </w:tcBorders>
+            <w:vAlign w:val="bottom"/>
           </w:tcPr>
           <w:p>
             <w:pPr>
@@ -3417,29 +3507,12 @@
             <w:r>
               <w:rPr>
                 <w:rFonts w:ascii="Times New Roman" w:hAnsi="Times New Roman" w:cs="Times New Roman"/>
-                <w:sz w:val="28"/>
-                <w:szCs w:val="28"/>
-              </w:rPr>
-              <w:t>Works Properly.</w:t>
-            </w:r>
-            <w:r>
-              <w:rPr>
-                <w:rFonts w:ascii="Times New Roman" w:hAnsi="Times New Roman" w:cs="Times New Roman"/>
-                <w:sz w:val="28"/>
-                <w:szCs w:val="28"/>
-              </w:rPr>
-              <w:t xml:space="preserve"> With </w:t>
-            </w:r>
-            <w:proofErr w:type="spellStart"/>
-            <w:r>
-              <w:rPr>
-                <w:rFonts w:ascii="Times New Roman" w:hAnsi="Times New Roman" w:cs="Times New Roman"/>
-                <w:sz w:val="28"/>
-                <w:szCs w:val="28"/>
-              </w:rPr>
-              <w:t>obeservation</w:t>
-            </w:r>
-            <w:proofErr w:type="spellEnd"/>
+                <w:color w:val="000000"/>
+                <w:sz w:val="28"/>
+                <w:szCs w:val="28"/>
+              </w:rPr>
+              <w:t>Works, with observation</w:t>
+            </w:r>
           </w:p>
         </w:tc>
         <w:tc>
@@ -3451,6 +3524,7 @@
               <w:bottom w:val="single" w:sz="4" w:space="0" w:color="BFBFBF" w:themeColor="background1" w:themeShade="BF"/>
               <w:right w:val="single" w:sz="4" w:space="0" w:color="BFBFBF" w:themeColor="background1" w:themeShade="BF"/>
             </w:tcBorders>
+            <w:vAlign w:val="bottom"/>
           </w:tcPr>
           <w:p>
             <w:pPr>
@@ -3464,30 +3538,12 @@
             <w:r>
               <w:rPr>
                 <w:rFonts w:ascii="Times New Roman" w:hAnsi="Times New Roman" w:cs="Times New Roman"/>
-                <w:sz w:val="28"/>
-                <w:szCs w:val="28"/>
-              </w:rPr>
-              <w:t xml:space="preserve">When a union-typed variable was supplied through query-string binding, the framework threw an exception indicating that the value could not be parsed as the target union type. While the exception correctly identified the target type, the message did not explicitly state that union types are unsupported for query-string binding. A more explicit diagnostic </w:t>
-            </w:r>
-            <w:r>
-              <w:rPr>
-                <w:rFonts w:ascii="Times New Roman" w:hAnsi="Times New Roman" w:cs="Times New Roman"/>
-                <w:sz w:val="28"/>
-                <w:szCs w:val="28"/>
-              </w:rPr>
-              <w:lastRenderedPageBreak/>
-              <w:t>could improve discoverability of the limitation.</w:t>
-            </w:r>
-          </w:p>
-          <w:p>
-            <w:pPr>
-              <w:cnfStyle w:val="000000000000" w:firstRow="0" w:lastRow="0" w:firstColumn="0" w:lastColumn="0" w:oddVBand="0" w:evenVBand="0" w:oddHBand="0" w:evenHBand="0" w:firstRowFirstColumn="0" w:firstRowLastColumn="0" w:lastRowFirstColumn="0" w:lastRowLastColumn="0"/>
-              <w:rPr>
-                <w:rFonts w:ascii="Times New Roman" w:hAnsi="Times New Roman" w:cs="Times New Roman"/>
-                <w:sz w:val="28"/>
-                <w:szCs w:val="28"/>
-              </w:rPr>
-            </w:pPr>
+                <w:color w:val="000000"/>
+                <w:sz w:val="28"/>
+                <w:szCs w:val="28"/>
+              </w:rPr>
+              <w:t>14</w:t>
+            </w:r>
           </w:p>
         </w:tc>
       </w:tr>
@@ -3498,30 +3554,30 @@
         <w:tc>
           <w:tcPr>
             <w:cnfStyle w:val="001000000000" w:firstRow="0" w:lastRow="0" w:firstColumn="1" w:lastColumn="0" w:oddVBand="0" w:evenVBand="0" w:oddHBand="0" w:evenHBand="0" w:firstRowFirstColumn="0" w:firstRowLastColumn="0" w:lastRowFirstColumn="0" w:lastRowLastColumn="0"/>
-            <w:tcW w:w="757" w:type="dxa"/>
-            <w:tcBorders>
-              <w:top w:val="single" w:sz="4" w:space="0" w:color="BFBFBF" w:themeColor="background1" w:themeShade="BF"/>
-              <w:left w:val="single" w:sz="4" w:space="0" w:color="BFBFBF" w:themeColor="background1" w:themeShade="BF"/>
-              <w:bottom w:val="single" w:sz="4" w:space="0" w:color="BFBFBF" w:themeColor="background1" w:themeShade="BF"/>
-              <w:right w:val="single" w:sz="4" w:space="0" w:color="BFBFBF" w:themeColor="background1" w:themeShade="BF"/>
-            </w:tcBorders>
-            <w:vAlign w:val="center"/>
-          </w:tcPr>
-          <w:p>
-            <w:pPr>
-              <w:rPr>
-                <w:rFonts w:ascii="Times New Roman" w:hAnsi="Times New Roman" w:cs="Times New Roman"/>
-                <w:sz w:val="28"/>
-                <w:szCs w:val="28"/>
-              </w:rPr>
-            </w:pPr>
-            <w:r>
-              <w:rPr>
-                <w:rFonts w:ascii="Times New Roman" w:hAnsi="Times New Roman" w:cs="Times New Roman"/>
-                <w:sz w:val="28"/>
-                <w:szCs w:val="28"/>
-              </w:rPr>
-              <w:lastRenderedPageBreak/>
+            <w:tcW w:w="784" w:type="dxa"/>
+            <w:tcBorders>
+              <w:top w:val="single" w:sz="4" w:space="0" w:color="BFBFBF" w:themeColor="background1" w:themeShade="BF"/>
+              <w:left w:val="single" w:sz="4" w:space="0" w:color="BFBFBF" w:themeColor="background1" w:themeShade="BF"/>
+              <w:bottom w:val="single" w:sz="4" w:space="0" w:color="BFBFBF" w:themeColor="background1" w:themeShade="BF"/>
+              <w:right w:val="single" w:sz="4" w:space="0" w:color="BFBFBF" w:themeColor="background1" w:themeShade="BF"/>
+            </w:tcBorders>
+            <w:vAlign w:val="bottom"/>
+          </w:tcPr>
+          <w:p>
+            <w:pPr>
+              <w:rPr>
+                <w:rFonts w:ascii="Times New Roman" w:hAnsi="Times New Roman" w:cs="Times New Roman"/>
+                <w:sz w:val="28"/>
+                <w:szCs w:val="28"/>
+              </w:rPr>
+            </w:pPr>
+            <w:r>
+              <w:rPr>
+                <w:rFonts w:ascii="Times New Roman" w:hAnsi="Times New Roman" w:cs="Times New Roman"/>
+                <w:color w:val="000000"/>
+                <w:sz w:val="28"/>
+                <w:szCs w:val="28"/>
+              </w:rPr>
               <w:t>15</w:t>
             </w:r>
           </w:p>
@@ -3535,7 +3591,7 @@
               <w:bottom w:val="single" w:sz="4" w:space="0" w:color="BFBFBF" w:themeColor="background1" w:themeShade="BF"/>
               <w:right w:val="single" w:sz="4" w:space="0" w:color="BFBFBF" w:themeColor="background1" w:themeShade="BF"/>
             </w:tcBorders>
-            <w:vAlign w:val="center"/>
+            <w:vAlign w:val="bottom"/>
           </w:tcPr>
           <w:p>
             <w:pPr>
@@ -3549,10 +3605,11 @@
             <w:r>
               <w:rPr>
                 <w:rFonts w:ascii="Times New Roman" w:hAnsi="Times New Roman" w:cs="Times New Roman"/>
-                <w:sz w:val="28"/>
-                <w:szCs w:val="28"/>
-              </w:rPr>
-              <w:t>Server Published - Initial rendering</w:t>
+                <w:color w:val="000000"/>
+                <w:sz w:val="28"/>
+                <w:szCs w:val="28"/>
+              </w:rPr>
+              <w:t>Server Published — Initial rendering</w:t>
             </w:r>
           </w:p>
         </w:tc>
@@ -3565,6 +3622,7 @@
               <w:bottom w:val="single" w:sz="4" w:space="0" w:color="BFBFBF" w:themeColor="background1" w:themeShade="BF"/>
               <w:right w:val="single" w:sz="4" w:space="0" w:color="BFBFBF" w:themeColor="background1" w:themeShade="BF"/>
             </w:tcBorders>
+            <w:vAlign w:val="bottom"/>
           </w:tcPr>
           <w:p>
             <w:pPr>
@@ -3578,10 +3636,11 @@
             <w:r>
               <w:rPr>
                 <w:rFonts w:ascii="Times New Roman" w:hAnsi="Times New Roman" w:cs="Times New Roman"/>
-                <w:sz w:val="28"/>
-                <w:szCs w:val="28"/>
-              </w:rPr>
-              <w:t>Works Properly.</w:t>
+                <w:color w:val="000000"/>
+                <w:sz w:val="28"/>
+                <w:szCs w:val="28"/>
+              </w:rPr>
+              <w:t>Works</w:t>
             </w:r>
           </w:p>
         </w:tc>
@@ -3594,6 +3653,7 @@
               <w:bottom w:val="single" w:sz="4" w:space="0" w:color="BFBFBF" w:themeColor="background1" w:themeShade="BF"/>
               <w:right w:val="single" w:sz="4" w:space="0" w:color="BFBFBF" w:themeColor="background1" w:themeShade="BF"/>
             </w:tcBorders>
+            <w:vAlign w:val="bottom"/>
           </w:tcPr>
           <w:p>
             <w:pPr>
@@ -3604,6 +3664,15 @@
                 <w:szCs w:val="28"/>
               </w:rPr>
             </w:pPr>
+            <w:r>
+              <w:rPr>
+                <w:rFonts w:ascii="Times New Roman" w:hAnsi="Times New Roman" w:cs="Times New Roman"/>
+                <w:color w:val="000000"/>
+                <w:sz w:val="28"/>
+                <w:szCs w:val="28"/>
+              </w:rPr>
+              <w:t>15</w:t>
+            </w:r>
           </w:p>
         </w:tc>
       </w:tr>
@@ -3611,26 +3680,27 @@
         <w:tc>
           <w:tcPr>
             <w:cnfStyle w:val="001000000000" w:firstRow="0" w:lastRow="0" w:firstColumn="1" w:lastColumn="0" w:oddVBand="0" w:evenVBand="0" w:oddHBand="0" w:evenHBand="0" w:firstRowFirstColumn="0" w:firstRowLastColumn="0" w:lastRowFirstColumn="0" w:lastRowLastColumn="0"/>
-            <w:tcW w:w="757" w:type="dxa"/>
-            <w:tcBorders>
-              <w:top w:val="single" w:sz="4" w:space="0" w:color="BFBFBF" w:themeColor="background1" w:themeShade="BF"/>
-              <w:left w:val="single" w:sz="4" w:space="0" w:color="BFBFBF" w:themeColor="background1" w:themeShade="BF"/>
-              <w:bottom w:val="single" w:sz="4" w:space="0" w:color="BFBFBF" w:themeColor="background1" w:themeShade="BF"/>
-              <w:right w:val="single" w:sz="4" w:space="0" w:color="BFBFBF" w:themeColor="background1" w:themeShade="BF"/>
-            </w:tcBorders>
-            <w:vAlign w:val="center"/>
-          </w:tcPr>
-          <w:p>
-            <w:pPr>
-              <w:rPr>
-                <w:rFonts w:ascii="Times New Roman" w:hAnsi="Times New Roman" w:cs="Times New Roman"/>
-                <w:sz w:val="28"/>
-                <w:szCs w:val="28"/>
-              </w:rPr>
-            </w:pPr>
-            <w:r>
-              <w:rPr>
-                <w:rFonts w:ascii="Times New Roman" w:hAnsi="Times New Roman" w:cs="Times New Roman"/>
+            <w:tcW w:w="784" w:type="dxa"/>
+            <w:tcBorders>
+              <w:top w:val="single" w:sz="4" w:space="0" w:color="BFBFBF" w:themeColor="background1" w:themeShade="BF"/>
+              <w:left w:val="single" w:sz="4" w:space="0" w:color="BFBFBF" w:themeColor="background1" w:themeShade="BF"/>
+              <w:bottom w:val="single" w:sz="4" w:space="0" w:color="BFBFBF" w:themeColor="background1" w:themeShade="BF"/>
+              <w:right w:val="single" w:sz="4" w:space="0" w:color="BFBFBF" w:themeColor="background1" w:themeShade="BF"/>
+            </w:tcBorders>
+            <w:vAlign w:val="bottom"/>
+          </w:tcPr>
+          <w:p>
+            <w:pPr>
+              <w:rPr>
+                <w:rFonts w:ascii="Times New Roman" w:hAnsi="Times New Roman" w:cs="Times New Roman"/>
+                <w:sz w:val="28"/>
+                <w:szCs w:val="28"/>
+              </w:rPr>
+            </w:pPr>
+            <w:r>
+              <w:rPr>
+                <w:rFonts w:ascii="Times New Roman" w:hAnsi="Times New Roman" w:cs="Times New Roman"/>
+                <w:color w:val="000000"/>
                 <w:sz w:val="28"/>
                 <w:szCs w:val="28"/>
               </w:rPr>
@@ -3647,7 +3717,7 @@
               <w:bottom w:val="single" w:sz="4" w:space="0" w:color="BFBFBF" w:themeColor="background1" w:themeShade="BF"/>
               <w:right w:val="single" w:sz="4" w:space="0" w:color="BFBFBF" w:themeColor="background1" w:themeShade="BF"/>
             </w:tcBorders>
-            <w:vAlign w:val="center"/>
+            <w:vAlign w:val="bottom"/>
           </w:tcPr>
           <w:p>
             <w:pPr>
@@ -3661,10 +3731,11 @@
             <w:r>
               <w:rPr>
                 <w:rFonts w:ascii="Times New Roman" w:hAnsi="Times New Roman" w:cs="Times New Roman"/>
-                <w:sz w:val="28"/>
-                <w:szCs w:val="28"/>
-              </w:rPr>
-              <w:t>Server Published - After clicking Change Active Cases</w:t>
+                <w:color w:val="000000"/>
+                <w:sz w:val="28"/>
+                <w:szCs w:val="28"/>
+              </w:rPr>
+              <w:t>Server Published — After mutation</w:t>
             </w:r>
           </w:p>
         </w:tc>
@@ -3677,6 +3748,7 @@
               <w:bottom w:val="single" w:sz="4" w:space="0" w:color="BFBFBF" w:themeColor="background1" w:themeShade="BF"/>
               <w:right w:val="single" w:sz="4" w:space="0" w:color="BFBFBF" w:themeColor="background1" w:themeShade="BF"/>
             </w:tcBorders>
+            <w:vAlign w:val="bottom"/>
           </w:tcPr>
           <w:p>
             <w:pPr>
@@ -3690,10 +3762,11 @@
             <w:r>
               <w:rPr>
                 <w:rFonts w:ascii="Times New Roman" w:hAnsi="Times New Roman" w:cs="Times New Roman"/>
-                <w:sz w:val="28"/>
-                <w:szCs w:val="28"/>
-              </w:rPr>
-              <w:t>Works Properly.</w:t>
+                <w:color w:val="000000"/>
+                <w:sz w:val="28"/>
+                <w:szCs w:val="28"/>
+              </w:rPr>
+              <w:t>Works</w:t>
             </w:r>
           </w:p>
         </w:tc>
@@ -3706,6 +3779,7 @@
               <w:bottom w:val="single" w:sz="4" w:space="0" w:color="BFBFBF" w:themeColor="background1" w:themeShade="BF"/>
               <w:right w:val="single" w:sz="4" w:space="0" w:color="BFBFBF" w:themeColor="background1" w:themeShade="BF"/>
             </w:tcBorders>
+            <w:vAlign w:val="bottom"/>
           </w:tcPr>
           <w:p>
             <w:pPr>
@@ -3716,6 +3790,15 @@
                 <w:szCs w:val="28"/>
               </w:rPr>
             </w:pPr>
+            <w:r>
+              <w:rPr>
+                <w:rFonts w:ascii="Times New Roman" w:hAnsi="Times New Roman" w:cs="Times New Roman"/>
+                <w:color w:val="000000"/>
+                <w:sz w:val="28"/>
+                <w:szCs w:val="28"/>
+              </w:rPr>
+              <w:t>16</w:t>
+            </w:r>
           </w:p>
         </w:tc>
       </w:tr>
@@ -3726,26 +3809,27 @@
         <w:tc>
           <w:tcPr>
             <w:cnfStyle w:val="001000000000" w:firstRow="0" w:lastRow="0" w:firstColumn="1" w:lastColumn="0" w:oddVBand="0" w:evenVBand="0" w:oddHBand="0" w:evenHBand="0" w:firstRowFirstColumn="0" w:firstRowLastColumn="0" w:lastRowFirstColumn="0" w:lastRowLastColumn="0"/>
-            <w:tcW w:w="757" w:type="dxa"/>
-            <w:tcBorders>
-              <w:top w:val="single" w:sz="4" w:space="0" w:color="BFBFBF" w:themeColor="background1" w:themeShade="BF"/>
-              <w:left w:val="single" w:sz="4" w:space="0" w:color="BFBFBF" w:themeColor="background1" w:themeShade="BF"/>
-              <w:bottom w:val="single" w:sz="4" w:space="0" w:color="BFBFBF" w:themeColor="background1" w:themeShade="BF"/>
-              <w:right w:val="single" w:sz="4" w:space="0" w:color="BFBFBF" w:themeColor="background1" w:themeShade="BF"/>
-            </w:tcBorders>
-            <w:vAlign w:val="center"/>
-          </w:tcPr>
-          <w:p>
-            <w:pPr>
-              <w:rPr>
-                <w:rFonts w:ascii="Times New Roman" w:hAnsi="Times New Roman" w:cs="Times New Roman"/>
-                <w:sz w:val="28"/>
-                <w:szCs w:val="28"/>
-              </w:rPr>
-            </w:pPr>
-            <w:r>
-              <w:rPr>
-                <w:rFonts w:ascii="Times New Roman" w:hAnsi="Times New Roman" w:cs="Times New Roman"/>
+            <w:tcW w:w="784" w:type="dxa"/>
+            <w:tcBorders>
+              <w:top w:val="single" w:sz="4" w:space="0" w:color="BFBFBF" w:themeColor="background1" w:themeShade="BF"/>
+              <w:left w:val="single" w:sz="4" w:space="0" w:color="BFBFBF" w:themeColor="background1" w:themeShade="BF"/>
+              <w:bottom w:val="single" w:sz="4" w:space="0" w:color="BFBFBF" w:themeColor="background1" w:themeShade="BF"/>
+              <w:right w:val="single" w:sz="4" w:space="0" w:color="BFBFBF" w:themeColor="background1" w:themeShade="BF"/>
+            </w:tcBorders>
+            <w:vAlign w:val="bottom"/>
+          </w:tcPr>
+          <w:p>
+            <w:pPr>
+              <w:rPr>
+                <w:rFonts w:ascii="Times New Roman" w:hAnsi="Times New Roman" w:cs="Times New Roman"/>
+                <w:sz w:val="28"/>
+                <w:szCs w:val="28"/>
+              </w:rPr>
+            </w:pPr>
+            <w:r>
+              <w:rPr>
+                <w:rFonts w:ascii="Times New Roman" w:hAnsi="Times New Roman" w:cs="Times New Roman"/>
+                <w:color w:val="000000"/>
                 <w:sz w:val="28"/>
                 <w:szCs w:val="28"/>
               </w:rPr>
@@ -3762,7 +3846,7 @@
               <w:bottom w:val="single" w:sz="4" w:space="0" w:color="BFBFBF" w:themeColor="background1" w:themeShade="BF"/>
               <w:right w:val="single" w:sz="4" w:space="0" w:color="BFBFBF" w:themeColor="background1" w:themeShade="BF"/>
             </w:tcBorders>
-            <w:vAlign w:val="center"/>
+            <w:vAlign w:val="bottom"/>
           </w:tcPr>
           <w:p>
             <w:pPr>
@@ -3776,10 +3860,11 @@
             <w:r>
               <w:rPr>
                 <w:rFonts w:ascii="Times New Roman" w:hAnsi="Times New Roman" w:cs="Times New Roman"/>
-                <w:sz w:val="28"/>
-                <w:szCs w:val="28"/>
-              </w:rPr>
-              <w:t>Server Published - Static-to-interactive transition</w:t>
+                <w:color w:val="000000"/>
+                <w:sz w:val="28"/>
+                <w:szCs w:val="28"/>
+              </w:rPr>
+              <w:t>Server Published — Transition</w:t>
             </w:r>
           </w:p>
         </w:tc>
@@ -3792,6 +3877,7 @@
               <w:bottom w:val="single" w:sz="4" w:space="0" w:color="BFBFBF" w:themeColor="background1" w:themeShade="BF"/>
               <w:right w:val="single" w:sz="4" w:space="0" w:color="BFBFBF" w:themeColor="background1" w:themeShade="BF"/>
             </w:tcBorders>
+            <w:vAlign w:val="bottom"/>
           </w:tcPr>
           <w:p>
             <w:pPr>
@@ -3805,10 +3891,11 @@
             <w:r>
               <w:rPr>
                 <w:rFonts w:ascii="Times New Roman" w:hAnsi="Times New Roman" w:cs="Times New Roman"/>
-                <w:sz w:val="28"/>
-                <w:szCs w:val="28"/>
-              </w:rPr>
-              <w:t>Works Properly.</w:t>
+                <w:color w:val="000000"/>
+                <w:sz w:val="28"/>
+                <w:szCs w:val="28"/>
+              </w:rPr>
+              <w:t>Works</w:t>
             </w:r>
           </w:p>
         </w:tc>
@@ -3821,6 +3908,7 @@
               <w:bottom w:val="single" w:sz="4" w:space="0" w:color="BFBFBF" w:themeColor="background1" w:themeShade="BF"/>
               <w:right w:val="single" w:sz="4" w:space="0" w:color="BFBFBF" w:themeColor="background1" w:themeShade="BF"/>
             </w:tcBorders>
+            <w:vAlign w:val="bottom"/>
           </w:tcPr>
           <w:p>
             <w:pPr>
@@ -3831,6 +3919,15 @@
                 <w:szCs w:val="28"/>
               </w:rPr>
             </w:pPr>
+            <w:r>
+              <w:rPr>
+                <w:rFonts w:ascii="Times New Roman" w:hAnsi="Times New Roman" w:cs="Times New Roman"/>
+                <w:color w:val="000000"/>
+                <w:sz w:val="28"/>
+                <w:szCs w:val="28"/>
+              </w:rPr>
+              <w:t>17</w:t>
+            </w:r>
           </w:p>
         </w:tc>
       </w:tr>
@@ -3838,26 +3935,27 @@
         <w:tc>
           <w:tcPr>
             <w:cnfStyle w:val="001000000000" w:firstRow="0" w:lastRow="0" w:firstColumn="1" w:lastColumn="0" w:oddVBand="0" w:evenVBand="0" w:oddHBand="0" w:evenHBand="0" w:firstRowFirstColumn="0" w:firstRowLastColumn="0" w:lastRowFirstColumn="0" w:lastRowLastColumn="0"/>
-            <w:tcW w:w="757" w:type="dxa"/>
-            <w:tcBorders>
-              <w:top w:val="single" w:sz="4" w:space="0" w:color="BFBFBF" w:themeColor="background1" w:themeShade="BF"/>
-              <w:left w:val="single" w:sz="4" w:space="0" w:color="BFBFBF" w:themeColor="background1" w:themeShade="BF"/>
-              <w:bottom w:val="single" w:sz="4" w:space="0" w:color="BFBFBF" w:themeColor="background1" w:themeShade="BF"/>
-              <w:right w:val="single" w:sz="4" w:space="0" w:color="BFBFBF" w:themeColor="background1" w:themeShade="BF"/>
-            </w:tcBorders>
-            <w:vAlign w:val="center"/>
-          </w:tcPr>
-          <w:p>
-            <w:pPr>
-              <w:rPr>
-                <w:rFonts w:ascii="Times New Roman" w:hAnsi="Times New Roman" w:cs="Times New Roman"/>
-                <w:sz w:val="28"/>
-                <w:szCs w:val="28"/>
-              </w:rPr>
-            </w:pPr>
-            <w:r>
-              <w:rPr>
-                <w:rFonts w:ascii="Times New Roman" w:hAnsi="Times New Roman" w:cs="Times New Roman"/>
+            <w:tcW w:w="784" w:type="dxa"/>
+            <w:tcBorders>
+              <w:top w:val="single" w:sz="4" w:space="0" w:color="BFBFBF" w:themeColor="background1" w:themeShade="BF"/>
+              <w:left w:val="single" w:sz="4" w:space="0" w:color="BFBFBF" w:themeColor="background1" w:themeShade="BF"/>
+              <w:bottom w:val="single" w:sz="4" w:space="0" w:color="BFBFBF" w:themeColor="background1" w:themeShade="BF"/>
+              <w:right w:val="single" w:sz="4" w:space="0" w:color="BFBFBF" w:themeColor="background1" w:themeShade="BF"/>
+            </w:tcBorders>
+            <w:vAlign w:val="bottom"/>
+          </w:tcPr>
+          <w:p>
+            <w:pPr>
+              <w:rPr>
+                <w:rFonts w:ascii="Times New Roman" w:hAnsi="Times New Roman" w:cs="Times New Roman"/>
+                <w:sz w:val="28"/>
+                <w:szCs w:val="28"/>
+              </w:rPr>
+            </w:pPr>
+            <w:r>
+              <w:rPr>
+                <w:rFonts w:ascii="Times New Roman" w:hAnsi="Times New Roman" w:cs="Times New Roman"/>
+                <w:color w:val="000000"/>
                 <w:sz w:val="28"/>
                 <w:szCs w:val="28"/>
               </w:rPr>
@@ -3874,7 +3972,7 @@
               <w:bottom w:val="single" w:sz="4" w:space="0" w:color="BFBFBF" w:themeColor="background1" w:themeShade="BF"/>
               <w:right w:val="single" w:sz="4" w:space="0" w:color="BFBFBF" w:themeColor="background1" w:themeShade="BF"/>
             </w:tcBorders>
-            <w:vAlign w:val="center"/>
+            <w:vAlign w:val="bottom"/>
           </w:tcPr>
           <w:p>
             <w:pPr>
@@ -3888,10 +3986,11 @@
             <w:r>
               <w:rPr>
                 <w:rFonts w:ascii="Times New Roman" w:hAnsi="Times New Roman" w:cs="Times New Roman"/>
-                <w:sz w:val="28"/>
-                <w:szCs w:val="28"/>
-              </w:rPr>
-              <w:t>WASM Published - Initial rendering</w:t>
+                <w:color w:val="000000"/>
+                <w:sz w:val="28"/>
+                <w:szCs w:val="28"/>
+              </w:rPr>
+              <w:t>WASM Published — Initial rendering</w:t>
             </w:r>
           </w:p>
         </w:tc>
@@ -3904,6 +4003,7 @@
               <w:bottom w:val="single" w:sz="4" w:space="0" w:color="BFBFBF" w:themeColor="background1" w:themeShade="BF"/>
               <w:right w:val="single" w:sz="4" w:space="0" w:color="BFBFBF" w:themeColor="background1" w:themeShade="BF"/>
             </w:tcBorders>
+            <w:vAlign w:val="bottom"/>
           </w:tcPr>
           <w:p>
             <w:pPr>
@@ -3917,10 +4017,11 @@
             <w:r>
               <w:rPr>
                 <w:rFonts w:ascii="Times New Roman" w:hAnsi="Times New Roman" w:cs="Times New Roman"/>
-                <w:sz w:val="28"/>
-                <w:szCs w:val="28"/>
-              </w:rPr>
-              <w:t>Works Properly.</w:t>
+                <w:color w:val="000000"/>
+                <w:sz w:val="28"/>
+                <w:szCs w:val="28"/>
+              </w:rPr>
+              <w:t>Works</w:t>
             </w:r>
           </w:p>
         </w:tc>
@@ -3933,6 +4034,7 @@
               <w:bottom w:val="single" w:sz="4" w:space="0" w:color="BFBFBF" w:themeColor="background1" w:themeShade="BF"/>
               <w:right w:val="single" w:sz="4" w:space="0" w:color="BFBFBF" w:themeColor="background1" w:themeShade="BF"/>
             </w:tcBorders>
+            <w:vAlign w:val="bottom"/>
           </w:tcPr>
           <w:p>
             <w:pPr>
@@ -3943,6 +4045,15 @@
                 <w:szCs w:val="28"/>
               </w:rPr>
             </w:pPr>
+            <w:r>
+              <w:rPr>
+                <w:rFonts w:ascii="Times New Roman" w:hAnsi="Times New Roman" w:cs="Times New Roman"/>
+                <w:color w:val="000000"/>
+                <w:sz w:val="28"/>
+                <w:szCs w:val="28"/>
+              </w:rPr>
+              <w:t>18</w:t>
+            </w:r>
           </w:p>
         </w:tc>
       </w:tr>
@@ -3953,26 +4064,27 @@
         <w:tc>
           <w:tcPr>
             <w:cnfStyle w:val="001000000000" w:firstRow="0" w:lastRow="0" w:firstColumn="1" w:lastColumn="0" w:oddVBand="0" w:evenVBand="0" w:oddHBand="0" w:evenHBand="0" w:firstRowFirstColumn="0" w:firstRowLastColumn="0" w:lastRowFirstColumn="0" w:lastRowLastColumn="0"/>
-            <w:tcW w:w="757" w:type="dxa"/>
-            <w:tcBorders>
-              <w:top w:val="single" w:sz="4" w:space="0" w:color="BFBFBF" w:themeColor="background1" w:themeShade="BF"/>
-              <w:left w:val="single" w:sz="4" w:space="0" w:color="BFBFBF" w:themeColor="background1" w:themeShade="BF"/>
-              <w:bottom w:val="single" w:sz="4" w:space="0" w:color="BFBFBF" w:themeColor="background1" w:themeShade="BF"/>
-              <w:right w:val="single" w:sz="4" w:space="0" w:color="BFBFBF" w:themeColor="background1" w:themeShade="BF"/>
-            </w:tcBorders>
-            <w:vAlign w:val="center"/>
-          </w:tcPr>
-          <w:p>
-            <w:pPr>
-              <w:rPr>
-                <w:rFonts w:ascii="Times New Roman" w:hAnsi="Times New Roman" w:cs="Times New Roman"/>
-                <w:sz w:val="28"/>
-                <w:szCs w:val="28"/>
-              </w:rPr>
-            </w:pPr>
-            <w:r>
-              <w:rPr>
-                <w:rFonts w:ascii="Times New Roman" w:hAnsi="Times New Roman" w:cs="Times New Roman"/>
+            <w:tcW w:w="784" w:type="dxa"/>
+            <w:tcBorders>
+              <w:top w:val="single" w:sz="4" w:space="0" w:color="BFBFBF" w:themeColor="background1" w:themeShade="BF"/>
+              <w:left w:val="single" w:sz="4" w:space="0" w:color="BFBFBF" w:themeColor="background1" w:themeShade="BF"/>
+              <w:bottom w:val="single" w:sz="4" w:space="0" w:color="BFBFBF" w:themeColor="background1" w:themeShade="BF"/>
+              <w:right w:val="single" w:sz="4" w:space="0" w:color="BFBFBF" w:themeColor="background1" w:themeShade="BF"/>
+            </w:tcBorders>
+            <w:vAlign w:val="bottom"/>
+          </w:tcPr>
+          <w:p>
+            <w:pPr>
+              <w:rPr>
+                <w:rFonts w:ascii="Times New Roman" w:hAnsi="Times New Roman" w:cs="Times New Roman"/>
+                <w:sz w:val="28"/>
+                <w:szCs w:val="28"/>
+              </w:rPr>
+            </w:pPr>
+            <w:r>
+              <w:rPr>
+                <w:rFonts w:ascii="Times New Roman" w:hAnsi="Times New Roman" w:cs="Times New Roman"/>
+                <w:color w:val="000000"/>
                 <w:sz w:val="28"/>
                 <w:szCs w:val="28"/>
               </w:rPr>
@@ -3989,7 +4101,7 @@
               <w:bottom w:val="single" w:sz="4" w:space="0" w:color="BFBFBF" w:themeColor="background1" w:themeShade="BF"/>
               <w:right w:val="single" w:sz="4" w:space="0" w:color="BFBFBF" w:themeColor="background1" w:themeShade="BF"/>
             </w:tcBorders>
-            <w:vAlign w:val="center"/>
+            <w:vAlign w:val="bottom"/>
           </w:tcPr>
           <w:p>
             <w:pPr>
@@ -4003,10 +4115,11 @@
             <w:r>
               <w:rPr>
                 <w:rFonts w:ascii="Times New Roman" w:hAnsi="Times New Roman" w:cs="Times New Roman"/>
-                <w:sz w:val="28"/>
-                <w:szCs w:val="28"/>
-              </w:rPr>
-              <w:t>WASM Published - After clicking Change Active Cases</w:t>
+                <w:color w:val="000000"/>
+                <w:sz w:val="28"/>
+                <w:szCs w:val="28"/>
+              </w:rPr>
+              <w:t>WASM Published — After mutation</w:t>
             </w:r>
           </w:p>
         </w:tc>
@@ -4019,6 +4132,7 @@
               <w:bottom w:val="single" w:sz="4" w:space="0" w:color="BFBFBF" w:themeColor="background1" w:themeShade="BF"/>
               <w:right w:val="single" w:sz="4" w:space="0" w:color="BFBFBF" w:themeColor="background1" w:themeShade="BF"/>
             </w:tcBorders>
+            <w:vAlign w:val="bottom"/>
           </w:tcPr>
           <w:p>
             <w:pPr>
@@ -4032,10 +4146,11 @@
             <w:r>
               <w:rPr>
                 <w:rFonts w:ascii="Times New Roman" w:hAnsi="Times New Roman" w:cs="Times New Roman"/>
-                <w:sz w:val="28"/>
-                <w:szCs w:val="28"/>
-              </w:rPr>
-              <w:t>Works Properly.</w:t>
+                <w:color w:val="000000"/>
+                <w:sz w:val="28"/>
+                <w:szCs w:val="28"/>
+              </w:rPr>
+              <w:t>Works</w:t>
             </w:r>
           </w:p>
         </w:tc>
@@ -4048,6 +4163,7 @@
               <w:bottom w:val="single" w:sz="4" w:space="0" w:color="BFBFBF" w:themeColor="background1" w:themeShade="BF"/>
               <w:right w:val="single" w:sz="4" w:space="0" w:color="BFBFBF" w:themeColor="background1" w:themeShade="BF"/>
             </w:tcBorders>
+            <w:vAlign w:val="bottom"/>
           </w:tcPr>
           <w:p>
             <w:pPr>
@@ -4058,6 +4174,15 @@
                 <w:szCs w:val="28"/>
               </w:rPr>
             </w:pPr>
+            <w:r>
+              <w:rPr>
+                <w:rFonts w:ascii="Times New Roman" w:hAnsi="Times New Roman" w:cs="Times New Roman"/>
+                <w:color w:val="000000"/>
+                <w:sz w:val="28"/>
+                <w:szCs w:val="28"/>
+              </w:rPr>
+              <w:t>19</w:t>
+            </w:r>
           </w:p>
         </w:tc>
       </w:tr>
@@ -4065,26 +4190,27 @@
         <w:tc>
           <w:tcPr>
             <w:cnfStyle w:val="001000000000" w:firstRow="0" w:lastRow="0" w:firstColumn="1" w:lastColumn="0" w:oddVBand="0" w:evenVBand="0" w:oddHBand="0" w:evenHBand="0" w:firstRowFirstColumn="0" w:firstRowLastColumn="0" w:lastRowFirstColumn="0" w:lastRowLastColumn="0"/>
-            <w:tcW w:w="757" w:type="dxa"/>
-            <w:tcBorders>
-              <w:top w:val="single" w:sz="4" w:space="0" w:color="BFBFBF" w:themeColor="background1" w:themeShade="BF"/>
-              <w:left w:val="single" w:sz="4" w:space="0" w:color="BFBFBF" w:themeColor="background1" w:themeShade="BF"/>
-              <w:bottom w:val="single" w:sz="4" w:space="0" w:color="BFBFBF" w:themeColor="background1" w:themeShade="BF"/>
-              <w:right w:val="single" w:sz="4" w:space="0" w:color="BFBFBF" w:themeColor="background1" w:themeShade="BF"/>
-            </w:tcBorders>
-            <w:vAlign w:val="center"/>
-          </w:tcPr>
-          <w:p>
-            <w:pPr>
-              <w:rPr>
-                <w:rFonts w:ascii="Times New Roman" w:hAnsi="Times New Roman" w:cs="Times New Roman"/>
-                <w:sz w:val="28"/>
-                <w:szCs w:val="28"/>
-              </w:rPr>
-            </w:pPr>
-            <w:r>
-              <w:rPr>
-                <w:rFonts w:ascii="Times New Roman" w:hAnsi="Times New Roman" w:cs="Times New Roman"/>
+            <w:tcW w:w="784" w:type="dxa"/>
+            <w:tcBorders>
+              <w:top w:val="single" w:sz="4" w:space="0" w:color="BFBFBF" w:themeColor="background1" w:themeShade="BF"/>
+              <w:left w:val="single" w:sz="4" w:space="0" w:color="BFBFBF" w:themeColor="background1" w:themeShade="BF"/>
+              <w:bottom w:val="single" w:sz="4" w:space="0" w:color="BFBFBF" w:themeColor="background1" w:themeShade="BF"/>
+              <w:right w:val="single" w:sz="4" w:space="0" w:color="BFBFBF" w:themeColor="background1" w:themeShade="BF"/>
+            </w:tcBorders>
+            <w:vAlign w:val="bottom"/>
+          </w:tcPr>
+          <w:p>
+            <w:pPr>
+              <w:rPr>
+                <w:rFonts w:ascii="Times New Roman" w:hAnsi="Times New Roman" w:cs="Times New Roman"/>
+                <w:sz w:val="28"/>
+                <w:szCs w:val="28"/>
+              </w:rPr>
+            </w:pPr>
+            <w:r>
+              <w:rPr>
+                <w:rFonts w:ascii="Times New Roman" w:hAnsi="Times New Roman" w:cs="Times New Roman"/>
+                <w:color w:val="000000"/>
                 <w:sz w:val="28"/>
                 <w:szCs w:val="28"/>
               </w:rPr>
@@ -4101,7 +4227,7 @@
               <w:bottom w:val="single" w:sz="4" w:space="0" w:color="BFBFBF" w:themeColor="background1" w:themeShade="BF"/>
               <w:right w:val="single" w:sz="4" w:space="0" w:color="BFBFBF" w:themeColor="background1" w:themeShade="BF"/>
             </w:tcBorders>
-            <w:vAlign w:val="center"/>
+            <w:vAlign w:val="bottom"/>
           </w:tcPr>
           <w:p>
             <w:pPr>
@@ -4115,10 +4241,11 @@
             <w:r>
               <w:rPr>
                 <w:rFonts w:ascii="Times New Roman" w:hAnsi="Times New Roman" w:cs="Times New Roman"/>
-                <w:sz w:val="28"/>
-                <w:szCs w:val="28"/>
-              </w:rPr>
-              <w:t>WASM Published - Static-to-interactive transition</w:t>
+                <w:color w:val="000000"/>
+                <w:sz w:val="28"/>
+                <w:szCs w:val="28"/>
+              </w:rPr>
+              <w:t>WASM Published — Transition</w:t>
             </w:r>
           </w:p>
         </w:tc>
@@ -4131,6 +4258,7 @@
               <w:bottom w:val="single" w:sz="4" w:space="0" w:color="BFBFBF" w:themeColor="background1" w:themeShade="BF"/>
               <w:right w:val="single" w:sz="4" w:space="0" w:color="BFBFBF" w:themeColor="background1" w:themeShade="BF"/>
             </w:tcBorders>
+            <w:vAlign w:val="bottom"/>
           </w:tcPr>
           <w:p>
             <w:pPr>
@@ -4144,10 +4272,11 @@
             <w:r>
               <w:rPr>
                 <w:rFonts w:ascii="Times New Roman" w:hAnsi="Times New Roman" w:cs="Times New Roman"/>
-                <w:sz w:val="28"/>
-                <w:szCs w:val="28"/>
-              </w:rPr>
-              <w:t>Works Properly.</w:t>
+                <w:color w:val="000000"/>
+                <w:sz w:val="28"/>
+                <w:szCs w:val="28"/>
+              </w:rPr>
+              <w:t>Works</w:t>
             </w:r>
           </w:p>
         </w:tc>
@@ -4160,6 +4289,7 @@
               <w:bottom w:val="single" w:sz="4" w:space="0" w:color="BFBFBF" w:themeColor="background1" w:themeShade="BF"/>
               <w:right w:val="single" w:sz="4" w:space="0" w:color="BFBFBF" w:themeColor="background1" w:themeShade="BF"/>
             </w:tcBorders>
+            <w:vAlign w:val="bottom"/>
           </w:tcPr>
           <w:p>
             <w:pPr>
@@ -4170,6 +4300,15 @@
                 <w:szCs w:val="28"/>
               </w:rPr>
             </w:pPr>
+            <w:r>
+              <w:rPr>
+                <w:rFonts w:ascii="Times New Roman" w:hAnsi="Times New Roman" w:cs="Times New Roman"/>
+                <w:color w:val="000000"/>
+                <w:sz w:val="28"/>
+                <w:szCs w:val="28"/>
+              </w:rPr>
+              <w:t>20</w:t>
+            </w:r>
           </w:p>
         </w:tc>
       </w:tr>
@@ -4180,26 +4319,27 @@
         <w:tc>
           <w:tcPr>
             <w:cnfStyle w:val="001000000000" w:firstRow="0" w:lastRow="0" w:firstColumn="1" w:lastColumn="0" w:oddVBand="0" w:evenVBand="0" w:oddHBand="0" w:evenHBand="0" w:firstRowFirstColumn="0" w:firstRowLastColumn="0" w:lastRowFirstColumn="0" w:lastRowLastColumn="0"/>
-            <w:tcW w:w="757" w:type="dxa"/>
-            <w:tcBorders>
-              <w:top w:val="single" w:sz="4" w:space="0" w:color="BFBFBF" w:themeColor="background1" w:themeShade="BF"/>
-              <w:left w:val="single" w:sz="4" w:space="0" w:color="BFBFBF" w:themeColor="background1" w:themeShade="BF"/>
-              <w:bottom w:val="single" w:sz="4" w:space="0" w:color="BFBFBF" w:themeColor="background1" w:themeShade="BF"/>
-              <w:right w:val="single" w:sz="4" w:space="0" w:color="BFBFBF" w:themeColor="background1" w:themeShade="BF"/>
-            </w:tcBorders>
-            <w:vAlign w:val="center"/>
-          </w:tcPr>
-          <w:p>
-            <w:pPr>
-              <w:rPr>
-                <w:rFonts w:ascii="Times New Roman" w:hAnsi="Times New Roman" w:cs="Times New Roman"/>
-                <w:sz w:val="28"/>
-                <w:szCs w:val="28"/>
-              </w:rPr>
-            </w:pPr>
-            <w:r>
-              <w:rPr>
-                <w:rFonts w:ascii="Times New Roman" w:hAnsi="Times New Roman" w:cs="Times New Roman"/>
+            <w:tcW w:w="784" w:type="dxa"/>
+            <w:tcBorders>
+              <w:top w:val="single" w:sz="4" w:space="0" w:color="BFBFBF" w:themeColor="background1" w:themeShade="BF"/>
+              <w:left w:val="single" w:sz="4" w:space="0" w:color="BFBFBF" w:themeColor="background1" w:themeShade="BF"/>
+              <w:bottom w:val="single" w:sz="4" w:space="0" w:color="BFBFBF" w:themeColor="background1" w:themeShade="BF"/>
+              <w:right w:val="single" w:sz="4" w:space="0" w:color="BFBFBF" w:themeColor="background1" w:themeShade="BF"/>
+            </w:tcBorders>
+            <w:vAlign w:val="bottom"/>
+          </w:tcPr>
+          <w:p>
+            <w:pPr>
+              <w:rPr>
+                <w:rFonts w:ascii="Times New Roman" w:hAnsi="Times New Roman" w:cs="Times New Roman"/>
+                <w:sz w:val="28"/>
+                <w:szCs w:val="28"/>
+              </w:rPr>
+            </w:pPr>
+            <w:r>
+              <w:rPr>
+                <w:rFonts w:ascii="Times New Roman" w:hAnsi="Times New Roman" w:cs="Times New Roman"/>
+                <w:color w:val="000000"/>
                 <w:sz w:val="28"/>
                 <w:szCs w:val="28"/>
               </w:rPr>
@@ -4216,7 +4356,7 @@
               <w:bottom w:val="single" w:sz="4" w:space="0" w:color="BFBFBF" w:themeColor="background1" w:themeShade="BF"/>
               <w:right w:val="single" w:sz="4" w:space="0" w:color="BFBFBF" w:themeColor="background1" w:themeShade="BF"/>
             </w:tcBorders>
-            <w:vAlign w:val="center"/>
+            <w:vAlign w:val="bottom"/>
           </w:tcPr>
           <w:p>
             <w:pPr>
@@ -4230,10 +4370,11 @@
             <w:r>
               <w:rPr>
                 <w:rFonts w:ascii="Times New Roman" w:hAnsi="Times New Roman" w:cs="Times New Roman"/>
-                <w:sz w:val="28"/>
-                <w:szCs w:val="28"/>
-              </w:rPr>
-              <w:t>Interactive Auto - Cold Published - Initial rendering</w:t>
+                <w:color w:val="000000"/>
+                <w:sz w:val="28"/>
+                <w:szCs w:val="28"/>
+              </w:rPr>
+              <w:t>Auto Cold Published — Initial rendering</w:t>
             </w:r>
           </w:p>
         </w:tc>
@@ -4246,6 +4387,7 @@
               <w:bottom w:val="single" w:sz="4" w:space="0" w:color="BFBFBF" w:themeColor="background1" w:themeShade="BF"/>
               <w:right w:val="single" w:sz="4" w:space="0" w:color="BFBFBF" w:themeColor="background1" w:themeShade="BF"/>
             </w:tcBorders>
+            <w:vAlign w:val="bottom"/>
           </w:tcPr>
           <w:p>
             <w:pPr>
@@ -4259,10 +4401,11 @@
             <w:r>
               <w:rPr>
                 <w:rFonts w:ascii="Times New Roman" w:hAnsi="Times New Roman" w:cs="Times New Roman"/>
-                <w:sz w:val="28"/>
-                <w:szCs w:val="28"/>
-              </w:rPr>
-              <w:t>Works Properly.</w:t>
+                <w:color w:val="000000"/>
+                <w:sz w:val="28"/>
+                <w:szCs w:val="28"/>
+              </w:rPr>
+              <w:t>Works</w:t>
             </w:r>
           </w:p>
         </w:tc>
@@ -4275,6 +4418,7 @@
               <w:bottom w:val="single" w:sz="4" w:space="0" w:color="BFBFBF" w:themeColor="background1" w:themeShade="BF"/>
               <w:right w:val="single" w:sz="4" w:space="0" w:color="BFBFBF" w:themeColor="background1" w:themeShade="BF"/>
             </w:tcBorders>
+            <w:vAlign w:val="bottom"/>
           </w:tcPr>
           <w:p>
             <w:pPr>
@@ -4285,6 +4429,15 @@
                 <w:szCs w:val="28"/>
               </w:rPr>
             </w:pPr>
+            <w:r>
+              <w:rPr>
+                <w:rFonts w:ascii="Times New Roman" w:hAnsi="Times New Roman" w:cs="Times New Roman"/>
+                <w:color w:val="000000"/>
+                <w:sz w:val="28"/>
+                <w:szCs w:val="28"/>
+              </w:rPr>
+              <w:t>21</w:t>
+            </w:r>
           </w:p>
         </w:tc>
       </w:tr>
@@ -4292,26 +4445,27 @@
         <w:tc>
           <w:tcPr>
             <w:cnfStyle w:val="001000000000" w:firstRow="0" w:lastRow="0" w:firstColumn="1" w:lastColumn="0" w:oddVBand="0" w:evenVBand="0" w:oddHBand="0" w:evenHBand="0" w:firstRowFirstColumn="0" w:firstRowLastColumn="0" w:lastRowFirstColumn="0" w:lastRowLastColumn="0"/>
-            <w:tcW w:w="757" w:type="dxa"/>
-            <w:tcBorders>
-              <w:top w:val="single" w:sz="4" w:space="0" w:color="BFBFBF" w:themeColor="background1" w:themeShade="BF"/>
-              <w:left w:val="single" w:sz="4" w:space="0" w:color="BFBFBF" w:themeColor="background1" w:themeShade="BF"/>
-              <w:bottom w:val="single" w:sz="4" w:space="0" w:color="BFBFBF" w:themeColor="background1" w:themeShade="BF"/>
-              <w:right w:val="single" w:sz="4" w:space="0" w:color="BFBFBF" w:themeColor="background1" w:themeShade="BF"/>
-            </w:tcBorders>
-            <w:vAlign w:val="center"/>
-          </w:tcPr>
-          <w:p>
-            <w:pPr>
-              <w:rPr>
-                <w:rFonts w:ascii="Times New Roman" w:hAnsi="Times New Roman" w:cs="Times New Roman"/>
-                <w:sz w:val="28"/>
-                <w:szCs w:val="28"/>
-              </w:rPr>
-            </w:pPr>
-            <w:r>
-              <w:rPr>
-                <w:rFonts w:ascii="Times New Roman" w:hAnsi="Times New Roman" w:cs="Times New Roman"/>
+            <w:tcW w:w="784" w:type="dxa"/>
+            <w:tcBorders>
+              <w:top w:val="single" w:sz="4" w:space="0" w:color="BFBFBF" w:themeColor="background1" w:themeShade="BF"/>
+              <w:left w:val="single" w:sz="4" w:space="0" w:color="BFBFBF" w:themeColor="background1" w:themeShade="BF"/>
+              <w:bottom w:val="single" w:sz="4" w:space="0" w:color="BFBFBF" w:themeColor="background1" w:themeShade="BF"/>
+              <w:right w:val="single" w:sz="4" w:space="0" w:color="BFBFBF" w:themeColor="background1" w:themeShade="BF"/>
+            </w:tcBorders>
+            <w:vAlign w:val="bottom"/>
+          </w:tcPr>
+          <w:p>
+            <w:pPr>
+              <w:rPr>
+                <w:rFonts w:ascii="Times New Roman" w:hAnsi="Times New Roman" w:cs="Times New Roman"/>
+                <w:sz w:val="28"/>
+                <w:szCs w:val="28"/>
+              </w:rPr>
+            </w:pPr>
+            <w:r>
+              <w:rPr>
+                <w:rFonts w:ascii="Times New Roman" w:hAnsi="Times New Roman" w:cs="Times New Roman"/>
+                <w:color w:val="000000"/>
                 <w:sz w:val="28"/>
                 <w:szCs w:val="28"/>
               </w:rPr>
@@ -4328,7 +4482,7 @@
               <w:bottom w:val="single" w:sz="4" w:space="0" w:color="BFBFBF" w:themeColor="background1" w:themeShade="BF"/>
               <w:right w:val="single" w:sz="4" w:space="0" w:color="BFBFBF" w:themeColor="background1" w:themeShade="BF"/>
             </w:tcBorders>
-            <w:vAlign w:val="center"/>
+            <w:vAlign w:val="bottom"/>
           </w:tcPr>
           <w:p>
             <w:pPr>
@@ -4342,10 +4496,11 @@
             <w:r>
               <w:rPr>
                 <w:rFonts w:ascii="Times New Roman" w:hAnsi="Times New Roman" w:cs="Times New Roman"/>
-                <w:sz w:val="28"/>
-                <w:szCs w:val="28"/>
-              </w:rPr>
-              <w:t>Interactive Auto - Cold Published - After clicking Change Active Cases</w:t>
+                <w:color w:val="000000"/>
+                <w:sz w:val="28"/>
+                <w:szCs w:val="28"/>
+              </w:rPr>
+              <w:t>Auto Cold Published — After mutation</w:t>
             </w:r>
           </w:p>
         </w:tc>
@@ -4358,6 +4513,7 @@
               <w:bottom w:val="single" w:sz="4" w:space="0" w:color="BFBFBF" w:themeColor="background1" w:themeShade="BF"/>
               <w:right w:val="single" w:sz="4" w:space="0" w:color="BFBFBF" w:themeColor="background1" w:themeShade="BF"/>
             </w:tcBorders>
+            <w:vAlign w:val="bottom"/>
           </w:tcPr>
           <w:p>
             <w:pPr>
@@ -4371,10 +4527,11 @@
             <w:r>
               <w:rPr>
                 <w:rFonts w:ascii="Times New Roman" w:hAnsi="Times New Roman" w:cs="Times New Roman"/>
-                <w:sz w:val="28"/>
-                <w:szCs w:val="28"/>
-              </w:rPr>
-              <w:t>Works Properly.</w:t>
+                <w:color w:val="000000"/>
+                <w:sz w:val="28"/>
+                <w:szCs w:val="28"/>
+              </w:rPr>
+              <w:t>Works</w:t>
             </w:r>
           </w:p>
         </w:tc>
@@ -4387,6 +4544,7 @@
               <w:bottom w:val="single" w:sz="4" w:space="0" w:color="BFBFBF" w:themeColor="background1" w:themeShade="BF"/>
               <w:right w:val="single" w:sz="4" w:space="0" w:color="BFBFBF" w:themeColor="background1" w:themeShade="BF"/>
             </w:tcBorders>
+            <w:vAlign w:val="bottom"/>
           </w:tcPr>
           <w:p>
             <w:pPr>
@@ -4397,6 +4555,15 @@
                 <w:szCs w:val="28"/>
               </w:rPr>
             </w:pPr>
+            <w:r>
+              <w:rPr>
+                <w:rFonts w:ascii="Times New Roman" w:hAnsi="Times New Roman" w:cs="Times New Roman"/>
+                <w:color w:val="000000"/>
+                <w:sz w:val="28"/>
+                <w:szCs w:val="28"/>
+              </w:rPr>
+              <w:t>22</w:t>
+            </w:r>
           </w:p>
         </w:tc>
       </w:tr>
@@ -4407,26 +4574,27 @@
         <w:tc>
           <w:tcPr>
             <w:cnfStyle w:val="001000000000" w:firstRow="0" w:lastRow="0" w:firstColumn="1" w:lastColumn="0" w:oddVBand="0" w:evenVBand="0" w:oddHBand="0" w:evenHBand="0" w:firstRowFirstColumn="0" w:firstRowLastColumn="0" w:lastRowFirstColumn="0" w:lastRowLastColumn="0"/>
-            <w:tcW w:w="757" w:type="dxa"/>
-            <w:tcBorders>
-              <w:top w:val="single" w:sz="4" w:space="0" w:color="BFBFBF" w:themeColor="background1" w:themeShade="BF"/>
-              <w:left w:val="single" w:sz="4" w:space="0" w:color="BFBFBF" w:themeColor="background1" w:themeShade="BF"/>
-              <w:bottom w:val="single" w:sz="4" w:space="0" w:color="BFBFBF" w:themeColor="background1" w:themeShade="BF"/>
-              <w:right w:val="single" w:sz="4" w:space="0" w:color="BFBFBF" w:themeColor="background1" w:themeShade="BF"/>
-            </w:tcBorders>
-            <w:vAlign w:val="center"/>
-          </w:tcPr>
-          <w:p>
-            <w:pPr>
-              <w:rPr>
-                <w:rFonts w:ascii="Times New Roman" w:hAnsi="Times New Roman" w:cs="Times New Roman"/>
-                <w:sz w:val="28"/>
-                <w:szCs w:val="28"/>
-              </w:rPr>
-            </w:pPr>
-            <w:r>
-              <w:rPr>
-                <w:rFonts w:ascii="Times New Roman" w:hAnsi="Times New Roman" w:cs="Times New Roman"/>
+            <w:tcW w:w="784" w:type="dxa"/>
+            <w:tcBorders>
+              <w:top w:val="single" w:sz="4" w:space="0" w:color="BFBFBF" w:themeColor="background1" w:themeShade="BF"/>
+              <w:left w:val="single" w:sz="4" w:space="0" w:color="BFBFBF" w:themeColor="background1" w:themeShade="BF"/>
+              <w:bottom w:val="single" w:sz="4" w:space="0" w:color="BFBFBF" w:themeColor="background1" w:themeShade="BF"/>
+              <w:right w:val="single" w:sz="4" w:space="0" w:color="BFBFBF" w:themeColor="background1" w:themeShade="BF"/>
+            </w:tcBorders>
+            <w:vAlign w:val="bottom"/>
+          </w:tcPr>
+          <w:p>
+            <w:pPr>
+              <w:rPr>
+                <w:rFonts w:ascii="Times New Roman" w:hAnsi="Times New Roman" w:cs="Times New Roman"/>
+                <w:sz w:val="28"/>
+                <w:szCs w:val="28"/>
+              </w:rPr>
+            </w:pPr>
+            <w:r>
+              <w:rPr>
+                <w:rFonts w:ascii="Times New Roman" w:hAnsi="Times New Roman" w:cs="Times New Roman"/>
+                <w:color w:val="000000"/>
                 <w:sz w:val="28"/>
                 <w:szCs w:val="28"/>
               </w:rPr>
@@ -4443,7 +4611,7 @@
               <w:bottom w:val="single" w:sz="4" w:space="0" w:color="BFBFBF" w:themeColor="background1" w:themeShade="BF"/>
               <w:right w:val="single" w:sz="4" w:space="0" w:color="BFBFBF" w:themeColor="background1" w:themeShade="BF"/>
             </w:tcBorders>
-            <w:vAlign w:val="center"/>
+            <w:vAlign w:val="bottom"/>
           </w:tcPr>
           <w:p>
             <w:pPr>
@@ -4457,10 +4625,11 @@
             <w:r>
               <w:rPr>
                 <w:rFonts w:ascii="Times New Roman" w:hAnsi="Times New Roman" w:cs="Times New Roman"/>
-                <w:sz w:val="28"/>
-                <w:szCs w:val="28"/>
-              </w:rPr>
-              <w:t>Interactive Auto - Cold Published - Static-to-interactive transition</w:t>
+                <w:color w:val="000000"/>
+                <w:sz w:val="28"/>
+                <w:szCs w:val="28"/>
+              </w:rPr>
+              <w:t>Auto Cold Published — Transition</w:t>
             </w:r>
           </w:p>
         </w:tc>
@@ -4473,6 +4642,7 @@
               <w:bottom w:val="single" w:sz="4" w:space="0" w:color="BFBFBF" w:themeColor="background1" w:themeShade="BF"/>
               <w:right w:val="single" w:sz="4" w:space="0" w:color="BFBFBF" w:themeColor="background1" w:themeShade="BF"/>
             </w:tcBorders>
+            <w:vAlign w:val="bottom"/>
           </w:tcPr>
           <w:p>
             <w:pPr>
@@ -4486,10 +4656,11 @@
             <w:r>
               <w:rPr>
                 <w:rFonts w:ascii="Times New Roman" w:hAnsi="Times New Roman" w:cs="Times New Roman"/>
-                <w:sz w:val="28"/>
-                <w:szCs w:val="28"/>
-              </w:rPr>
-              <w:t>Works Properly.</w:t>
+                <w:color w:val="000000"/>
+                <w:sz w:val="28"/>
+                <w:szCs w:val="28"/>
+              </w:rPr>
+              <w:t>Works</w:t>
             </w:r>
           </w:p>
         </w:tc>
@@ -4502,6 +4673,7 @@
               <w:bottom w:val="single" w:sz="4" w:space="0" w:color="BFBFBF" w:themeColor="background1" w:themeShade="BF"/>
               <w:right w:val="single" w:sz="4" w:space="0" w:color="BFBFBF" w:themeColor="background1" w:themeShade="BF"/>
             </w:tcBorders>
+            <w:vAlign w:val="bottom"/>
           </w:tcPr>
           <w:p>
             <w:pPr>
@@ -4512,6 +4684,15 @@
                 <w:szCs w:val="28"/>
               </w:rPr>
             </w:pPr>
+            <w:r>
+              <w:rPr>
+                <w:rFonts w:ascii="Times New Roman" w:hAnsi="Times New Roman" w:cs="Times New Roman"/>
+                <w:color w:val="000000"/>
+                <w:sz w:val="28"/>
+                <w:szCs w:val="28"/>
+              </w:rPr>
+              <w:t>23</w:t>
+            </w:r>
           </w:p>
         </w:tc>
       </w:tr>
@@ -4519,26 +4700,27 @@
         <w:tc>
           <w:tcPr>
             <w:cnfStyle w:val="001000000000" w:firstRow="0" w:lastRow="0" w:firstColumn="1" w:lastColumn="0" w:oddVBand="0" w:evenVBand="0" w:oddHBand="0" w:evenHBand="0" w:firstRowFirstColumn="0" w:firstRowLastColumn="0" w:lastRowFirstColumn="0" w:lastRowLastColumn="0"/>
-            <w:tcW w:w="757" w:type="dxa"/>
-            <w:tcBorders>
-              <w:top w:val="single" w:sz="4" w:space="0" w:color="BFBFBF" w:themeColor="background1" w:themeShade="BF"/>
-              <w:left w:val="single" w:sz="4" w:space="0" w:color="BFBFBF" w:themeColor="background1" w:themeShade="BF"/>
-              <w:bottom w:val="single" w:sz="4" w:space="0" w:color="BFBFBF" w:themeColor="background1" w:themeShade="BF"/>
-              <w:right w:val="single" w:sz="4" w:space="0" w:color="BFBFBF" w:themeColor="background1" w:themeShade="BF"/>
-            </w:tcBorders>
-            <w:vAlign w:val="center"/>
-          </w:tcPr>
-          <w:p>
-            <w:pPr>
-              <w:rPr>
-                <w:rFonts w:ascii="Times New Roman" w:hAnsi="Times New Roman" w:cs="Times New Roman"/>
-                <w:sz w:val="28"/>
-                <w:szCs w:val="28"/>
-              </w:rPr>
-            </w:pPr>
-            <w:r>
-              <w:rPr>
-                <w:rFonts w:ascii="Times New Roman" w:hAnsi="Times New Roman" w:cs="Times New Roman"/>
+            <w:tcW w:w="784" w:type="dxa"/>
+            <w:tcBorders>
+              <w:top w:val="single" w:sz="4" w:space="0" w:color="BFBFBF" w:themeColor="background1" w:themeShade="BF"/>
+              <w:left w:val="single" w:sz="4" w:space="0" w:color="BFBFBF" w:themeColor="background1" w:themeShade="BF"/>
+              <w:bottom w:val="single" w:sz="4" w:space="0" w:color="BFBFBF" w:themeColor="background1" w:themeShade="BF"/>
+              <w:right w:val="single" w:sz="4" w:space="0" w:color="BFBFBF" w:themeColor="background1" w:themeShade="BF"/>
+            </w:tcBorders>
+            <w:vAlign w:val="bottom"/>
+          </w:tcPr>
+          <w:p>
+            <w:pPr>
+              <w:rPr>
+                <w:rFonts w:ascii="Times New Roman" w:hAnsi="Times New Roman" w:cs="Times New Roman"/>
+                <w:sz w:val="28"/>
+                <w:szCs w:val="28"/>
+              </w:rPr>
+            </w:pPr>
+            <w:r>
+              <w:rPr>
+                <w:rFonts w:ascii="Times New Roman" w:hAnsi="Times New Roman" w:cs="Times New Roman"/>
+                <w:color w:val="000000"/>
                 <w:sz w:val="28"/>
                 <w:szCs w:val="28"/>
               </w:rPr>
@@ -4555,7 +4737,7 @@
               <w:bottom w:val="single" w:sz="4" w:space="0" w:color="BFBFBF" w:themeColor="background1" w:themeShade="BF"/>
               <w:right w:val="single" w:sz="4" w:space="0" w:color="BFBFBF" w:themeColor="background1" w:themeShade="BF"/>
             </w:tcBorders>
-            <w:vAlign w:val="center"/>
+            <w:vAlign w:val="bottom"/>
           </w:tcPr>
           <w:p>
             <w:pPr>
@@ -4569,10 +4751,11 @@
             <w:r>
               <w:rPr>
                 <w:rFonts w:ascii="Times New Roman" w:hAnsi="Times New Roman" w:cs="Times New Roman"/>
-                <w:sz w:val="28"/>
-                <w:szCs w:val="28"/>
-              </w:rPr>
-              <w:t>Interactive Auto - Warm Published - Initial rendering</w:t>
+                <w:color w:val="000000"/>
+                <w:sz w:val="28"/>
+                <w:szCs w:val="28"/>
+              </w:rPr>
+              <w:t>Auto Warm Published — Initial rendering</w:t>
             </w:r>
           </w:p>
         </w:tc>
@@ -4585,6 +4768,7 @@
               <w:bottom w:val="single" w:sz="4" w:space="0" w:color="BFBFBF" w:themeColor="background1" w:themeShade="BF"/>
               <w:right w:val="single" w:sz="4" w:space="0" w:color="BFBFBF" w:themeColor="background1" w:themeShade="BF"/>
             </w:tcBorders>
+            <w:vAlign w:val="bottom"/>
           </w:tcPr>
           <w:p>
             <w:pPr>
@@ -4598,10 +4782,11 @@
             <w:r>
               <w:rPr>
                 <w:rFonts w:ascii="Times New Roman" w:hAnsi="Times New Roman" w:cs="Times New Roman"/>
-                <w:sz w:val="28"/>
-                <w:szCs w:val="28"/>
-              </w:rPr>
-              <w:t>Works Properly.</w:t>
+                <w:color w:val="000000"/>
+                <w:sz w:val="28"/>
+                <w:szCs w:val="28"/>
+              </w:rPr>
+              <w:t>Works</w:t>
             </w:r>
           </w:p>
         </w:tc>
@@ -4614,6 +4799,7 @@
               <w:bottom w:val="single" w:sz="4" w:space="0" w:color="BFBFBF" w:themeColor="background1" w:themeShade="BF"/>
               <w:right w:val="single" w:sz="4" w:space="0" w:color="BFBFBF" w:themeColor="background1" w:themeShade="BF"/>
             </w:tcBorders>
+            <w:vAlign w:val="bottom"/>
           </w:tcPr>
           <w:p>
             <w:pPr>
@@ -4624,6 +4810,15 @@
                 <w:szCs w:val="28"/>
               </w:rPr>
             </w:pPr>
+            <w:r>
+              <w:rPr>
+                <w:rFonts w:ascii="Times New Roman" w:hAnsi="Times New Roman" w:cs="Times New Roman"/>
+                <w:color w:val="000000"/>
+                <w:sz w:val="28"/>
+                <w:szCs w:val="28"/>
+              </w:rPr>
+              <w:t>24</w:t>
+            </w:r>
           </w:p>
         </w:tc>
       </w:tr>
@@ -4634,26 +4829,27 @@
         <w:tc>
           <w:tcPr>
             <w:cnfStyle w:val="001000000000" w:firstRow="0" w:lastRow="0" w:firstColumn="1" w:lastColumn="0" w:oddVBand="0" w:evenVBand="0" w:oddHBand="0" w:evenHBand="0" w:firstRowFirstColumn="0" w:firstRowLastColumn="0" w:lastRowFirstColumn="0" w:lastRowLastColumn="0"/>
-            <w:tcW w:w="757" w:type="dxa"/>
-            <w:tcBorders>
-              <w:top w:val="single" w:sz="4" w:space="0" w:color="BFBFBF" w:themeColor="background1" w:themeShade="BF"/>
-              <w:left w:val="single" w:sz="4" w:space="0" w:color="BFBFBF" w:themeColor="background1" w:themeShade="BF"/>
-              <w:bottom w:val="single" w:sz="4" w:space="0" w:color="BFBFBF" w:themeColor="background1" w:themeShade="BF"/>
-              <w:right w:val="single" w:sz="4" w:space="0" w:color="BFBFBF" w:themeColor="background1" w:themeShade="BF"/>
-            </w:tcBorders>
-            <w:vAlign w:val="center"/>
-          </w:tcPr>
-          <w:p>
-            <w:pPr>
-              <w:rPr>
-                <w:rFonts w:ascii="Times New Roman" w:hAnsi="Times New Roman" w:cs="Times New Roman"/>
-                <w:sz w:val="28"/>
-                <w:szCs w:val="28"/>
-              </w:rPr>
-            </w:pPr>
-            <w:r>
-              <w:rPr>
-                <w:rFonts w:ascii="Times New Roman" w:hAnsi="Times New Roman" w:cs="Times New Roman"/>
+            <w:tcW w:w="784" w:type="dxa"/>
+            <w:tcBorders>
+              <w:top w:val="single" w:sz="4" w:space="0" w:color="BFBFBF" w:themeColor="background1" w:themeShade="BF"/>
+              <w:left w:val="single" w:sz="4" w:space="0" w:color="BFBFBF" w:themeColor="background1" w:themeShade="BF"/>
+              <w:bottom w:val="single" w:sz="4" w:space="0" w:color="BFBFBF" w:themeColor="background1" w:themeShade="BF"/>
+              <w:right w:val="single" w:sz="4" w:space="0" w:color="BFBFBF" w:themeColor="background1" w:themeShade="BF"/>
+            </w:tcBorders>
+            <w:vAlign w:val="bottom"/>
+          </w:tcPr>
+          <w:p>
+            <w:pPr>
+              <w:rPr>
+                <w:rFonts w:ascii="Times New Roman" w:hAnsi="Times New Roman" w:cs="Times New Roman"/>
+                <w:sz w:val="28"/>
+                <w:szCs w:val="28"/>
+              </w:rPr>
+            </w:pPr>
+            <w:r>
+              <w:rPr>
+                <w:rFonts w:ascii="Times New Roman" w:hAnsi="Times New Roman" w:cs="Times New Roman"/>
+                <w:color w:val="000000"/>
                 <w:sz w:val="28"/>
                 <w:szCs w:val="28"/>
               </w:rPr>
@@ -4670,7 +4866,7 @@
               <w:bottom w:val="single" w:sz="4" w:space="0" w:color="BFBFBF" w:themeColor="background1" w:themeShade="BF"/>
               <w:right w:val="single" w:sz="4" w:space="0" w:color="BFBFBF" w:themeColor="background1" w:themeShade="BF"/>
             </w:tcBorders>
-            <w:vAlign w:val="center"/>
+            <w:vAlign w:val="bottom"/>
           </w:tcPr>
           <w:p>
             <w:pPr>
@@ -4684,10 +4880,11 @@
             <w:r>
               <w:rPr>
                 <w:rFonts w:ascii="Times New Roman" w:hAnsi="Times New Roman" w:cs="Times New Roman"/>
-                <w:sz w:val="28"/>
-                <w:szCs w:val="28"/>
-              </w:rPr>
-              <w:t>Interactive Auto - Warm Published - After clicking Change Active Cases</w:t>
+                <w:color w:val="000000"/>
+                <w:sz w:val="28"/>
+                <w:szCs w:val="28"/>
+              </w:rPr>
+              <w:t>Auto Warm Published — After mutation</w:t>
             </w:r>
           </w:p>
         </w:tc>
@@ -4700,6 +4897,7 @@
               <w:bottom w:val="single" w:sz="4" w:space="0" w:color="BFBFBF" w:themeColor="background1" w:themeShade="BF"/>
               <w:right w:val="single" w:sz="4" w:space="0" w:color="BFBFBF" w:themeColor="background1" w:themeShade="BF"/>
             </w:tcBorders>
+            <w:vAlign w:val="bottom"/>
           </w:tcPr>
           <w:p>
             <w:pPr>
@@ -4713,10 +4911,11 @@
             <w:r>
               <w:rPr>
                 <w:rFonts w:ascii="Times New Roman" w:hAnsi="Times New Roman" w:cs="Times New Roman"/>
-                <w:sz w:val="28"/>
-                <w:szCs w:val="28"/>
-              </w:rPr>
-              <w:t>Works Properly.</w:t>
+                <w:color w:val="000000"/>
+                <w:sz w:val="28"/>
+                <w:szCs w:val="28"/>
+              </w:rPr>
+              <w:t>Works</w:t>
             </w:r>
           </w:p>
         </w:tc>
@@ -4729,6 +4928,7 @@
               <w:bottom w:val="single" w:sz="4" w:space="0" w:color="BFBFBF" w:themeColor="background1" w:themeShade="BF"/>
               <w:right w:val="single" w:sz="4" w:space="0" w:color="BFBFBF" w:themeColor="background1" w:themeShade="BF"/>
             </w:tcBorders>
+            <w:vAlign w:val="bottom"/>
           </w:tcPr>
           <w:p>
             <w:pPr>
@@ -4739,6 +4939,15 @@
                 <w:szCs w:val="28"/>
               </w:rPr>
             </w:pPr>
+            <w:r>
+              <w:rPr>
+                <w:rFonts w:ascii="Times New Roman" w:hAnsi="Times New Roman" w:cs="Times New Roman"/>
+                <w:color w:val="000000"/>
+                <w:sz w:val="28"/>
+                <w:szCs w:val="28"/>
+              </w:rPr>
+              <w:t>25</w:t>
+            </w:r>
           </w:p>
         </w:tc>
       </w:tr>
@@ -4746,26 +4955,27 @@
         <w:tc>
           <w:tcPr>
             <w:cnfStyle w:val="001000000000" w:firstRow="0" w:lastRow="0" w:firstColumn="1" w:lastColumn="0" w:oddVBand="0" w:evenVBand="0" w:oddHBand="0" w:evenHBand="0" w:firstRowFirstColumn="0" w:firstRowLastColumn="0" w:lastRowFirstColumn="0" w:lastRowLastColumn="0"/>
-            <w:tcW w:w="757" w:type="dxa"/>
-            <w:tcBorders>
-              <w:top w:val="single" w:sz="4" w:space="0" w:color="BFBFBF" w:themeColor="background1" w:themeShade="BF"/>
-              <w:left w:val="single" w:sz="4" w:space="0" w:color="BFBFBF" w:themeColor="background1" w:themeShade="BF"/>
-              <w:bottom w:val="single" w:sz="4" w:space="0" w:color="BFBFBF" w:themeColor="background1" w:themeShade="BF"/>
-              <w:right w:val="single" w:sz="4" w:space="0" w:color="BFBFBF" w:themeColor="background1" w:themeShade="BF"/>
-            </w:tcBorders>
-            <w:vAlign w:val="center"/>
-          </w:tcPr>
-          <w:p>
-            <w:pPr>
-              <w:rPr>
-                <w:rFonts w:ascii="Times New Roman" w:hAnsi="Times New Roman" w:cs="Times New Roman"/>
-                <w:sz w:val="28"/>
-                <w:szCs w:val="28"/>
-              </w:rPr>
-            </w:pPr>
-            <w:r>
-              <w:rPr>
-                <w:rFonts w:ascii="Times New Roman" w:hAnsi="Times New Roman" w:cs="Times New Roman"/>
+            <w:tcW w:w="784" w:type="dxa"/>
+            <w:tcBorders>
+              <w:top w:val="single" w:sz="4" w:space="0" w:color="BFBFBF" w:themeColor="background1" w:themeShade="BF"/>
+              <w:left w:val="single" w:sz="4" w:space="0" w:color="BFBFBF" w:themeColor="background1" w:themeShade="BF"/>
+              <w:bottom w:val="single" w:sz="4" w:space="0" w:color="BFBFBF" w:themeColor="background1" w:themeShade="BF"/>
+              <w:right w:val="single" w:sz="4" w:space="0" w:color="BFBFBF" w:themeColor="background1" w:themeShade="BF"/>
+            </w:tcBorders>
+            <w:vAlign w:val="bottom"/>
+          </w:tcPr>
+          <w:p>
+            <w:pPr>
+              <w:rPr>
+                <w:rFonts w:ascii="Times New Roman" w:hAnsi="Times New Roman" w:cs="Times New Roman"/>
+                <w:sz w:val="28"/>
+                <w:szCs w:val="28"/>
+              </w:rPr>
+            </w:pPr>
+            <w:r>
+              <w:rPr>
+                <w:rFonts w:ascii="Times New Roman" w:hAnsi="Times New Roman" w:cs="Times New Roman"/>
+                <w:color w:val="000000"/>
                 <w:sz w:val="28"/>
                 <w:szCs w:val="28"/>
               </w:rPr>
@@ -4782,7 +4992,7 @@
               <w:bottom w:val="single" w:sz="4" w:space="0" w:color="BFBFBF" w:themeColor="background1" w:themeShade="BF"/>
               <w:right w:val="single" w:sz="4" w:space="0" w:color="BFBFBF" w:themeColor="background1" w:themeShade="BF"/>
             </w:tcBorders>
-            <w:vAlign w:val="center"/>
+            <w:vAlign w:val="bottom"/>
           </w:tcPr>
           <w:p>
             <w:pPr>
@@ -4796,10 +5006,11 @@
             <w:r>
               <w:rPr>
                 <w:rFonts w:ascii="Times New Roman" w:hAnsi="Times New Roman" w:cs="Times New Roman"/>
-                <w:sz w:val="28"/>
-                <w:szCs w:val="28"/>
-              </w:rPr>
-              <w:t>Interactive Auto - Warm Published - Static-to-interactive transition</w:t>
+                <w:color w:val="000000"/>
+                <w:sz w:val="28"/>
+                <w:szCs w:val="28"/>
+              </w:rPr>
+              <w:t>Auto Warm Published — Transition</w:t>
             </w:r>
           </w:p>
         </w:tc>
@@ -4812,6 +5023,7 @@
               <w:bottom w:val="single" w:sz="4" w:space="0" w:color="BFBFBF" w:themeColor="background1" w:themeShade="BF"/>
               <w:right w:val="single" w:sz="4" w:space="0" w:color="BFBFBF" w:themeColor="background1" w:themeShade="BF"/>
             </w:tcBorders>
+            <w:vAlign w:val="bottom"/>
           </w:tcPr>
           <w:p>
             <w:pPr>
@@ -4825,10 +5037,11 @@
             <w:r>
               <w:rPr>
                 <w:rFonts w:ascii="Times New Roman" w:hAnsi="Times New Roman" w:cs="Times New Roman"/>
-                <w:sz w:val="28"/>
-                <w:szCs w:val="28"/>
-              </w:rPr>
-              <w:t>Works Properly.</w:t>
+                <w:color w:val="000000"/>
+                <w:sz w:val="28"/>
+                <w:szCs w:val="28"/>
+              </w:rPr>
+              <w:t>Works</w:t>
             </w:r>
           </w:p>
         </w:tc>
@@ -4841,6 +5054,7 @@
               <w:bottom w:val="single" w:sz="4" w:space="0" w:color="BFBFBF" w:themeColor="background1" w:themeShade="BF"/>
               <w:right w:val="single" w:sz="4" w:space="0" w:color="BFBFBF" w:themeColor="background1" w:themeShade="BF"/>
             </w:tcBorders>
+            <w:vAlign w:val="bottom"/>
           </w:tcPr>
           <w:p>
             <w:pPr>
@@ -4851,6 +5065,15 @@
                 <w:szCs w:val="28"/>
               </w:rPr>
             </w:pPr>
+            <w:r>
+              <w:rPr>
+                <w:rFonts w:ascii="Times New Roman" w:hAnsi="Times New Roman" w:cs="Times New Roman"/>
+                <w:color w:val="000000"/>
+                <w:sz w:val="28"/>
+                <w:szCs w:val="28"/>
+              </w:rPr>
+              <w:t>26</w:t>
+            </w:r>
           </w:p>
         </w:tc>
       </w:tr>
@@ -4861,26 +5084,27 @@
         <w:tc>
           <w:tcPr>
             <w:cnfStyle w:val="001000000000" w:firstRow="0" w:lastRow="0" w:firstColumn="1" w:lastColumn="0" w:oddVBand="0" w:evenVBand="0" w:oddHBand="0" w:evenHBand="0" w:firstRowFirstColumn="0" w:firstRowLastColumn="0" w:lastRowFirstColumn="0" w:lastRowLastColumn="0"/>
-            <w:tcW w:w="757" w:type="dxa"/>
-            <w:tcBorders>
-              <w:top w:val="single" w:sz="4" w:space="0" w:color="BFBFBF" w:themeColor="background1" w:themeShade="BF"/>
-              <w:left w:val="single" w:sz="4" w:space="0" w:color="BFBFBF" w:themeColor="background1" w:themeShade="BF"/>
-              <w:bottom w:val="single" w:sz="4" w:space="0" w:color="BFBFBF" w:themeColor="background1" w:themeShade="BF"/>
-              <w:right w:val="single" w:sz="4" w:space="0" w:color="BFBFBF" w:themeColor="background1" w:themeShade="BF"/>
-            </w:tcBorders>
-            <w:vAlign w:val="center"/>
-          </w:tcPr>
-          <w:p>
-            <w:pPr>
-              <w:rPr>
-                <w:rFonts w:ascii="Times New Roman" w:hAnsi="Times New Roman" w:cs="Times New Roman"/>
-                <w:sz w:val="28"/>
-                <w:szCs w:val="28"/>
-              </w:rPr>
-            </w:pPr>
-            <w:r>
-              <w:rPr>
-                <w:rFonts w:ascii="Times New Roman" w:hAnsi="Times New Roman" w:cs="Times New Roman"/>
+            <w:tcW w:w="784" w:type="dxa"/>
+            <w:tcBorders>
+              <w:top w:val="single" w:sz="4" w:space="0" w:color="BFBFBF" w:themeColor="background1" w:themeShade="BF"/>
+              <w:left w:val="single" w:sz="4" w:space="0" w:color="BFBFBF" w:themeColor="background1" w:themeShade="BF"/>
+              <w:bottom w:val="single" w:sz="4" w:space="0" w:color="BFBFBF" w:themeColor="background1" w:themeShade="BF"/>
+              <w:right w:val="single" w:sz="4" w:space="0" w:color="BFBFBF" w:themeColor="background1" w:themeShade="BF"/>
+            </w:tcBorders>
+            <w:vAlign w:val="bottom"/>
+          </w:tcPr>
+          <w:p>
+            <w:pPr>
+              <w:rPr>
+                <w:rFonts w:ascii="Times New Roman" w:hAnsi="Times New Roman" w:cs="Times New Roman"/>
+                <w:sz w:val="28"/>
+                <w:szCs w:val="28"/>
+              </w:rPr>
+            </w:pPr>
+            <w:r>
+              <w:rPr>
+                <w:rFonts w:ascii="Times New Roman" w:hAnsi="Times New Roman" w:cs="Times New Roman"/>
+                <w:color w:val="000000"/>
                 <w:sz w:val="28"/>
                 <w:szCs w:val="28"/>
               </w:rPr>
@@ -4897,7 +5121,7 @@
               <w:bottom w:val="single" w:sz="4" w:space="0" w:color="BFBFBF" w:themeColor="background1" w:themeShade="BF"/>
               <w:right w:val="single" w:sz="4" w:space="0" w:color="BFBFBF" w:themeColor="background1" w:themeShade="BF"/>
             </w:tcBorders>
-            <w:vAlign w:val="center"/>
+            <w:vAlign w:val="bottom"/>
           </w:tcPr>
           <w:p>
             <w:pPr>
@@ -4911,10 +5135,11 @@
             <w:r>
               <w:rPr>
                 <w:rFonts w:ascii="Times New Roman" w:hAnsi="Times New Roman" w:cs="Times New Roman"/>
-                <w:sz w:val="28"/>
-                <w:szCs w:val="28"/>
-              </w:rPr>
-              <w:t>Static Published - Unsupported binding</w:t>
+                <w:color w:val="000000"/>
+                <w:sz w:val="28"/>
+                <w:szCs w:val="28"/>
+              </w:rPr>
+              <w:t>Published — Unsupported binding</w:t>
             </w:r>
           </w:p>
         </w:tc>
@@ -4927,6 +5152,7 @@
               <w:bottom w:val="single" w:sz="4" w:space="0" w:color="BFBFBF" w:themeColor="background1" w:themeShade="BF"/>
               <w:right w:val="single" w:sz="4" w:space="0" w:color="BFBFBF" w:themeColor="background1" w:themeShade="BF"/>
             </w:tcBorders>
+            <w:vAlign w:val="bottom"/>
           </w:tcPr>
           <w:p>
             <w:pPr>
@@ -4940,10 +5166,11 @@
             <w:r>
               <w:rPr>
                 <w:rFonts w:ascii="Times New Roman" w:hAnsi="Times New Roman" w:cs="Times New Roman"/>
-                <w:sz w:val="28"/>
-                <w:szCs w:val="28"/>
-              </w:rPr>
-              <w:t>Works Properly.</w:t>
+                <w:color w:val="000000"/>
+                <w:sz w:val="28"/>
+                <w:szCs w:val="28"/>
+              </w:rPr>
+              <w:t>Works</w:t>
             </w:r>
           </w:p>
         </w:tc>
@@ -4956,6 +5183,7 @@
               <w:bottom w:val="single" w:sz="4" w:space="0" w:color="BFBFBF" w:themeColor="background1" w:themeShade="BF"/>
               <w:right w:val="single" w:sz="4" w:space="0" w:color="BFBFBF" w:themeColor="background1" w:themeShade="BF"/>
             </w:tcBorders>
+            <w:vAlign w:val="bottom"/>
           </w:tcPr>
           <w:p>
             <w:pPr>
@@ -4966,6 +5194,15 @@
                 <w:szCs w:val="28"/>
               </w:rPr>
             </w:pPr>
+            <w:r>
+              <w:rPr>
+                <w:rFonts w:ascii="Times New Roman" w:hAnsi="Times New Roman" w:cs="Times New Roman"/>
+                <w:color w:val="000000"/>
+                <w:sz w:val="28"/>
+                <w:szCs w:val="28"/>
+              </w:rPr>
+              <w:t>27</w:t>
+            </w:r>
           </w:p>
         </w:tc>
       </w:tr>
@@ -4973,26 +5210,27 @@
         <w:tc>
           <w:tcPr>
             <w:cnfStyle w:val="001000000000" w:firstRow="0" w:lastRow="0" w:firstColumn="1" w:lastColumn="0" w:oddVBand="0" w:evenVBand="0" w:oddHBand="0" w:evenHBand="0" w:firstRowFirstColumn="0" w:firstRowLastColumn="0" w:lastRowFirstColumn="0" w:lastRowLastColumn="0"/>
-            <w:tcW w:w="757" w:type="dxa"/>
-            <w:tcBorders>
-              <w:top w:val="single" w:sz="4" w:space="0" w:color="BFBFBF" w:themeColor="background1" w:themeShade="BF"/>
-              <w:left w:val="single" w:sz="4" w:space="0" w:color="BFBFBF" w:themeColor="background1" w:themeShade="BF"/>
-              <w:bottom w:val="single" w:sz="4" w:space="0" w:color="BFBFBF" w:themeColor="background1" w:themeShade="BF"/>
-              <w:right w:val="single" w:sz="4" w:space="0" w:color="BFBFBF" w:themeColor="background1" w:themeShade="BF"/>
-            </w:tcBorders>
-            <w:vAlign w:val="center"/>
-          </w:tcPr>
-          <w:p>
-            <w:pPr>
-              <w:rPr>
-                <w:rFonts w:ascii="Times New Roman" w:hAnsi="Times New Roman" w:cs="Times New Roman"/>
-                <w:sz w:val="28"/>
-                <w:szCs w:val="28"/>
-              </w:rPr>
-            </w:pPr>
-            <w:r>
-              <w:rPr>
-                <w:rFonts w:ascii="Times New Roman" w:hAnsi="Times New Roman" w:cs="Times New Roman"/>
+            <w:tcW w:w="784" w:type="dxa"/>
+            <w:tcBorders>
+              <w:top w:val="single" w:sz="4" w:space="0" w:color="BFBFBF" w:themeColor="background1" w:themeShade="BF"/>
+              <w:left w:val="single" w:sz="4" w:space="0" w:color="BFBFBF" w:themeColor="background1" w:themeShade="BF"/>
+              <w:bottom w:val="single" w:sz="4" w:space="0" w:color="BFBFBF" w:themeColor="background1" w:themeShade="BF"/>
+              <w:right w:val="single" w:sz="4" w:space="0" w:color="BFBFBF" w:themeColor="background1" w:themeShade="BF"/>
+            </w:tcBorders>
+            <w:vAlign w:val="bottom"/>
+          </w:tcPr>
+          <w:p>
+            <w:pPr>
+              <w:rPr>
+                <w:rFonts w:ascii="Times New Roman" w:hAnsi="Times New Roman" w:cs="Times New Roman"/>
+                <w:sz w:val="28"/>
+                <w:szCs w:val="28"/>
+              </w:rPr>
+            </w:pPr>
+            <w:r>
+              <w:rPr>
+                <w:rFonts w:ascii="Times New Roman" w:hAnsi="Times New Roman" w:cs="Times New Roman"/>
+                <w:color w:val="000000"/>
                 <w:sz w:val="28"/>
                 <w:szCs w:val="28"/>
               </w:rPr>
@@ -5009,7 +5247,7 @@
               <w:bottom w:val="single" w:sz="4" w:space="0" w:color="BFBFBF" w:themeColor="background1" w:themeShade="BF"/>
               <w:right w:val="single" w:sz="4" w:space="0" w:color="BFBFBF" w:themeColor="background1" w:themeShade="BF"/>
             </w:tcBorders>
-            <w:vAlign w:val="center"/>
+            <w:vAlign w:val="bottom"/>
           </w:tcPr>
           <w:p>
             <w:pPr>
@@ -5023,10 +5261,11 @@
             <w:r>
               <w:rPr>
                 <w:rFonts w:ascii="Times New Roman" w:hAnsi="Times New Roman" w:cs="Times New Roman"/>
-                <w:sz w:val="28"/>
-                <w:szCs w:val="28"/>
-              </w:rPr>
-              <w:t>WASM Trimmed Published Assembly - Initial render</w:t>
+                <w:color w:val="000000"/>
+                <w:sz w:val="28"/>
+                <w:szCs w:val="28"/>
+              </w:rPr>
+              <w:t>WASM Trimmed — Initial render</w:t>
             </w:r>
           </w:p>
         </w:tc>
@@ -5039,6 +5278,7 @@
               <w:bottom w:val="single" w:sz="4" w:space="0" w:color="BFBFBF" w:themeColor="background1" w:themeShade="BF"/>
               <w:right w:val="single" w:sz="4" w:space="0" w:color="BFBFBF" w:themeColor="background1" w:themeShade="BF"/>
             </w:tcBorders>
+            <w:vAlign w:val="bottom"/>
           </w:tcPr>
           <w:p>
             <w:pPr>
@@ -5052,10 +5292,11 @@
             <w:r>
               <w:rPr>
                 <w:rFonts w:ascii="Times New Roman" w:hAnsi="Times New Roman" w:cs="Times New Roman"/>
-                <w:sz w:val="28"/>
-                <w:szCs w:val="28"/>
-              </w:rPr>
-              <w:t>Works Properly.</w:t>
+                <w:color w:val="000000"/>
+                <w:sz w:val="28"/>
+                <w:szCs w:val="28"/>
+              </w:rPr>
+              <w:t>Works</w:t>
             </w:r>
           </w:p>
         </w:tc>
@@ -5068,6 +5309,7 @@
               <w:bottom w:val="single" w:sz="4" w:space="0" w:color="BFBFBF" w:themeColor="background1" w:themeShade="BF"/>
               <w:right w:val="single" w:sz="4" w:space="0" w:color="BFBFBF" w:themeColor="background1" w:themeShade="BF"/>
             </w:tcBorders>
+            <w:vAlign w:val="bottom"/>
           </w:tcPr>
           <w:p>
             <w:pPr>
@@ -5078,6 +5320,1801 @@
                 <w:szCs w:val="28"/>
               </w:rPr>
             </w:pPr>
+            <w:r>
+              <w:rPr>
+                <w:rFonts w:ascii="Times New Roman" w:hAnsi="Times New Roman" w:cs="Times New Roman"/>
+                <w:color w:val="000000"/>
+                <w:sz w:val="28"/>
+                <w:szCs w:val="28"/>
+              </w:rPr>
+              <w:t>28</w:t>
+            </w:r>
+          </w:p>
+        </w:tc>
+      </w:tr>
+      <w:tr>
+        <w:trPr>
+          <w:cnfStyle w:val="000000100000" w:firstRow="0" w:lastRow="0" w:firstColumn="0" w:lastColumn="0" w:oddVBand="0" w:evenVBand="0" w:oddHBand="1" w:evenHBand="0" w:firstRowFirstColumn="0" w:firstRowLastColumn="0" w:lastRowFirstColumn="0" w:lastRowLastColumn="0"/>
+        </w:trPr>
+        <w:tc>
+          <w:tcPr>
+            <w:cnfStyle w:val="001000000000" w:firstRow="0" w:lastRow="0" w:firstColumn="1" w:lastColumn="0" w:oddVBand="0" w:evenVBand="0" w:oddHBand="0" w:evenHBand="0" w:firstRowFirstColumn="0" w:firstRowLastColumn="0" w:lastRowFirstColumn="0" w:lastRowLastColumn="0"/>
+            <w:tcW w:w="784" w:type="dxa"/>
+            <w:tcBorders>
+              <w:top w:val="single" w:sz="4" w:space="0" w:color="BFBFBF" w:themeColor="background1" w:themeShade="BF"/>
+              <w:left w:val="single" w:sz="4" w:space="0" w:color="BFBFBF" w:themeColor="background1" w:themeShade="BF"/>
+              <w:bottom w:val="single" w:sz="4" w:space="0" w:color="BFBFBF" w:themeColor="background1" w:themeShade="BF"/>
+              <w:right w:val="single" w:sz="4" w:space="0" w:color="BFBFBF" w:themeColor="background1" w:themeShade="BF"/>
+            </w:tcBorders>
+            <w:vAlign w:val="bottom"/>
+          </w:tcPr>
+          <w:p>
+            <w:pPr>
+              <w:rPr>
+                <w:rFonts w:ascii="Times New Roman" w:hAnsi="Times New Roman" w:cs="Times New Roman"/>
+                <w:sz w:val="28"/>
+                <w:szCs w:val="28"/>
+              </w:rPr>
+            </w:pPr>
+            <w:r>
+              <w:rPr>
+                <w:rFonts w:ascii="Times New Roman" w:hAnsi="Times New Roman" w:cs="Times New Roman"/>
+                <w:color w:val="000000"/>
+                <w:sz w:val="28"/>
+                <w:szCs w:val="28"/>
+              </w:rPr>
+              <w:t>29</w:t>
+            </w:r>
+          </w:p>
+        </w:tc>
+        <w:tc>
+          <w:tcPr>
+            <w:tcW w:w="4278" w:type="dxa"/>
+            <w:tcBorders>
+              <w:top w:val="single" w:sz="4" w:space="0" w:color="BFBFBF" w:themeColor="background1" w:themeShade="BF"/>
+              <w:left w:val="single" w:sz="4" w:space="0" w:color="BFBFBF" w:themeColor="background1" w:themeShade="BF"/>
+              <w:bottom w:val="single" w:sz="4" w:space="0" w:color="BFBFBF" w:themeColor="background1" w:themeShade="BF"/>
+              <w:right w:val="single" w:sz="4" w:space="0" w:color="BFBFBF" w:themeColor="background1" w:themeShade="BF"/>
+            </w:tcBorders>
+            <w:vAlign w:val="bottom"/>
+          </w:tcPr>
+          <w:p>
+            <w:pPr>
+              <w:cnfStyle w:val="000000100000" w:firstRow="0" w:lastRow="0" w:firstColumn="0" w:lastColumn="0" w:oddVBand="0" w:evenVBand="0" w:oddHBand="1" w:evenHBand="0" w:firstRowFirstColumn="0" w:firstRowLastColumn="0" w:lastRowFirstColumn="0" w:lastRowLastColumn="0"/>
+              <w:rPr>
+                <w:rFonts w:ascii="Times New Roman" w:hAnsi="Times New Roman" w:cs="Times New Roman"/>
+                <w:sz w:val="28"/>
+                <w:szCs w:val="28"/>
+              </w:rPr>
+            </w:pPr>
+            <w:r>
+              <w:rPr>
+                <w:rFonts w:ascii="Times New Roman" w:hAnsi="Times New Roman" w:cs="Times New Roman"/>
+                <w:color w:val="000000"/>
+                <w:sz w:val="28"/>
+                <w:szCs w:val="28"/>
+              </w:rPr>
+              <w:t>Boundary — Primitive unions (B01, B02)</w:t>
+            </w:r>
+          </w:p>
+        </w:tc>
+        <w:tc>
+          <w:tcPr>
+            <w:tcW w:w="1800" w:type="dxa"/>
+            <w:tcBorders>
+              <w:top w:val="single" w:sz="4" w:space="0" w:color="BFBFBF" w:themeColor="background1" w:themeShade="BF"/>
+              <w:left w:val="single" w:sz="4" w:space="0" w:color="BFBFBF" w:themeColor="background1" w:themeShade="BF"/>
+              <w:bottom w:val="single" w:sz="4" w:space="0" w:color="BFBFBF" w:themeColor="background1" w:themeShade="BF"/>
+              <w:right w:val="single" w:sz="4" w:space="0" w:color="BFBFBF" w:themeColor="background1" w:themeShade="BF"/>
+            </w:tcBorders>
+            <w:vAlign w:val="bottom"/>
+          </w:tcPr>
+          <w:p>
+            <w:pPr>
+              <w:cnfStyle w:val="000000100000" w:firstRow="0" w:lastRow="0" w:firstColumn="0" w:lastColumn="0" w:oddVBand="0" w:evenVBand="0" w:oddHBand="1" w:evenHBand="0" w:firstRowFirstColumn="0" w:firstRowLastColumn="0" w:lastRowFirstColumn="0" w:lastRowLastColumn="0"/>
+              <w:rPr>
+                <w:rFonts w:ascii="Times New Roman" w:hAnsi="Times New Roman" w:cs="Times New Roman"/>
+                <w:sz w:val="28"/>
+                <w:szCs w:val="28"/>
+              </w:rPr>
+            </w:pPr>
+            <w:r>
+              <w:rPr>
+                <w:rFonts w:ascii="Times New Roman" w:hAnsi="Times New Roman" w:cs="Times New Roman"/>
+                <w:color w:val="000000"/>
+                <w:sz w:val="28"/>
+                <w:szCs w:val="28"/>
+              </w:rPr>
+              <w:t>Pass — all modes</w:t>
+            </w:r>
+          </w:p>
+        </w:tc>
+        <w:tc>
+          <w:tcPr>
+            <w:tcW w:w="2359" w:type="dxa"/>
+            <w:tcBorders>
+              <w:top w:val="single" w:sz="4" w:space="0" w:color="BFBFBF" w:themeColor="background1" w:themeShade="BF"/>
+              <w:left w:val="single" w:sz="4" w:space="0" w:color="BFBFBF" w:themeColor="background1" w:themeShade="BF"/>
+              <w:bottom w:val="single" w:sz="4" w:space="0" w:color="BFBFBF" w:themeColor="background1" w:themeShade="BF"/>
+              <w:right w:val="single" w:sz="4" w:space="0" w:color="BFBFBF" w:themeColor="background1" w:themeShade="BF"/>
+            </w:tcBorders>
+            <w:vAlign w:val="bottom"/>
+          </w:tcPr>
+          <w:p>
+            <w:pPr>
+              <w:cnfStyle w:val="000000100000" w:firstRow="0" w:lastRow="0" w:firstColumn="0" w:lastColumn="0" w:oddVBand="0" w:evenVBand="0" w:oddHBand="1" w:evenHBand="0" w:firstRowFirstColumn="0" w:firstRowLastColumn="0" w:lastRowFirstColumn="0" w:lastRowLastColumn="0"/>
+              <w:rPr>
+                <w:rFonts w:ascii="Times New Roman" w:hAnsi="Times New Roman" w:cs="Times New Roman"/>
+                <w:sz w:val="28"/>
+                <w:szCs w:val="28"/>
+              </w:rPr>
+            </w:pPr>
+            <w:r>
+              <w:rPr>
+                <w:rFonts w:ascii="Times New Roman" w:hAnsi="Times New Roman" w:cs="Times New Roman"/>
+                <w:color w:val="000000"/>
+                <w:sz w:val="28"/>
+                <w:szCs w:val="28"/>
+              </w:rPr>
+              <w:t>29</w:t>
+            </w:r>
+          </w:p>
+        </w:tc>
+      </w:tr>
+      <w:tr>
+        <w:tc>
+          <w:tcPr>
+            <w:cnfStyle w:val="001000000000" w:firstRow="0" w:lastRow="0" w:firstColumn="1" w:lastColumn="0" w:oddVBand="0" w:evenVBand="0" w:oddHBand="0" w:evenHBand="0" w:firstRowFirstColumn="0" w:firstRowLastColumn="0" w:lastRowFirstColumn="0" w:lastRowLastColumn="0"/>
+            <w:tcW w:w="784" w:type="dxa"/>
+            <w:tcBorders>
+              <w:top w:val="single" w:sz="4" w:space="0" w:color="BFBFBF" w:themeColor="background1" w:themeShade="BF"/>
+              <w:left w:val="single" w:sz="4" w:space="0" w:color="BFBFBF" w:themeColor="background1" w:themeShade="BF"/>
+              <w:bottom w:val="single" w:sz="4" w:space="0" w:color="BFBFBF" w:themeColor="background1" w:themeShade="BF"/>
+              <w:right w:val="single" w:sz="4" w:space="0" w:color="BFBFBF" w:themeColor="background1" w:themeShade="BF"/>
+            </w:tcBorders>
+            <w:vAlign w:val="bottom"/>
+          </w:tcPr>
+          <w:p>
+            <w:pPr>
+              <w:rPr>
+                <w:rFonts w:ascii="Times New Roman" w:hAnsi="Times New Roman" w:cs="Times New Roman"/>
+                <w:sz w:val="28"/>
+                <w:szCs w:val="28"/>
+              </w:rPr>
+            </w:pPr>
+            <w:r>
+              <w:rPr>
+                <w:rFonts w:ascii="Times New Roman" w:hAnsi="Times New Roman" w:cs="Times New Roman"/>
+                <w:color w:val="000000"/>
+                <w:sz w:val="28"/>
+                <w:szCs w:val="28"/>
+              </w:rPr>
+              <w:lastRenderedPageBreak/>
+              <w:t>30</w:t>
+            </w:r>
+          </w:p>
+        </w:tc>
+        <w:tc>
+          <w:tcPr>
+            <w:tcW w:w="4278" w:type="dxa"/>
+            <w:tcBorders>
+              <w:top w:val="single" w:sz="4" w:space="0" w:color="BFBFBF" w:themeColor="background1" w:themeShade="BF"/>
+              <w:left w:val="single" w:sz="4" w:space="0" w:color="BFBFBF" w:themeColor="background1" w:themeShade="BF"/>
+              <w:bottom w:val="single" w:sz="4" w:space="0" w:color="BFBFBF" w:themeColor="background1" w:themeShade="BF"/>
+              <w:right w:val="single" w:sz="4" w:space="0" w:color="BFBFBF" w:themeColor="background1" w:themeShade="BF"/>
+            </w:tcBorders>
+            <w:vAlign w:val="bottom"/>
+          </w:tcPr>
+          <w:p>
+            <w:pPr>
+              <w:cnfStyle w:val="000000000000" w:firstRow="0" w:lastRow="0" w:firstColumn="0" w:lastColumn="0" w:oddVBand="0" w:evenVBand="0" w:oddHBand="0" w:evenHBand="0" w:firstRowFirstColumn="0" w:firstRowLastColumn="0" w:lastRowFirstColumn="0" w:lastRowLastColumn="0"/>
+              <w:rPr>
+                <w:rFonts w:ascii="Times New Roman" w:hAnsi="Times New Roman" w:cs="Times New Roman"/>
+                <w:sz w:val="28"/>
+                <w:szCs w:val="28"/>
+              </w:rPr>
+            </w:pPr>
+            <w:r>
+              <w:rPr>
+                <w:rFonts w:ascii="Times New Roman" w:hAnsi="Times New Roman" w:cs="Times New Roman"/>
+                <w:color w:val="000000"/>
+                <w:sz w:val="28"/>
+                <w:szCs w:val="28"/>
+              </w:rPr>
+              <w:t>Boundary — Nullable non-null (B04)</w:t>
+            </w:r>
+          </w:p>
+        </w:tc>
+        <w:tc>
+          <w:tcPr>
+            <w:tcW w:w="1800" w:type="dxa"/>
+            <w:tcBorders>
+              <w:top w:val="single" w:sz="4" w:space="0" w:color="BFBFBF" w:themeColor="background1" w:themeShade="BF"/>
+              <w:left w:val="single" w:sz="4" w:space="0" w:color="BFBFBF" w:themeColor="background1" w:themeShade="BF"/>
+              <w:bottom w:val="single" w:sz="4" w:space="0" w:color="BFBFBF" w:themeColor="background1" w:themeShade="BF"/>
+              <w:right w:val="single" w:sz="4" w:space="0" w:color="BFBFBF" w:themeColor="background1" w:themeShade="BF"/>
+            </w:tcBorders>
+            <w:vAlign w:val="bottom"/>
+          </w:tcPr>
+          <w:p>
+            <w:pPr>
+              <w:cnfStyle w:val="000000000000" w:firstRow="0" w:lastRow="0" w:firstColumn="0" w:lastColumn="0" w:oddVBand="0" w:evenVBand="0" w:oddHBand="0" w:evenHBand="0" w:firstRowFirstColumn="0" w:firstRowLastColumn="0" w:lastRowFirstColumn="0" w:lastRowLastColumn="0"/>
+              <w:rPr>
+                <w:rFonts w:ascii="Times New Roman" w:hAnsi="Times New Roman" w:cs="Times New Roman"/>
+                <w:sz w:val="28"/>
+                <w:szCs w:val="28"/>
+              </w:rPr>
+            </w:pPr>
+            <w:r>
+              <w:rPr>
+                <w:rFonts w:ascii="Times New Roman" w:hAnsi="Times New Roman" w:cs="Times New Roman"/>
+                <w:color w:val="000000"/>
+                <w:sz w:val="28"/>
+                <w:szCs w:val="28"/>
+              </w:rPr>
+              <w:t>Pass — all modes</w:t>
+            </w:r>
+          </w:p>
+        </w:tc>
+        <w:tc>
+          <w:tcPr>
+            <w:tcW w:w="2359" w:type="dxa"/>
+            <w:tcBorders>
+              <w:top w:val="single" w:sz="4" w:space="0" w:color="BFBFBF" w:themeColor="background1" w:themeShade="BF"/>
+              <w:left w:val="single" w:sz="4" w:space="0" w:color="BFBFBF" w:themeColor="background1" w:themeShade="BF"/>
+              <w:bottom w:val="single" w:sz="4" w:space="0" w:color="BFBFBF" w:themeColor="background1" w:themeShade="BF"/>
+              <w:right w:val="single" w:sz="4" w:space="0" w:color="BFBFBF" w:themeColor="background1" w:themeShade="BF"/>
+            </w:tcBorders>
+            <w:vAlign w:val="bottom"/>
+          </w:tcPr>
+          <w:p>
+            <w:pPr>
+              <w:cnfStyle w:val="000000000000" w:firstRow="0" w:lastRow="0" w:firstColumn="0" w:lastColumn="0" w:oddVBand="0" w:evenVBand="0" w:oddHBand="0" w:evenHBand="0" w:firstRowFirstColumn="0" w:firstRowLastColumn="0" w:lastRowFirstColumn="0" w:lastRowLastColumn="0"/>
+              <w:rPr>
+                <w:rFonts w:ascii="Times New Roman" w:hAnsi="Times New Roman" w:cs="Times New Roman"/>
+                <w:sz w:val="28"/>
+                <w:szCs w:val="28"/>
+              </w:rPr>
+            </w:pPr>
+            <w:r>
+              <w:rPr>
+                <w:rFonts w:ascii="Times New Roman" w:hAnsi="Times New Roman" w:cs="Times New Roman"/>
+                <w:color w:val="000000"/>
+                <w:sz w:val="28"/>
+                <w:szCs w:val="28"/>
+              </w:rPr>
+              <w:t>30</w:t>
+            </w:r>
+          </w:p>
+        </w:tc>
+      </w:tr>
+      <w:tr>
+        <w:trPr>
+          <w:cnfStyle w:val="000000100000" w:firstRow="0" w:lastRow="0" w:firstColumn="0" w:lastColumn="0" w:oddVBand="0" w:evenVBand="0" w:oddHBand="1" w:evenHBand="0" w:firstRowFirstColumn="0" w:firstRowLastColumn="0" w:lastRowFirstColumn="0" w:lastRowLastColumn="0"/>
+        </w:trPr>
+        <w:tc>
+          <w:tcPr>
+            <w:cnfStyle w:val="001000000000" w:firstRow="0" w:lastRow="0" w:firstColumn="1" w:lastColumn="0" w:oddVBand="0" w:evenVBand="0" w:oddHBand="0" w:evenHBand="0" w:firstRowFirstColumn="0" w:firstRowLastColumn="0" w:lastRowFirstColumn="0" w:lastRowLastColumn="0"/>
+            <w:tcW w:w="784" w:type="dxa"/>
+            <w:tcBorders>
+              <w:top w:val="single" w:sz="4" w:space="0" w:color="BFBFBF" w:themeColor="background1" w:themeShade="BF"/>
+              <w:left w:val="single" w:sz="4" w:space="0" w:color="BFBFBF" w:themeColor="background1" w:themeShade="BF"/>
+              <w:bottom w:val="single" w:sz="4" w:space="0" w:color="BFBFBF" w:themeColor="background1" w:themeShade="BF"/>
+              <w:right w:val="single" w:sz="4" w:space="0" w:color="BFBFBF" w:themeColor="background1" w:themeShade="BF"/>
+            </w:tcBorders>
+            <w:vAlign w:val="bottom"/>
+          </w:tcPr>
+          <w:p>
+            <w:pPr>
+              <w:rPr>
+                <w:rFonts w:ascii="Times New Roman" w:hAnsi="Times New Roman" w:cs="Times New Roman"/>
+                <w:sz w:val="28"/>
+                <w:szCs w:val="28"/>
+              </w:rPr>
+            </w:pPr>
+            <w:r>
+              <w:rPr>
+                <w:rFonts w:ascii="Times New Roman" w:hAnsi="Times New Roman" w:cs="Times New Roman"/>
+                <w:color w:val="000000"/>
+                <w:sz w:val="28"/>
+                <w:szCs w:val="28"/>
+              </w:rPr>
+              <w:t>31</w:t>
+            </w:r>
+          </w:p>
+        </w:tc>
+        <w:tc>
+          <w:tcPr>
+            <w:tcW w:w="4278" w:type="dxa"/>
+            <w:tcBorders>
+              <w:top w:val="single" w:sz="4" w:space="0" w:color="BFBFBF" w:themeColor="background1" w:themeShade="BF"/>
+              <w:left w:val="single" w:sz="4" w:space="0" w:color="BFBFBF" w:themeColor="background1" w:themeShade="BF"/>
+              <w:bottom w:val="single" w:sz="4" w:space="0" w:color="BFBFBF" w:themeColor="background1" w:themeShade="BF"/>
+              <w:right w:val="single" w:sz="4" w:space="0" w:color="BFBFBF" w:themeColor="background1" w:themeShade="BF"/>
+            </w:tcBorders>
+            <w:vAlign w:val="bottom"/>
+          </w:tcPr>
+          <w:p>
+            <w:pPr>
+              <w:cnfStyle w:val="000000100000" w:firstRow="0" w:lastRow="0" w:firstColumn="0" w:lastColumn="0" w:oddVBand="0" w:evenVBand="0" w:oddHBand="1" w:evenHBand="0" w:firstRowFirstColumn="0" w:firstRowLastColumn="0" w:lastRowFirstColumn="0" w:lastRowLastColumn="0"/>
+              <w:rPr>
+                <w:rFonts w:ascii="Times New Roman" w:hAnsi="Times New Roman" w:cs="Times New Roman"/>
+                <w:sz w:val="28"/>
+                <w:szCs w:val="28"/>
+              </w:rPr>
+            </w:pPr>
+            <w:r>
+              <w:rPr>
+                <w:rFonts w:ascii="Times New Roman" w:hAnsi="Times New Roman" w:cs="Times New Roman"/>
+                <w:color w:val="000000"/>
+                <w:sz w:val="28"/>
+                <w:szCs w:val="28"/>
+              </w:rPr>
+              <w:t>Boundary — Active-null (B03) — Server</w:t>
+            </w:r>
+          </w:p>
+        </w:tc>
+        <w:tc>
+          <w:tcPr>
+            <w:tcW w:w="1800" w:type="dxa"/>
+            <w:tcBorders>
+              <w:top w:val="single" w:sz="4" w:space="0" w:color="BFBFBF" w:themeColor="background1" w:themeShade="BF"/>
+              <w:left w:val="single" w:sz="4" w:space="0" w:color="BFBFBF" w:themeColor="background1" w:themeShade="BF"/>
+              <w:bottom w:val="single" w:sz="4" w:space="0" w:color="BFBFBF" w:themeColor="background1" w:themeShade="BF"/>
+              <w:right w:val="single" w:sz="4" w:space="0" w:color="BFBFBF" w:themeColor="background1" w:themeShade="BF"/>
+            </w:tcBorders>
+            <w:vAlign w:val="bottom"/>
+          </w:tcPr>
+          <w:p>
+            <w:pPr>
+              <w:cnfStyle w:val="000000100000" w:firstRow="0" w:lastRow="0" w:firstColumn="0" w:lastColumn="0" w:oddVBand="0" w:evenVBand="0" w:oddHBand="1" w:evenHBand="0" w:firstRowFirstColumn="0" w:firstRowLastColumn="0" w:lastRowFirstColumn="0" w:lastRowLastColumn="0"/>
+              <w:rPr>
+                <w:rFonts w:ascii="Times New Roman" w:hAnsi="Times New Roman" w:cs="Times New Roman"/>
+                <w:sz w:val="28"/>
+                <w:szCs w:val="28"/>
+              </w:rPr>
+            </w:pPr>
+            <w:r>
+              <w:rPr>
+                <w:rFonts w:ascii="Times New Roman" w:hAnsi="Times New Roman" w:cs="Times New Roman"/>
+                <w:color w:val="000000"/>
+                <w:sz w:val="28"/>
+                <w:szCs w:val="28"/>
+              </w:rPr>
+              <w:t>Pass</w:t>
+            </w:r>
+          </w:p>
+        </w:tc>
+        <w:tc>
+          <w:tcPr>
+            <w:tcW w:w="2359" w:type="dxa"/>
+            <w:tcBorders>
+              <w:top w:val="single" w:sz="4" w:space="0" w:color="BFBFBF" w:themeColor="background1" w:themeShade="BF"/>
+              <w:left w:val="single" w:sz="4" w:space="0" w:color="BFBFBF" w:themeColor="background1" w:themeShade="BF"/>
+              <w:bottom w:val="single" w:sz="4" w:space="0" w:color="BFBFBF" w:themeColor="background1" w:themeShade="BF"/>
+              <w:right w:val="single" w:sz="4" w:space="0" w:color="BFBFBF" w:themeColor="background1" w:themeShade="BF"/>
+            </w:tcBorders>
+            <w:vAlign w:val="bottom"/>
+          </w:tcPr>
+          <w:p>
+            <w:pPr>
+              <w:cnfStyle w:val="000000100000" w:firstRow="0" w:lastRow="0" w:firstColumn="0" w:lastColumn="0" w:oddVBand="0" w:evenVBand="0" w:oddHBand="1" w:evenHBand="0" w:firstRowFirstColumn="0" w:firstRowLastColumn="0" w:lastRowFirstColumn="0" w:lastRowLastColumn="0"/>
+              <w:rPr>
+                <w:rFonts w:ascii="Times New Roman" w:hAnsi="Times New Roman" w:cs="Times New Roman"/>
+                <w:sz w:val="28"/>
+                <w:szCs w:val="28"/>
+              </w:rPr>
+            </w:pPr>
+            <w:r>
+              <w:rPr>
+                <w:rFonts w:ascii="Times New Roman" w:hAnsi="Times New Roman" w:cs="Times New Roman"/>
+                <w:color w:val="000000"/>
+                <w:sz w:val="28"/>
+                <w:szCs w:val="28"/>
+              </w:rPr>
+              <w:t>31</w:t>
+            </w:r>
+          </w:p>
+        </w:tc>
+      </w:tr>
+      <w:tr>
+        <w:tc>
+          <w:tcPr>
+            <w:cnfStyle w:val="001000000000" w:firstRow="0" w:lastRow="0" w:firstColumn="1" w:lastColumn="0" w:oddVBand="0" w:evenVBand="0" w:oddHBand="0" w:evenHBand="0" w:firstRowFirstColumn="0" w:firstRowLastColumn="0" w:lastRowFirstColumn="0" w:lastRowLastColumn="0"/>
+            <w:tcW w:w="784" w:type="dxa"/>
+            <w:tcBorders>
+              <w:top w:val="single" w:sz="4" w:space="0" w:color="BFBFBF" w:themeColor="background1" w:themeShade="BF"/>
+              <w:left w:val="single" w:sz="4" w:space="0" w:color="BFBFBF" w:themeColor="background1" w:themeShade="BF"/>
+              <w:bottom w:val="single" w:sz="4" w:space="0" w:color="BFBFBF" w:themeColor="background1" w:themeShade="BF"/>
+              <w:right w:val="single" w:sz="4" w:space="0" w:color="BFBFBF" w:themeColor="background1" w:themeShade="BF"/>
+            </w:tcBorders>
+            <w:vAlign w:val="bottom"/>
+          </w:tcPr>
+          <w:p>
+            <w:pPr>
+              <w:rPr>
+                <w:rFonts w:ascii="Times New Roman" w:hAnsi="Times New Roman" w:cs="Times New Roman"/>
+                <w:sz w:val="28"/>
+                <w:szCs w:val="28"/>
+              </w:rPr>
+            </w:pPr>
+            <w:r>
+              <w:rPr>
+                <w:rFonts w:ascii="Times New Roman" w:hAnsi="Times New Roman" w:cs="Times New Roman"/>
+                <w:color w:val="000000"/>
+                <w:sz w:val="28"/>
+                <w:szCs w:val="28"/>
+              </w:rPr>
+              <w:t>32</w:t>
+            </w:r>
+          </w:p>
+        </w:tc>
+        <w:tc>
+          <w:tcPr>
+            <w:tcW w:w="4278" w:type="dxa"/>
+            <w:tcBorders>
+              <w:top w:val="single" w:sz="4" w:space="0" w:color="BFBFBF" w:themeColor="background1" w:themeShade="BF"/>
+              <w:left w:val="single" w:sz="4" w:space="0" w:color="BFBFBF" w:themeColor="background1" w:themeShade="BF"/>
+              <w:bottom w:val="single" w:sz="4" w:space="0" w:color="BFBFBF" w:themeColor="background1" w:themeShade="BF"/>
+              <w:right w:val="single" w:sz="4" w:space="0" w:color="BFBFBF" w:themeColor="background1" w:themeShade="BF"/>
+            </w:tcBorders>
+            <w:vAlign w:val="bottom"/>
+          </w:tcPr>
+          <w:p>
+            <w:pPr>
+              <w:cnfStyle w:val="000000000000" w:firstRow="0" w:lastRow="0" w:firstColumn="0" w:lastColumn="0" w:oddVBand="0" w:evenVBand="0" w:oddHBand="0" w:evenHBand="0" w:firstRowFirstColumn="0" w:firstRowLastColumn="0" w:lastRowFirstColumn="0" w:lastRowLastColumn="0"/>
+              <w:rPr>
+                <w:rFonts w:ascii="Times New Roman" w:hAnsi="Times New Roman" w:cs="Times New Roman"/>
+                <w:sz w:val="28"/>
+                <w:szCs w:val="28"/>
+              </w:rPr>
+            </w:pPr>
+            <w:r>
+              <w:rPr>
+                <w:rFonts w:ascii="Times New Roman" w:hAnsi="Times New Roman" w:cs="Times New Roman"/>
+                <w:color w:val="000000"/>
+                <w:sz w:val="28"/>
+                <w:szCs w:val="28"/>
+              </w:rPr>
+              <w:t>Boundary — Active-null (B03) — WASM</w:t>
+            </w:r>
+          </w:p>
+        </w:tc>
+        <w:tc>
+          <w:tcPr>
+            <w:tcW w:w="1800" w:type="dxa"/>
+            <w:tcBorders>
+              <w:top w:val="single" w:sz="4" w:space="0" w:color="BFBFBF" w:themeColor="background1" w:themeShade="BF"/>
+              <w:left w:val="single" w:sz="4" w:space="0" w:color="BFBFBF" w:themeColor="background1" w:themeShade="BF"/>
+              <w:bottom w:val="single" w:sz="4" w:space="0" w:color="BFBFBF" w:themeColor="background1" w:themeShade="BF"/>
+              <w:right w:val="single" w:sz="4" w:space="0" w:color="BFBFBF" w:themeColor="background1" w:themeShade="BF"/>
+            </w:tcBorders>
+            <w:vAlign w:val="bottom"/>
+          </w:tcPr>
+          <w:p>
+            <w:pPr>
+              <w:cnfStyle w:val="000000000000" w:firstRow="0" w:lastRow="0" w:firstColumn="0" w:lastColumn="0" w:oddVBand="0" w:evenVBand="0" w:oddHBand="0" w:evenHBand="0" w:firstRowFirstColumn="0" w:firstRowLastColumn="0" w:lastRowFirstColumn="0" w:lastRowLastColumn="0"/>
+              <w:rPr>
+                <w:rFonts w:ascii="Times New Roman" w:hAnsi="Times New Roman" w:cs="Times New Roman"/>
+                <w:sz w:val="28"/>
+                <w:szCs w:val="28"/>
+              </w:rPr>
+            </w:pPr>
+            <w:r>
+              <w:rPr>
+                <w:rFonts w:ascii="Times New Roman" w:hAnsi="Times New Roman" w:cs="Times New Roman"/>
+                <w:color w:val="000000"/>
+                <w:sz w:val="28"/>
+                <w:szCs w:val="28"/>
+              </w:rPr>
+              <w:t>Fail</w:t>
+            </w:r>
+          </w:p>
+        </w:tc>
+        <w:tc>
+          <w:tcPr>
+            <w:tcW w:w="2359" w:type="dxa"/>
+            <w:tcBorders>
+              <w:top w:val="single" w:sz="4" w:space="0" w:color="BFBFBF" w:themeColor="background1" w:themeShade="BF"/>
+              <w:left w:val="single" w:sz="4" w:space="0" w:color="BFBFBF" w:themeColor="background1" w:themeShade="BF"/>
+              <w:bottom w:val="single" w:sz="4" w:space="0" w:color="BFBFBF" w:themeColor="background1" w:themeShade="BF"/>
+              <w:right w:val="single" w:sz="4" w:space="0" w:color="BFBFBF" w:themeColor="background1" w:themeShade="BF"/>
+            </w:tcBorders>
+            <w:vAlign w:val="bottom"/>
+          </w:tcPr>
+          <w:p>
+            <w:pPr>
+              <w:cnfStyle w:val="000000000000" w:firstRow="0" w:lastRow="0" w:firstColumn="0" w:lastColumn="0" w:oddVBand="0" w:evenVBand="0" w:oddHBand="0" w:evenHBand="0" w:firstRowFirstColumn="0" w:firstRowLastColumn="0" w:lastRowFirstColumn="0" w:lastRowLastColumn="0"/>
+              <w:rPr>
+                <w:rFonts w:ascii="Times New Roman" w:hAnsi="Times New Roman" w:cs="Times New Roman"/>
+                <w:sz w:val="28"/>
+                <w:szCs w:val="28"/>
+              </w:rPr>
+            </w:pPr>
+            <w:r>
+              <w:rPr>
+                <w:rFonts w:ascii="Times New Roman" w:hAnsi="Times New Roman" w:cs="Times New Roman"/>
+                <w:color w:val="000000"/>
+                <w:sz w:val="28"/>
+                <w:szCs w:val="28"/>
+              </w:rPr>
+              <w:t>32</w:t>
+            </w:r>
+          </w:p>
+        </w:tc>
+      </w:tr>
+      <w:tr>
+        <w:trPr>
+          <w:cnfStyle w:val="000000100000" w:firstRow="0" w:lastRow="0" w:firstColumn="0" w:lastColumn="0" w:oddVBand="0" w:evenVBand="0" w:oddHBand="1" w:evenHBand="0" w:firstRowFirstColumn="0" w:firstRowLastColumn="0" w:lastRowFirstColumn="0" w:lastRowLastColumn="0"/>
+        </w:trPr>
+        <w:tc>
+          <w:tcPr>
+            <w:cnfStyle w:val="001000000000" w:firstRow="0" w:lastRow="0" w:firstColumn="1" w:lastColumn="0" w:oddVBand="0" w:evenVBand="0" w:oddHBand="0" w:evenHBand="0" w:firstRowFirstColumn="0" w:firstRowLastColumn="0" w:lastRowFirstColumn="0" w:lastRowLastColumn="0"/>
+            <w:tcW w:w="784" w:type="dxa"/>
+            <w:tcBorders>
+              <w:top w:val="single" w:sz="4" w:space="0" w:color="BFBFBF" w:themeColor="background1" w:themeShade="BF"/>
+              <w:left w:val="single" w:sz="4" w:space="0" w:color="BFBFBF" w:themeColor="background1" w:themeShade="BF"/>
+              <w:bottom w:val="single" w:sz="4" w:space="0" w:color="BFBFBF" w:themeColor="background1" w:themeShade="BF"/>
+              <w:right w:val="single" w:sz="4" w:space="0" w:color="BFBFBF" w:themeColor="background1" w:themeShade="BF"/>
+            </w:tcBorders>
+            <w:vAlign w:val="bottom"/>
+          </w:tcPr>
+          <w:p>
+            <w:pPr>
+              <w:rPr>
+                <w:rFonts w:ascii="Times New Roman" w:hAnsi="Times New Roman" w:cs="Times New Roman"/>
+                <w:sz w:val="28"/>
+                <w:szCs w:val="28"/>
+              </w:rPr>
+            </w:pPr>
+            <w:r>
+              <w:rPr>
+                <w:rFonts w:ascii="Times New Roman" w:hAnsi="Times New Roman" w:cs="Times New Roman"/>
+                <w:color w:val="000000"/>
+                <w:sz w:val="28"/>
+                <w:szCs w:val="28"/>
+              </w:rPr>
+              <w:t>33</w:t>
+            </w:r>
+          </w:p>
+        </w:tc>
+        <w:tc>
+          <w:tcPr>
+            <w:tcW w:w="4278" w:type="dxa"/>
+            <w:tcBorders>
+              <w:top w:val="single" w:sz="4" w:space="0" w:color="BFBFBF" w:themeColor="background1" w:themeShade="BF"/>
+              <w:left w:val="single" w:sz="4" w:space="0" w:color="BFBFBF" w:themeColor="background1" w:themeShade="BF"/>
+              <w:bottom w:val="single" w:sz="4" w:space="0" w:color="BFBFBF" w:themeColor="background1" w:themeShade="BF"/>
+              <w:right w:val="single" w:sz="4" w:space="0" w:color="BFBFBF" w:themeColor="background1" w:themeShade="BF"/>
+            </w:tcBorders>
+            <w:vAlign w:val="bottom"/>
+          </w:tcPr>
+          <w:p>
+            <w:pPr>
+              <w:cnfStyle w:val="000000100000" w:firstRow="0" w:lastRow="0" w:firstColumn="0" w:lastColumn="0" w:oddVBand="0" w:evenVBand="0" w:oddHBand="1" w:evenHBand="0" w:firstRowFirstColumn="0" w:firstRowLastColumn="0" w:lastRowFirstColumn="0" w:lastRowLastColumn="0"/>
+              <w:rPr>
+                <w:rFonts w:ascii="Times New Roman" w:hAnsi="Times New Roman" w:cs="Times New Roman"/>
+                <w:sz w:val="28"/>
+                <w:szCs w:val="28"/>
+              </w:rPr>
+            </w:pPr>
+            <w:r>
+              <w:rPr>
+                <w:rFonts w:ascii="Times New Roman" w:hAnsi="Times New Roman" w:cs="Times New Roman"/>
+                <w:color w:val="000000"/>
+                <w:sz w:val="28"/>
+                <w:szCs w:val="28"/>
+              </w:rPr>
+              <w:t>Boundary — Active-null (B03) — Auto Cold</w:t>
+            </w:r>
+          </w:p>
+        </w:tc>
+        <w:tc>
+          <w:tcPr>
+            <w:tcW w:w="1800" w:type="dxa"/>
+            <w:tcBorders>
+              <w:top w:val="single" w:sz="4" w:space="0" w:color="BFBFBF" w:themeColor="background1" w:themeShade="BF"/>
+              <w:left w:val="single" w:sz="4" w:space="0" w:color="BFBFBF" w:themeColor="background1" w:themeShade="BF"/>
+              <w:bottom w:val="single" w:sz="4" w:space="0" w:color="BFBFBF" w:themeColor="background1" w:themeShade="BF"/>
+              <w:right w:val="single" w:sz="4" w:space="0" w:color="BFBFBF" w:themeColor="background1" w:themeShade="BF"/>
+            </w:tcBorders>
+            <w:vAlign w:val="bottom"/>
+          </w:tcPr>
+          <w:p>
+            <w:pPr>
+              <w:cnfStyle w:val="000000100000" w:firstRow="0" w:lastRow="0" w:firstColumn="0" w:lastColumn="0" w:oddVBand="0" w:evenVBand="0" w:oddHBand="1" w:evenHBand="0" w:firstRowFirstColumn="0" w:firstRowLastColumn="0" w:lastRowFirstColumn="0" w:lastRowLastColumn="0"/>
+              <w:rPr>
+                <w:rFonts w:ascii="Times New Roman" w:hAnsi="Times New Roman" w:cs="Times New Roman"/>
+                <w:sz w:val="28"/>
+                <w:szCs w:val="28"/>
+              </w:rPr>
+            </w:pPr>
+            <w:r>
+              <w:rPr>
+                <w:rFonts w:ascii="Times New Roman" w:hAnsi="Times New Roman" w:cs="Times New Roman"/>
+                <w:color w:val="000000"/>
+                <w:sz w:val="28"/>
+                <w:szCs w:val="28"/>
+              </w:rPr>
+              <w:t>Pass</w:t>
+            </w:r>
+          </w:p>
+        </w:tc>
+        <w:tc>
+          <w:tcPr>
+            <w:tcW w:w="2359" w:type="dxa"/>
+            <w:tcBorders>
+              <w:top w:val="single" w:sz="4" w:space="0" w:color="BFBFBF" w:themeColor="background1" w:themeShade="BF"/>
+              <w:left w:val="single" w:sz="4" w:space="0" w:color="BFBFBF" w:themeColor="background1" w:themeShade="BF"/>
+              <w:bottom w:val="single" w:sz="4" w:space="0" w:color="BFBFBF" w:themeColor="background1" w:themeShade="BF"/>
+              <w:right w:val="single" w:sz="4" w:space="0" w:color="BFBFBF" w:themeColor="background1" w:themeShade="BF"/>
+            </w:tcBorders>
+            <w:vAlign w:val="bottom"/>
+          </w:tcPr>
+          <w:p>
+            <w:pPr>
+              <w:cnfStyle w:val="000000100000" w:firstRow="0" w:lastRow="0" w:firstColumn="0" w:lastColumn="0" w:oddVBand="0" w:evenVBand="0" w:oddHBand="1" w:evenHBand="0" w:firstRowFirstColumn="0" w:firstRowLastColumn="0" w:lastRowFirstColumn="0" w:lastRowLastColumn="0"/>
+              <w:rPr>
+                <w:rFonts w:ascii="Times New Roman" w:hAnsi="Times New Roman" w:cs="Times New Roman"/>
+                <w:sz w:val="28"/>
+                <w:szCs w:val="28"/>
+              </w:rPr>
+            </w:pPr>
+            <w:r>
+              <w:rPr>
+                <w:rFonts w:ascii="Times New Roman" w:hAnsi="Times New Roman" w:cs="Times New Roman"/>
+                <w:color w:val="000000"/>
+                <w:sz w:val="28"/>
+                <w:szCs w:val="28"/>
+              </w:rPr>
+              <w:t>33</w:t>
+            </w:r>
+          </w:p>
+        </w:tc>
+      </w:tr>
+      <w:tr>
+        <w:tc>
+          <w:tcPr>
+            <w:cnfStyle w:val="001000000000" w:firstRow="0" w:lastRow="0" w:firstColumn="1" w:lastColumn="0" w:oddVBand="0" w:evenVBand="0" w:oddHBand="0" w:evenHBand="0" w:firstRowFirstColumn="0" w:firstRowLastColumn="0" w:lastRowFirstColumn="0" w:lastRowLastColumn="0"/>
+            <w:tcW w:w="784" w:type="dxa"/>
+            <w:tcBorders>
+              <w:top w:val="single" w:sz="4" w:space="0" w:color="BFBFBF" w:themeColor="background1" w:themeShade="BF"/>
+              <w:left w:val="single" w:sz="4" w:space="0" w:color="BFBFBF" w:themeColor="background1" w:themeShade="BF"/>
+              <w:bottom w:val="single" w:sz="4" w:space="0" w:color="BFBFBF" w:themeColor="background1" w:themeShade="BF"/>
+              <w:right w:val="single" w:sz="4" w:space="0" w:color="BFBFBF" w:themeColor="background1" w:themeShade="BF"/>
+            </w:tcBorders>
+            <w:vAlign w:val="bottom"/>
+          </w:tcPr>
+          <w:p>
+            <w:pPr>
+              <w:rPr>
+                <w:rFonts w:ascii="Times New Roman" w:hAnsi="Times New Roman" w:cs="Times New Roman"/>
+                <w:sz w:val="28"/>
+                <w:szCs w:val="28"/>
+              </w:rPr>
+            </w:pPr>
+            <w:r>
+              <w:rPr>
+                <w:rFonts w:ascii="Times New Roman" w:hAnsi="Times New Roman" w:cs="Times New Roman"/>
+                <w:color w:val="000000"/>
+                <w:sz w:val="28"/>
+                <w:szCs w:val="28"/>
+              </w:rPr>
+              <w:t>34</w:t>
+            </w:r>
+          </w:p>
+        </w:tc>
+        <w:tc>
+          <w:tcPr>
+            <w:tcW w:w="4278" w:type="dxa"/>
+            <w:tcBorders>
+              <w:top w:val="single" w:sz="4" w:space="0" w:color="BFBFBF" w:themeColor="background1" w:themeShade="BF"/>
+              <w:left w:val="single" w:sz="4" w:space="0" w:color="BFBFBF" w:themeColor="background1" w:themeShade="BF"/>
+              <w:bottom w:val="single" w:sz="4" w:space="0" w:color="BFBFBF" w:themeColor="background1" w:themeShade="BF"/>
+              <w:right w:val="single" w:sz="4" w:space="0" w:color="BFBFBF" w:themeColor="background1" w:themeShade="BF"/>
+            </w:tcBorders>
+            <w:vAlign w:val="bottom"/>
+          </w:tcPr>
+          <w:p>
+            <w:pPr>
+              <w:cnfStyle w:val="000000000000" w:firstRow="0" w:lastRow="0" w:firstColumn="0" w:lastColumn="0" w:oddVBand="0" w:evenVBand="0" w:oddHBand="0" w:evenHBand="0" w:firstRowFirstColumn="0" w:firstRowLastColumn="0" w:lastRowFirstColumn="0" w:lastRowLastColumn="0"/>
+              <w:rPr>
+                <w:rFonts w:ascii="Times New Roman" w:hAnsi="Times New Roman" w:cs="Times New Roman"/>
+                <w:sz w:val="28"/>
+                <w:szCs w:val="28"/>
+              </w:rPr>
+            </w:pPr>
+            <w:r>
+              <w:rPr>
+                <w:rFonts w:ascii="Times New Roman" w:hAnsi="Times New Roman" w:cs="Times New Roman"/>
+                <w:color w:val="000000"/>
+                <w:sz w:val="28"/>
+                <w:szCs w:val="28"/>
+              </w:rPr>
+              <w:t>Boundary — Active-null (B03) — Auto Warm</w:t>
+            </w:r>
+          </w:p>
+        </w:tc>
+        <w:tc>
+          <w:tcPr>
+            <w:tcW w:w="1800" w:type="dxa"/>
+            <w:tcBorders>
+              <w:top w:val="single" w:sz="4" w:space="0" w:color="BFBFBF" w:themeColor="background1" w:themeShade="BF"/>
+              <w:left w:val="single" w:sz="4" w:space="0" w:color="BFBFBF" w:themeColor="background1" w:themeShade="BF"/>
+              <w:bottom w:val="single" w:sz="4" w:space="0" w:color="BFBFBF" w:themeColor="background1" w:themeShade="BF"/>
+              <w:right w:val="single" w:sz="4" w:space="0" w:color="BFBFBF" w:themeColor="background1" w:themeShade="BF"/>
+            </w:tcBorders>
+            <w:vAlign w:val="bottom"/>
+          </w:tcPr>
+          <w:p>
+            <w:pPr>
+              <w:cnfStyle w:val="000000000000" w:firstRow="0" w:lastRow="0" w:firstColumn="0" w:lastColumn="0" w:oddVBand="0" w:evenVBand="0" w:oddHBand="0" w:evenHBand="0" w:firstRowFirstColumn="0" w:firstRowLastColumn="0" w:lastRowFirstColumn="0" w:lastRowLastColumn="0"/>
+              <w:rPr>
+                <w:rFonts w:ascii="Times New Roman" w:hAnsi="Times New Roman" w:cs="Times New Roman"/>
+                <w:sz w:val="28"/>
+                <w:szCs w:val="28"/>
+              </w:rPr>
+            </w:pPr>
+            <w:r>
+              <w:rPr>
+                <w:rFonts w:ascii="Times New Roman" w:hAnsi="Times New Roman" w:cs="Times New Roman"/>
+                <w:color w:val="000000"/>
+                <w:sz w:val="28"/>
+                <w:szCs w:val="28"/>
+              </w:rPr>
+              <w:t>Fail</w:t>
+            </w:r>
+          </w:p>
+        </w:tc>
+        <w:tc>
+          <w:tcPr>
+            <w:tcW w:w="2359" w:type="dxa"/>
+            <w:tcBorders>
+              <w:top w:val="single" w:sz="4" w:space="0" w:color="BFBFBF" w:themeColor="background1" w:themeShade="BF"/>
+              <w:left w:val="single" w:sz="4" w:space="0" w:color="BFBFBF" w:themeColor="background1" w:themeShade="BF"/>
+              <w:bottom w:val="single" w:sz="4" w:space="0" w:color="BFBFBF" w:themeColor="background1" w:themeShade="BF"/>
+              <w:right w:val="single" w:sz="4" w:space="0" w:color="BFBFBF" w:themeColor="background1" w:themeShade="BF"/>
+            </w:tcBorders>
+            <w:vAlign w:val="bottom"/>
+          </w:tcPr>
+          <w:p>
+            <w:pPr>
+              <w:cnfStyle w:val="000000000000" w:firstRow="0" w:lastRow="0" w:firstColumn="0" w:lastColumn="0" w:oddVBand="0" w:evenVBand="0" w:oddHBand="0" w:evenHBand="0" w:firstRowFirstColumn="0" w:firstRowLastColumn="0" w:lastRowFirstColumn="0" w:lastRowLastColumn="0"/>
+              <w:rPr>
+                <w:rFonts w:ascii="Times New Roman" w:hAnsi="Times New Roman" w:cs="Times New Roman"/>
+                <w:sz w:val="28"/>
+                <w:szCs w:val="28"/>
+              </w:rPr>
+            </w:pPr>
+            <w:r>
+              <w:rPr>
+                <w:rFonts w:ascii="Times New Roman" w:hAnsi="Times New Roman" w:cs="Times New Roman"/>
+                <w:color w:val="000000"/>
+                <w:sz w:val="28"/>
+                <w:szCs w:val="28"/>
+              </w:rPr>
+              <w:t>34</w:t>
+            </w:r>
+          </w:p>
+        </w:tc>
+      </w:tr>
+      <w:tr>
+        <w:trPr>
+          <w:cnfStyle w:val="000000100000" w:firstRow="0" w:lastRow="0" w:firstColumn="0" w:lastColumn="0" w:oddVBand="0" w:evenVBand="0" w:oddHBand="1" w:evenHBand="0" w:firstRowFirstColumn="0" w:firstRowLastColumn="0" w:lastRowFirstColumn="0" w:lastRowLastColumn="0"/>
+        </w:trPr>
+        <w:tc>
+          <w:tcPr>
+            <w:cnfStyle w:val="001000000000" w:firstRow="0" w:lastRow="0" w:firstColumn="1" w:lastColumn="0" w:oddVBand="0" w:evenVBand="0" w:oddHBand="0" w:evenHBand="0" w:firstRowFirstColumn="0" w:firstRowLastColumn="0" w:lastRowFirstColumn="0" w:lastRowLastColumn="0"/>
+            <w:tcW w:w="784" w:type="dxa"/>
+            <w:tcBorders>
+              <w:top w:val="single" w:sz="4" w:space="0" w:color="BFBFBF" w:themeColor="background1" w:themeShade="BF"/>
+              <w:left w:val="single" w:sz="4" w:space="0" w:color="BFBFBF" w:themeColor="background1" w:themeShade="BF"/>
+              <w:bottom w:val="single" w:sz="4" w:space="0" w:color="BFBFBF" w:themeColor="background1" w:themeShade="BF"/>
+              <w:right w:val="single" w:sz="4" w:space="0" w:color="BFBFBF" w:themeColor="background1" w:themeShade="BF"/>
+            </w:tcBorders>
+            <w:vAlign w:val="bottom"/>
+          </w:tcPr>
+          <w:p>
+            <w:pPr>
+              <w:rPr>
+                <w:rFonts w:ascii="Times New Roman" w:hAnsi="Times New Roman" w:cs="Times New Roman"/>
+                <w:sz w:val="28"/>
+                <w:szCs w:val="28"/>
+              </w:rPr>
+            </w:pPr>
+            <w:r>
+              <w:rPr>
+                <w:rFonts w:ascii="Times New Roman" w:hAnsi="Times New Roman" w:cs="Times New Roman"/>
+                <w:color w:val="000000"/>
+                <w:sz w:val="28"/>
+                <w:szCs w:val="28"/>
+              </w:rPr>
+              <w:t>35</w:t>
+            </w:r>
+          </w:p>
+        </w:tc>
+        <w:tc>
+          <w:tcPr>
+            <w:tcW w:w="4278" w:type="dxa"/>
+            <w:tcBorders>
+              <w:top w:val="single" w:sz="4" w:space="0" w:color="BFBFBF" w:themeColor="background1" w:themeShade="BF"/>
+              <w:left w:val="single" w:sz="4" w:space="0" w:color="BFBFBF" w:themeColor="background1" w:themeShade="BF"/>
+              <w:bottom w:val="single" w:sz="4" w:space="0" w:color="BFBFBF" w:themeColor="background1" w:themeShade="BF"/>
+              <w:right w:val="single" w:sz="4" w:space="0" w:color="BFBFBF" w:themeColor="background1" w:themeShade="BF"/>
+            </w:tcBorders>
+            <w:vAlign w:val="bottom"/>
+          </w:tcPr>
+          <w:p>
+            <w:pPr>
+              <w:cnfStyle w:val="000000100000" w:firstRow="0" w:lastRow="0" w:firstColumn="0" w:lastColumn="0" w:oddVBand="0" w:evenVBand="0" w:oddHBand="1" w:evenHBand="0" w:firstRowFirstColumn="0" w:firstRowLastColumn="0" w:lastRowFirstColumn="0" w:lastRowLastColumn="0"/>
+              <w:rPr>
+                <w:rFonts w:ascii="Times New Roman" w:hAnsi="Times New Roman" w:cs="Times New Roman"/>
+                <w:sz w:val="28"/>
+                <w:szCs w:val="28"/>
+              </w:rPr>
+            </w:pPr>
+            <w:r>
+              <w:rPr>
+                <w:rFonts w:ascii="Times New Roman" w:hAnsi="Times New Roman" w:cs="Times New Roman"/>
+                <w:color w:val="000000"/>
+                <w:sz w:val="28"/>
+                <w:szCs w:val="28"/>
+              </w:rPr>
+              <w:t>Boundary — Classified (B05, B06)</w:t>
+            </w:r>
+          </w:p>
+        </w:tc>
+        <w:tc>
+          <w:tcPr>
+            <w:tcW w:w="1800" w:type="dxa"/>
+            <w:tcBorders>
+              <w:top w:val="single" w:sz="4" w:space="0" w:color="BFBFBF" w:themeColor="background1" w:themeShade="BF"/>
+              <w:left w:val="single" w:sz="4" w:space="0" w:color="BFBFBF" w:themeColor="background1" w:themeShade="BF"/>
+              <w:bottom w:val="single" w:sz="4" w:space="0" w:color="BFBFBF" w:themeColor="background1" w:themeShade="BF"/>
+              <w:right w:val="single" w:sz="4" w:space="0" w:color="BFBFBF" w:themeColor="background1" w:themeShade="BF"/>
+            </w:tcBorders>
+            <w:vAlign w:val="bottom"/>
+          </w:tcPr>
+          <w:p>
+            <w:pPr>
+              <w:cnfStyle w:val="000000100000" w:firstRow="0" w:lastRow="0" w:firstColumn="0" w:lastColumn="0" w:oddVBand="0" w:evenVBand="0" w:oddHBand="1" w:evenHBand="0" w:firstRowFirstColumn="0" w:firstRowLastColumn="0" w:lastRowFirstColumn="0" w:lastRowLastColumn="0"/>
+              <w:rPr>
+                <w:rFonts w:ascii="Times New Roman" w:hAnsi="Times New Roman" w:cs="Times New Roman"/>
+                <w:sz w:val="28"/>
+                <w:szCs w:val="28"/>
+              </w:rPr>
+            </w:pPr>
+            <w:r>
+              <w:rPr>
+                <w:rFonts w:ascii="Times New Roman" w:hAnsi="Times New Roman" w:cs="Times New Roman"/>
+                <w:color w:val="000000"/>
+                <w:sz w:val="28"/>
+                <w:szCs w:val="28"/>
+              </w:rPr>
+              <w:t>Pass — all modes</w:t>
+            </w:r>
+          </w:p>
+        </w:tc>
+        <w:tc>
+          <w:tcPr>
+            <w:tcW w:w="2359" w:type="dxa"/>
+            <w:tcBorders>
+              <w:top w:val="single" w:sz="4" w:space="0" w:color="BFBFBF" w:themeColor="background1" w:themeShade="BF"/>
+              <w:left w:val="single" w:sz="4" w:space="0" w:color="BFBFBF" w:themeColor="background1" w:themeShade="BF"/>
+              <w:bottom w:val="single" w:sz="4" w:space="0" w:color="BFBFBF" w:themeColor="background1" w:themeShade="BF"/>
+              <w:right w:val="single" w:sz="4" w:space="0" w:color="BFBFBF" w:themeColor="background1" w:themeShade="BF"/>
+            </w:tcBorders>
+            <w:vAlign w:val="bottom"/>
+          </w:tcPr>
+          <w:p>
+            <w:pPr>
+              <w:cnfStyle w:val="000000100000" w:firstRow="0" w:lastRow="0" w:firstColumn="0" w:lastColumn="0" w:oddVBand="0" w:evenVBand="0" w:oddHBand="1" w:evenHBand="0" w:firstRowFirstColumn="0" w:firstRowLastColumn="0" w:lastRowFirstColumn="0" w:lastRowLastColumn="0"/>
+              <w:rPr>
+                <w:rFonts w:ascii="Times New Roman" w:hAnsi="Times New Roman" w:cs="Times New Roman"/>
+                <w:sz w:val="28"/>
+                <w:szCs w:val="28"/>
+              </w:rPr>
+            </w:pPr>
+            <w:r>
+              <w:rPr>
+                <w:rFonts w:ascii="Times New Roman" w:hAnsi="Times New Roman" w:cs="Times New Roman"/>
+                <w:color w:val="000000"/>
+                <w:sz w:val="28"/>
+                <w:szCs w:val="28"/>
+              </w:rPr>
+              <w:t>35</w:t>
+            </w:r>
+          </w:p>
+        </w:tc>
+      </w:tr>
+      <w:tr>
+        <w:tc>
+          <w:tcPr>
+            <w:cnfStyle w:val="001000000000" w:firstRow="0" w:lastRow="0" w:firstColumn="1" w:lastColumn="0" w:oddVBand="0" w:evenVBand="0" w:oddHBand="0" w:evenHBand="0" w:firstRowFirstColumn="0" w:firstRowLastColumn="0" w:lastRowFirstColumn="0" w:lastRowLastColumn="0"/>
+            <w:tcW w:w="784" w:type="dxa"/>
+            <w:tcBorders>
+              <w:top w:val="single" w:sz="4" w:space="0" w:color="BFBFBF" w:themeColor="background1" w:themeShade="BF"/>
+              <w:left w:val="single" w:sz="4" w:space="0" w:color="BFBFBF" w:themeColor="background1" w:themeShade="BF"/>
+              <w:bottom w:val="single" w:sz="4" w:space="0" w:color="BFBFBF" w:themeColor="background1" w:themeShade="BF"/>
+              <w:right w:val="single" w:sz="4" w:space="0" w:color="BFBFBF" w:themeColor="background1" w:themeShade="BF"/>
+            </w:tcBorders>
+            <w:vAlign w:val="bottom"/>
+          </w:tcPr>
+          <w:p>
+            <w:pPr>
+              <w:rPr>
+                <w:rFonts w:ascii="Times New Roman" w:hAnsi="Times New Roman" w:cs="Times New Roman"/>
+                <w:sz w:val="28"/>
+                <w:szCs w:val="28"/>
+              </w:rPr>
+            </w:pPr>
+            <w:r>
+              <w:rPr>
+                <w:rFonts w:ascii="Times New Roman" w:hAnsi="Times New Roman" w:cs="Times New Roman"/>
+                <w:color w:val="000000"/>
+                <w:sz w:val="28"/>
+                <w:szCs w:val="28"/>
+              </w:rPr>
+              <w:t>36</w:t>
+            </w:r>
+          </w:p>
+        </w:tc>
+        <w:tc>
+          <w:tcPr>
+            <w:tcW w:w="4278" w:type="dxa"/>
+            <w:tcBorders>
+              <w:top w:val="single" w:sz="4" w:space="0" w:color="BFBFBF" w:themeColor="background1" w:themeShade="BF"/>
+              <w:left w:val="single" w:sz="4" w:space="0" w:color="BFBFBF" w:themeColor="background1" w:themeShade="BF"/>
+              <w:bottom w:val="single" w:sz="4" w:space="0" w:color="BFBFBF" w:themeColor="background1" w:themeShade="BF"/>
+              <w:right w:val="single" w:sz="4" w:space="0" w:color="BFBFBF" w:themeColor="background1" w:themeShade="BF"/>
+            </w:tcBorders>
+            <w:vAlign w:val="bottom"/>
+          </w:tcPr>
+          <w:p>
+            <w:pPr>
+              <w:cnfStyle w:val="000000000000" w:firstRow="0" w:lastRow="0" w:firstColumn="0" w:lastColumn="0" w:oddVBand="0" w:evenVBand="0" w:oddHBand="0" w:evenHBand="0" w:firstRowFirstColumn="0" w:firstRowLastColumn="0" w:lastRowFirstColumn="0" w:lastRowLastColumn="0"/>
+              <w:rPr>
+                <w:rFonts w:ascii="Times New Roman" w:hAnsi="Times New Roman" w:cs="Times New Roman"/>
+                <w:sz w:val="28"/>
+                <w:szCs w:val="28"/>
+              </w:rPr>
+            </w:pPr>
+            <w:r>
+              <w:rPr>
+                <w:rFonts w:ascii="Times New Roman" w:hAnsi="Times New Roman" w:cs="Times New Roman"/>
+                <w:color w:val="000000"/>
+                <w:sz w:val="28"/>
+                <w:szCs w:val="28"/>
+              </w:rPr>
+              <w:t>Boundary — Unclassified (B07, B08)</w:t>
+            </w:r>
+          </w:p>
+        </w:tc>
+        <w:tc>
+          <w:tcPr>
+            <w:tcW w:w="1800" w:type="dxa"/>
+            <w:tcBorders>
+              <w:top w:val="single" w:sz="4" w:space="0" w:color="BFBFBF" w:themeColor="background1" w:themeShade="BF"/>
+              <w:left w:val="single" w:sz="4" w:space="0" w:color="BFBFBF" w:themeColor="background1" w:themeShade="BF"/>
+              <w:bottom w:val="single" w:sz="4" w:space="0" w:color="BFBFBF" w:themeColor="background1" w:themeShade="BF"/>
+              <w:right w:val="single" w:sz="4" w:space="0" w:color="BFBFBF" w:themeColor="background1" w:themeShade="BF"/>
+            </w:tcBorders>
+            <w:vAlign w:val="bottom"/>
+          </w:tcPr>
+          <w:p>
+            <w:pPr>
+              <w:cnfStyle w:val="000000000000" w:firstRow="0" w:lastRow="0" w:firstColumn="0" w:lastColumn="0" w:oddVBand="0" w:evenVBand="0" w:oddHBand="0" w:evenHBand="0" w:firstRowFirstColumn="0" w:firstRowLastColumn="0" w:lastRowFirstColumn="0" w:lastRowLastColumn="0"/>
+              <w:rPr>
+                <w:rFonts w:ascii="Times New Roman" w:hAnsi="Times New Roman" w:cs="Times New Roman"/>
+                <w:sz w:val="28"/>
+                <w:szCs w:val="28"/>
+              </w:rPr>
+            </w:pPr>
+            <w:r>
+              <w:rPr>
+                <w:rFonts w:ascii="Times New Roman" w:hAnsi="Times New Roman" w:cs="Times New Roman"/>
+                <w:color w:val="000000"/>
+                <w:sz w:val="28"/>
+                <w:szCs w:val="28"/>
+              </w:rPr>
+              <w:t>Safe visible failure</w:t>
+            </w:r>
+          </w:p>
+        </w:tc>
+        <w:tc>
+          <w:tcPr>
+            <w:tcW w:w="2359" w:type="dxa"/>
+            <w:tcBorders>
+              <w:top w:val="single" w:sz="4" w:space="0" w:color="BFBFBF" w:themeColor="background1" w:themeShade="BF"/>
+              <w:left w:val="single" w:sz="4" w:space="0" w:color="BFBFBF" w:themeColor="background1" w:themeShade="BF"/>
+              <w:bottom w:val="single" w:sz="4" w:space="0" w:color="BFBFBF" w:themeColor="background1" w:themeShade="BF"/>
+              <w:right w:val="single" w:sz="4" w:space="0" w:color="BFBFBF" w:themeColor="background1" w:themeShade="BF"/>
+            </w:tcBorders>
+            <w:vAlign w:val="bottom"/>
+          </w:tcPr>
+          <w:p>
+            <w:pPr>
+              <w:cnfStyle w:val="000000000000" w:firstRow="0" w:lastRow="0" w:firstColumn="0" w:lastColumn="0" w:oddVBand="0" w:evenVBand="0" w:oddHBand="0" w:evenHBand="0" w:firstRowFirstColumn="0" w:firstRowLastColumn="0" w:lastRowFirstColumn="0" w:lastRowLastColumn="0"/>
+              <w:rPr>
+                <w:rFonts w:ascii="Times New Roman" w:hAnsi="Times New Roman" w:cs="Times New Roman"/>
+                <w:sz w:val="28"/>
+                <w:szCs w:val="28"/>
+              </w:rPr>
+            </w:pPr>
+            <w:r>
+              <w:rPr>
+                <w:rFonts w:ascii="Times New Roman" w:hAnsi="Times New Roman" w:cs="Times New Roman"/>
+                <w:color w:val="000000"/>
+                <w:sz w:val="28"/>
+                <w:szCs w:val="28"/>
+              </w:rPr>
+              <w:t>36</w:t>
+            </w:r>
+          </w:p>
+        </w:tc>
+      </w:tr>
+      <w:tr>
+        <w:trPr>
+          <w:cnfStyle w:val="000000100000" w:firstRow="0" w:lastRow="0" w:firstColumn="0" w:lastColumn="0" w:oddVBand="0" w:evenVBand="0" w:oddHBand="1" w:evenHBand="0" w:firstRowFirstColumn="0" w:firstRowLastColumn="0" w:lastRowFirstColumn="0" w:lastRowLastColumn="0"/>
+        </w:trPr>
+        <w:tc>
+          <w:tcPr>
+            <w:cnfStyle w:val="001000000000" w:firstRow="0" w:lastRow="0" w:firstColumn="1" w:lastColumn="0" w:oddVBand="0" w:evenVBand="0" w:oddHBand="0" w:evenHBand="0" w:firstRowFirstColumn="0" w:firstRowLastColumn="0" w:lastRowFirstColumn="0" w:lastRowLastColumn="0"/>
+            <w:tcW w:w="784" w:type="dxa"/>
+            <w:tcBorders>
+              <w:top w:val="single" w:sz="4" w:space="0" w:color="BFBFBF" w:themeColor="background1" w:themeShade="BF"/>
+              <w:left w:val="single" w:sz="4" w:space="0" w:color="BFBFBF" w:themeColor="background1" w:themeShade="BF"/>
+              <w:bottom w:val="single" w:sz="4" w:space="0" w:color="BFBFBF" w:themeColor="background1" w:themeShade="BF"/>
+              <w:right w:val="single" w:sz="4" w:space="0" w:color="BFBFBF" w:themeColor="background1" w:themeShade="BF"/>
+            </w:tcBorders>
+            <w:vAlign w:val="bottom"/>
+          </w:tcPr>
+          <w:p>
+            <w:pPr>
+              <w:rPr>
+                <w:rFonts w:ascii="Times New Roman" w:hAnsi="Times New Roman" w:cs="Times New Roman"/>
+                <w:sz w:val="28"/>
+                <w:szCs w:val="28"/>
+              </w:rPr>
+            </w:pPr>
+            <w:r>
+              <w:rPr>
+                <w:rFonts w:ascii="Times New Roman" w:hAnsi="Times New Roman" w:cs="Times New Roman"/>
+                <w:color w:val="000000"/>
+                <w:sz w:val="28"/>
+                <w:szCs w:val="28"/>
+              </w:rPr>
+              <w:t>37</w:t>
+            </w:r>
+          </w:p>
+        </w:tc>
+        <w:tc>
+          <w:tcPr>
+            <w:tcW w:w="4278" w:type="dxa"/>
+            <w:tcBorders>
+              <w:top w:val="single" w:sz="4" w:space="0" w:color="BFBFBF" w:themeColor="background1" w:themeShade="BF"/>
+              <w:left w:val="single" w:sz="4" w:space="0" w:color="BFBFBF" w:themeColor="background1" w:themeShade="BF"/>
+              <w:bottom w:val="single" w:sz="4" w:space="0" w:color="BFBFBF" w:themeColor="background1" w:themeShade="BF"/>
+              <w:right w:val="single" w:sz="4" w:space="0" w:color="BFBFBF" w:themeColor="background1" w:themeShade="BF"/>
+            </w:tcBorders>
+            <w:vAlign w:val="bottom"/>
+          </w:tcPr>
+          <w:p>
+            <w:pPr>
+              <w:cnfStyle w:val="000000100000" w:firstRow="0" w:lastRow="0" w:firstColumn="0" w:lastColumn="0" w:oddVBand="0" w:evenVBand="0" w:oddHBand="1" w:evenHBand="0" w:firstRowFirstColumn="0" w:firstRowLastColumn="0" w:lastRowFirstColumn="0" w:lastRowLastColumn="0"/>
+              <w:rPr>
+                <w:rFonts w:ascii="Times New Roman" w:hAnsi="Times New Roman" w:cs="Times New Roman"/>
+                <w:sz w:val="28"/>
+                <w:szCs w:val="28"/>
+              </w:rPr>
+            </w:pPr>
+            <w:r>
+              <w:rPr>
+                <w:rFonts w:ascii="Times New Roman" w:hAnsi="Times New Roman" w:cs="Times New Roman"/>
+                <w:color w:val="000000"/>
+                <w:sz w:val="28"/>
+                <w:szCs w:val="28"/>
+              </w:rPr>
+              <w:t>Boundary — Nested (B09, B10)</w:t>
+            </w:r>
+          </w:p>
+        </w:tc>
+        <w:tc>
+          <w:tcPr>
+            <w:tcW w:w="1800" w:type="dxa"/>
+            <w:tcBorders>
+              <w:top w:val="single" w:sz="4" w:space="0" w:color="BFBFBF" w:themeColor="background1" w:themeShade="BF"/>
+              <w:left w:val="single" w:sz="4" w:space="0" w:color="BFBFBF" w:themeColor="background1" w:themeShade="BF"/>
+              <w:bottom w:val="single" w:sz="4" w:space="0" w:color="BFBFBF" w:themeColor="background1" w:themeShade="BF"/>
+              <w:right w:val="single" w:sz="4" w:space="0" w:color="BFBFBF" w:themeColor="background1" w:themeShade="BF"/>
+            </w:tcBorders>
+            <w:vAlign w:val="bottom"/>
+          </w:tcPr>
+          <w:p>
+            <w:pPr>
+              <w:cnfStyle w:val="000000100000" w:firstRow="0" w:lastRow="0" w:firstColumn="0" w:lastColumn="0" w:oddVBand="0" w:evenVBand="0" w:oddHBand="1" w:evenHBand="0" w:firstRowFirstColumn="0" w:firstRowLastColumn="0" w:lastRowFirstColumn="0" w:lastRowLastColumn="0"/>
+              <w:rPr>
+                <w:rFonts w:ascii="Times New Roman" w:hAnsi="Times New Roman" w:cs="Times New Roman"/>
+                <w:sz w:val="28"/>
+                <w:szCs w:val="28"/>
+              </w:rPr>
+            </w:pPr>
+            <w:r>
+              <w:rPr>
+                <w:rFonts w:ascii="Times New Roman" w:hAnsi="Times New Roman" w:cs="Times New Roman"/>
+                <w:color w:val="000000"/>
+                <w:sz w:val="28"/>
+                <w:szCs w:val="28"/>
+              </w:rPr>
+              <w:t>Pass — all modes</w:t>
+            </w:r>
+          </w:p>
+        </w:tc>
+        <w:tc>
+          <w:tcPr>
+            <w:tcW w:w="2359" w:type="dxa"/>
+            <w:tcBorders>
+              <w:top w:val="single" w:sz="4" w:space="0" w:color="BFBFBF" w:themeColor="background1" w:themeShade="BF"/>
+              <w:left w:val="single" w:sz="4" w:space="0" w:color="BFBFBF" w:themeColor="background1" w:themeShade="BF"/>
+              <w:bottom w:val="single" w:sz="4" w:space="0" w:color="BFBFBF" w:themeColor="background1" w:themeShade="BF"/>
+              <w:right w:val="single" w:sz="4" w:space="0" w:color="BFBFBF" w:themeColor="background1" w:themeShade="BF"/>
+            </w:tcBorders>
+            <w:vAlign w:val="bottom"/>
+          </w:tcPr>
+          <w:p>
+            <w:pPr>
+              <w:cnfStyle w:val="000000100000" w:firstRow="0" w:lastRow="0" w:firstColumn="0" w:lastColumn="0" w:oddVBand="0" w:evenVBand="0" w:oddHBand="1" w:evenHBand="0" w:firstRowFirstColumn="0" w:firstRowLastColumn="0" w:lastRowFirstColumn="0" w:lastRowLastColumn="0"/>
+              <w:rPr>
+                <w:rFonts w:ascii="Times New Roman" w:hAnsi="Times New Roman" w:cs="Times New Roman"/>
+                <w:sz w:val="28"/>
+                <w:szCs w:val="28"/>
+              </w:rPr>
+            </w:pPr>
+            <w:r>
+              <w:rPr>
+                <w:rFonts w:ascii="Times New Roman" w:hAnsi="Times New Roman" w:cs="Times New Roman"/>
+                <w:color w:val="000000"/>
+                <w:sz w:val="28"/>
+                <w:szCs w:val="28"/>
+              </w:rPr>
+              <w:t>37</w:t>
+            </w:r>
+          </w:p>
+        </w:tc>
+      </w:tr>
+      <w:tr>
+        <w:tc>
+          <w:tcPr>
+            <w:cnfStyle w:val="001000000000" w:firstRow="0" w:lastRow="0" w:firstColumn="1" w:lastColumn="0" w:oddVBand="0" w:evenVBand="0" w:oddHBand="0" w:evenHBand="0" w:firstRowFirstColumn="0" w:firstRowLastColumn="0" w:lastRowFirstColumn="0" w:lastRowLastColumn="0"/>
+            <w:tcW w:w="784" w:type="dxa"/>
+            <w:tcBorders>
+              <w:top w:val="single" w:sz="4" w:space="0" w:color="BFBFBF" w:themeColor="background1" w:themeShade="BF"/>
+              <w:left w:val="single" w:sz="4" w:space="0" w:color="BFBFBF" w:themeColor="background1" w:themeShade="BF"/>
+              <w:bottom w:val="single" w:sz="4" w:space="0" w:color="BFBFBF" w:themeColor="background1" w:themeShade="BF"/>
+              <w:right w:val="single" w:sz="4" w:space="0" w:color="BFBFBF" w:themeColor="background1" w:themeShade="BF"/>
+            </w:tcBorders>
+            <w:vAlign w:val="bottom"/>
+          </w:tcPr>
+          <w:p>
+            <w:pPr>
+              <w:rPr>
+                <w:rFonts w:ascii="Times New Roman" w:hAnsi="Times New Roman" w:cs="Times New Roman"/>
+                <w:sz w:val="28"/>
+                <w:szCs w:val="28"/>
+              </w:rPr>
+            </w:pPr>
+            <w:r>
+              <w:rPr>
+                <w:rFonts w:ascii="Times New Roman" w:hAnsi="Times New Roman" w:cs="Times New Roman"/>
+                <w:color w:val="000000"/>
+                <w:sz w:val="28"/>
+                <w:szCs w:val="28"/>
+              </w:rPr>
+              <w:t>38</w:t>
+            </w:r>
+          </w:p>
+        </w:tc>
+        <w:tc>
+          <w:tcPr>
+            <w:tcW w:w="4278" w:type="dxa"/>
+            <w:tcBorders>
+              <w:top w:val="single" w:sz="4" w:space="0" w:color="BFBFBF" w:themeColor="background1" w:themeShade="BF"/>
+              <w:left w:val="single" w:sz="4" w:space="0" w:color="BFBFBF" w:themeColor="background1" w:themeShade="BF"/>
+              <w:bottom w:val="single" w:sz="4" w:space="0" w:color="BFBFBF" w:themeColor="background1" w:themeShade="BF"/>
+              <w:right w:val="single" w:sz="4" w:space="0" w:color="BFBFBF" w:themeColor="background1" w:themeShade="BF"/>
+            </w:tcBorders>
+            <w:vAlign w:val="bottom"/>
+          </w:tcPr>
+          <w:p>
+            <w:pPr>
+              <w:cnfStyle w:val="000000000000" w:firstRow="0" w:lastRow="0" w:firstColumn="0" w:lastColumn="0" w:oddVBand="0" w:evenVBand="0" w:oddHBand="0" w:evenHBand="0" w:firstRowFirstColumn="0" w:firstRowLastColumn="0" w:lastRowFirstColumn="0" w:lastRowLastColumn="0"/>
+              <w:rPr>
+                <w:rFonts w:ascii="Times New Roman" w:hAnsi="Times New Roman" w:cs="Times New Roman"/>
+                <w:sz w:val="28"/>
+                <w:szCs w:val="28"/>
+              </w:rPr>
+            </w:pPr>
+            <w:r>
+              <w:rPr>
+                <w:rFonts w:ascii="Times New Roman" w:hAnsi="Times New Roman" w:cs="Times New Roman"/>
+                <w:color w:val="000000"/>
+                <w:sz w:val="28"/>
+                <w:szCs w:val="28"/>
+              </w:rPr>
+              <w:t>Persistence — Primitive (P01)</w:t>
+            </w:r>
+          </w:p>
+        </w:tc>
+        <w:tc>
+          <w:tcPr>
+            <w:tcW w:w="1800" w:type="dxa"/>
+            <w:tcBorders>
+              <w:top w:val="single" w:sz="4" w:space="0" w:color="BFBFBF" w:themeColor="background1" w:themeShade="BF"/>
+              <w:left w:val="single" w:sz="4" w:space="0" w:color="BFBFBF" w:themeColor="background1" w:themeShade="BF"/>
+              <w:bottom w:val="single" w:sz="4" w:space="0" w:color="BFBFBF" w:themeColor="background1" w:themeShade="BF"/>
+              <w:right w:val="single" w:sz="4" w:space="0" w:color="BFBFBF" w:themeColor="background1" w:themeShade="BF"/>
+            </w:tcBorders>
+            <w:vAlign w:val="bottom"/>
+          </w:tcPr>
+          <w:p>
+            <w:pPr>
+              <w:cnfStyle w:val="000000000000" w:firstRow="0" w:lastRow="0" w:firstColumn="0" w:lastColumn="0" w:oddVBand="0" w:evenVBand="0" w:oddHBand="0" w:evenHBand="0" w:firstRowFirstColumn="0" w:firstRowLastColumn="0" w:lastRowFirstColumn="0" w:lastRowLastColumn="0"/>
+              <w:rPr>
+                <w:rFonts w:ascii="Times New Roman" w:hAnsi="Times New Roman" w:cs="Times New Roman"/>
+                <w:sz w:val="28"/>
+                <w:szCs w:val="28"/>
+              </w:rPr>
+            </w:pPr>
+            <w:r>
+              <w:rPr>
+                <w:rFonts w:ascii="Times New Roman" w:hAnsi="Times New Roman" w:cs="Times New Roman"/>
+                <w:color w:val="000000"/>
+                <w:sz w:val="28"/>
+                <w:szCs w:val="28"/>
+              </w:rPr>
+              <w:t>Pass — all modes</w:t>
+            </w:r>
+          </w:p>
+        </w:tc>
+        <w:tc>
+          <w:tcPr>
+            <w:tcW w:w="2359" w:type="dxa"/>
+            <w:tcBorders>
+              <w:top w:val="single" w:sz="4" w:space="0" w:color="BFBFBF" w:themeColor="background1" w:themeShade="BF"/>
+              <w:left w:val="single" w:sz="4" w:space="0" w:color="BFBFBF" w:themeColor="background1" w:themeShade="BF"/>
+              <w:bottom w:val="single" w:sz="4" w:space="0" w:color="BFBFBF" w:themeColor="background1" w:themeShade="BF"/>
+              <w:right w:val="single" w:sz="4" w:space="0" w:color="BFBFBF" w:themeColor="background1" w:themeShade="BF"/>
+            </w:tcBorders>
+            <w:vAlign w:val="bottom"/>
+          </w:tcPr>
+          <w:p>
+            <w:pPr>
+              <w:cnfStyle w:val="000000000000" w:firstRow="0" w:lastRow="0" w:firstColumn="0" w:lastColumn="0" w:oddVBand="0" w:evenVBand="0" w:oddHBand="0" w:evenHBand="0" w:firstRowFirstColumn="0" w:firstRowLastColumn="0" w:lastRowFirstColumn="0" w:lastRowLastColumn="0"/>
+              <w:rPr>
+                <w:rFonts w:ascii="Times New Roman" w:hAnsi="Times New Roman" w:cs="Times New Roman"/>
+                <w:sz w:val="28"/>
+                <w:szCs w:val="28"/>
+              </w:rPr>
+            </w:pPr>
+            <w:r>
+              <w:rPr>
+                <w:rFonts w:ascii="Times New Roman" w:hAnsi="Times New Roman" w:cs="Times New Roman"/>
+                <w:color w:val="000000"/>
+                <w:sz w:val="28"/>
+                <w:szCs w:val="28"/>
+              </w:rPr>
+              <w:t>38</w:t>
+            </w:r>
+          </w:p>
+        </w:tc>
+      </w:tr>
+      <w:tr>
+        <w:trPr>
+          <w:cnfStyle w:val="000000100000" w:firstRow="0" w:lastRow="0" w:firstColumn="0" w:lastColumn="0" w:oddVBand="0" w:evenVBand="0" w:oddHBand="1" w:evenHBand="0" w:firstRowFirstColumn="0" w:firstRowLastColumn="0" w:lastRowFirstColumn="0" w:lastRowLastColumn="0"/>
+        </w:trPr>
+        <w:tc>
+          <w:tcPr>
+            <w:cnfStyle w:val="001000000000" w:firstRow="0" w:lastRow="0" w:firstColumn="1" w:lastColumn="0" w:oddVBand="0" w:evenVBand="0" w:oddHBand="0" w:evenHBand="0" w:firstRowFirstColumn="0" w:firstRowLastColumn="0" w:lastRowFirstColumn="0" w:lastRowLastColumn="0"/>
+            <w:tcW w:w="784" w:type="dxa"/>
+            <w:tcBorders>
+              <w:top w:val="single" w:sz="4" w:space="0" w:color="BFBFBF" w:themeColor="background1" w:themeShade="BF"/>
+              <w:left w:val="single" w:sz="4" w:space="0" w:color="BFBFBF" w:themeColor="background1" w:themeShade="BF"/>
+              <w:bottom w:val="single" w:sz="4" w:space="0" w:color="BFBFBF" w:themeColor="background1" w:themeShade="BF"/>
+              <w:right w:val="single" w:sz="4" w:space="0" w:color="BFBFBF" w:themeColor="background1" w:themeShade="BF"/>
+            </w:tcBorders>
+            <w:vAlign w:val="bottom"/>
+          </w:tcPr>
+          <w:p>
+            <w:pPr>
+              <w:rPr>
+                <w:rFonts w:ascii="Times New Roman" w:hAnsi="Times New Roman" w:cs="Times New Roman"/>
+                <w:sz w:val="28"/>
+                <w:szCs w:val="28"/>
+              </w:rPr>
+            </w:pPr>
+            <w:r>
+              <w:rPr>
+                <w:rFonts w:ascii="Times New Roman" w:hAnsi="Times New Roman" w:cs="Times New Roman"/>
+                <w:color w:val="000000"/>
+                <w:sz w:val="28"/>
+                <w:szCs w:val="28"/>
+              </w:rPr>
+              <w:t>39</w:t>
+            </w:r>
+          </w:p>
+        </w:tc>
+        <w:tc>
+          <w:tcPr>
+            <w:tcW w:w="4278" w:type="dxa"/>
+            <w:tcBorders>
+              <w:top w:val="single" w:sz="4" w:space="0" w:color="BFBFBF" w:themeColor="background1" w:themeShade="BF"/>
+              <w:left w:val="single" w:sz="4" w:space="0" w:color="BFBFBF" w:themeColor="background1" w:themeShade="BF"/>
+              <w:bottom w:val="single" w:sz="4" w:space="0" w:color="BFBFBF" w:themeColor="background1" w:themeShade="BF"/>
+              <w:right w:val="single" w:sz="4" w:space="0" w:color="BFBFBF" w:themeColor="background1" w:themeShade="BF"/>
+            </w:tcBorders>
+            <w:vAlign w:val="bottom"/>
+          </w:tcPr>
+          <w:p>
+            <w:pPr>
+              <w:cnfStyle w:val="000000100000" w:firstRow="0" w:lastRow="0" w:firstColumn="0" w:lastColumn="0" w:oddVBand="0" w:evenVBand="0" w:oddHBand="1" w:evenHBand="0" w:firstRowFirstColumn="0" w:firstRowLastColumn="0" w:lastRowFirstColumn="0" w:lastRowLastColumn="0"/>
+              <w:rPr>
+                <w:rFonts w:ascii="Times New Roman" w:hAnsi="Times New Roman" w:cs="Times New Roman"/>
+                <w:sz w:val="28"/>
+                <w:szCs w:val="28"/>
+              </w:rPr>
+            </w:pPr>
+            <w:r>
+              <w:rPr>
+                <w:rFonts w:ascii="Times New Roman" w:hAnsi="Times New Roman" w:cs="Times New Roman"/>
+                <w:color w:val="000000"/>
+                <w:sz w:val="28"/>
+                <w:szCs w:val="28"/>
+              </w:rPr>
+              <w:t>Persistence — Active-null (P02)</w:t>
+            </w:r>
+          </w:p>
+        </w:tc>
+        <w:tc>
+          <w:tcPr>
+            <w:tcW w:w="1800" w:type="dxa"/>
+            <w:tcBorders>
+              <w:top w:val="single" w:sz="4" w:space="0" w:color="BFBFBF" w:themeColor="background1" w:themeShade="BF"/>
+              <w:left w:val="single" w:sz="4" w:space="0" w:color="BFBFBF" w:themeColor="background1" w:themeShade="BF"/>
+              <w:bottom w:val="single" w:sz="4" w:space="0" w:color="BFBFBF" w:themeColor="background1" w:themeShade="BF"/>
+              <w:right w:val="single" w:sz="4" w:space="0" w:color="BFBFBF" w:themeColor="background1" w:themeShade="BF"/>
+            </w:tcBorders>
+            <w:vAlign w:val="bottom"/>
+          </w:tcPr>
+          <w:p>
+            <w:pPr>
+              <w:cnfStyle w:val="000000100000" w:firstRow="0" w:lastRow="0" w:firstColumn="0" w:lastColumn="0" w:oddVBand="0" w:evenVBand="0" w:oddHBand="1" w:evenHBand="0" w:firstRowFirstColumn="0" w:firstRowLastColumn="0" w:lastRowFirstColumn="0" w:lastRowLastColumn="0"/>
+              <w:rPr>
+                <w:rFonts w:ascii="Times New Roman" w:hAnsi="Times New Roman" w:cs="Times New Roman"/>
+                <w:sz w:val="28"/>
+                <w:szCs w:val="28"/>
+              </w:rPr>
+            </w:pPr>
+            <w:r>
+              <w:rPr>
+                <w:rFonts w:ascii="Times New Roman" w:hAnsi="Times New Roman" w:cs="Times New Roman"/>
+                <w:color w:val="000000"/>
+                <w:sz w:val="28"/>
+                <w:szCs w:val="28"/>
+              </w:rPr>
+              <w:t>Pass — all modes</w:t>
+            </w:r>
+          </w:p>
+        </w:tc>
+        <w:tc>
+          <w:tcPr>
+            <w:tcW w:w="2359" w:type="dxa"/>
+            <w:tcBorders>
+              <w:top w:val="single" w:sz="4" w:space="0" w:color="BFBFBF" w:themeColor="background1" w:themeShade="BF"/>
+              <w:left w:val="single" w:sz="4" w:space="0" w:color="BFBFBF" w:themeColor="background1" w:themeShade="BF"/>
+              <w:bottom w:val="single" w:sz="4" w:space="0" w:color="BFBFBF" w:themeColor="background1" w:themeShade="BF"/>
+              <w:right w:val="single" w:sz="4" w:space="0" w:color="BFBFBF" w:themeColor="background1" w:themeShade="BF"/>
+            </w:tcBorders>
+            <w:vAlign w:val="bottom"/>
+          </w:tcPr>
+          <w:p>
+            <w:pPr>
+              <w:cnfStyle w:val="000000100000" w:firstRow="0" w:lastRow="0" w:firstColumn="0" w:lastColumn="0" w:oddVBand="0" w:evenVBand="0" w:oddHBand="1" w:evenHBand="0" w:firstRowFirstColumn="0" w:firstRowLastColumn="0" w:lastRowFirstColumn="0" w:lastRowLastColumn="0"/>
+              <w:rPr>
+                <w:rFonts w:ascii="Times New Roman" w:hAnsi="Times New Roman" w:cs="Times New Roman"/>
+                <w:sz w:val="28"/>
+                <w:szCs w:val="28"/>
+              </w:rPr>
+            </w:pPr>
+            <w:r>
+              <w:rPr>
+                <w:rFonts w:ascii="Times New Roman" w:hAnsi="Times New Roman" w:cs="Times New Roman"/>
+                <w:color w:val="000000"/>
+                <w:sz w:val="28"/>
+                <w:szCs w:val="28"/>
+              </w:rPr>
+              <w:t>39</w:t>
+            </w:r>
+          </w:p>
+        </w:tc>
+      </w:tr>
+      <w:tr>
+        <w:tc>
+          <w:tcPr>
+            <w:cnfStyle w:val="001000000000" w:firstRow="0" w:lastRow="0" w:firstColumn="1" w:lastColumn="0" w:oddVBand="0" w:evenVBand="0" w:oddHBand="0" w:evenHBand="0" w:firstRowFirstColumn="0" w:firstRowLastColumn="0" w:lastRowFirstColumn="0" w:lastRowLastColumn="0"/>
+            <w:tcW w:w="784" w:type="dxa"/>
+            <w:tcBorders>
+              <w:top w:val="single" w:sz="4" w:space="0" w:color="BFBFBF" w:themeColor="background1" w:themeShade="BF"/>
+              <w:left w:val="single" w:sz="4" w:space="0" w:color="BFBFBF" w:themeColor="background1" w:themeShade="BF"/>
+              <w:bottom w:val="single" w:sz="4" w:space="0" w:color="BFBFBF" w:themeColor="background1" w:themeShade="BF"/>
+              <w:right w:val="single" w:sz="4" w:space="0" w:color="BFBFBF" w:themeColor="background1" w:themeShade="BF"/>
+            </w:tcBorders>
+            <w:vAlign w:val="bottom"/>
+          </w:tcPr>
+          <w:p>
+            <w:pPr>
+              <w:rPr>
+                <w:rFonts w:ascii="Times New Roman" w:hAnsi="Times New Roman" w:cs="Times New Roman"/>
+                <w:sz w:val="28"/>
+                <w:szCs w:val="28"/>
+              </w:rPr>
+            </w:pPr>
+            <w:r>
+              <w:rPr>
+                <w:rFonts w:ascii="Times New Roman" w:hAnsi="Times New Roman" w:cs="Times New Roman"/>
+                <w:color w:val="000000"/>
+                <w:sz w:val="28"/>
+                <w:szCs w:val="28"/>
+              </w:rPr>
+              <w:t>40</w:t>
+            </w:r>
+          </w:p>
+        </w:tc>
+        <w:tc>
+          <w:tcPr>
+            <w:tcW w:w="4278" w:type="dxa"/>
+            <w:tcBorders>
+              <w:top w:val="single" w:sz="4" w:space="0" w:color="BFBFBF" w:themeColor="background1" w:themeShade="BF"/>
+              <w:left w:val="single" w:sz="4" w:space="0" w:color="BFBFBF" w:themeColor="background1" w:themeShade="BF"/>
+              <w:bottom w:val="single" w:sz="4" w:space="0" w:color="BFBFBF" w:themeColor="background1" w:themeShade="BF"/>
+              <w:right w:val="single" w:sz="4" w:space="0" w:color="BFBFBF" w:themeColor="background1" w:themeShade="BF"/>
+            </w:tcBorders>
+            <w:vAlign w:val="bottom"/>
+          </w:tcPr>
+          <w:p>
+            <w:pPr>
+              <w:cnfStyle w:val="000000000000" w:firstRow="0" w:lastRow="0" w:firstColumn="0" w:lastColumn="0" w:oddVBand="0" w:evenVBand="0" w:oddHBand="0" w:evenHBand="0" w:firstRowFirstColumn="0" w:firstRowLastColumn="0" w:lastRowFirstColumn="0" w:lastRowLastColumn="0"/>
+              <w:rPr>
+                <w:rFonts w:ascii="Times New Roman" w:hAnsi="Times New Roman" w:cs="Times New Roman"/>
+                <w:sz w:val="28"/>
+                <w:szCs w:val="28"/>
+              </w:rPr>
+            </w:pPr>
+            <w:r>
+              <w:rPr>
+                <w:rFonts w:ascii="Times New Roman" w:hAnsi="Times New Roman" w:cs="Times New Roman"/>
+                <w:color w:val="000000"/>
+                <w:sz w:val="28"/>
+                <w:szCs w:val="28"/>
+              </w:rPr>
+              <w:t>Persistence — Classified (P03, P04)</w:t>
+            </w:r>
+          </w:p>
+        </w:tc>
+        <w:tc>
+          <w:tcPr>
+            <w:tcW w:w="1800" w:type="dxa"/>
+            <w:tcBorders>
+              <w:top w:val="single" w:sz="4" w:space="0" w:color="BFBFBF" w:themeColor="background1" w:themeShade="BF"/>
+              <w:left w:val="single" w:sz="4" w:space="0" w:color="BFBFBF" w:themeColor="background1" w:themeShade="BF"/>
+              <w:bottom w:val="single" w:sz="4" w:space="0" w:color="BFBFBF" w:themeColor="background1" w:themeShade="BF"/>
+              <w:right w:val="single" w:sz="4" w:space="0" w:color="BFBFBF" w:themeColor="background1" w:themeShade="BF"/>
+            </w:tcBorders>
+            <w:vAlign w:val="bottom"/>
+          </w:tcPr>
+          <w:p>
+            <w:pPr>
+              <w:cnfStyle w:val="000000000000" w:firstRow="0" w:lastRow="0" w:firstColumn="0" w:lastColumn="0" w:oddVBand="0" w:evenVBand="0" w:oddHBand="0" w:evenHBand="0" w:firstRowFirstColumn="0" w:firstRowLastColumn="0" w:lastRowFirstColumn="0" w:lastRowLastColumn="0"/>
+              <w:rPr>
+                <w:rFonts w:ascii="Times New Roman" w:hAnsi="Times New Roman" w:cs="Times New Roman"/>
+                <w:sz w:val="28"/>
+                <w:szCs w:val="28"/>
+              </w:rPr>
+            </w:pPr>
+            <w:r>
+              <w:rPr>
+                <w:rFonts w:ascii="Times New Roman" w:hAnsi="Times New Roman" w:cs="Times New Roman"/>
+                <w:color w:val="000000"/>
+                <w:sz w:val="28"/>
+                <w:szCs w:val="28"/>
+              </w:rPr>
+              <w:t>Pass — all modes</w:t>
+            </w:r>
+          </w:p>
+        </w:tc>
+        <w:tc>
+          <w:tcPr>
+            <w:tcW w:w="2359" w:type="dxa"/>
+            <w:tcBorders>
+              <w:top w:val="single" w:sz="4" w:space="0" w:color="BFBFBF" w:themeColor="background1" w:themeShade="BF"/>
+              <w:left w:val="single" w:sz="4" w:space="0" w:color="BFBFBF" w:themeColor="background1" w:themeShade="BF"/>
+              <w:bottom w:val="single" w:sz="4" w:space="0" w:color="BFBFBF" w:themeColor="background1" w:themeShade="BF"/>
+              <w:right w:val="single" w:sz="4" w:space="0" w:color="BFBFBF" w:themeColor="background1" w:themeShade="BF"/>
+            </w:tcBorders>
+            <w:vAlign w:val="bottom"/>
+          </w:tcPr>
+          <w:p>
+            <w:pPr>
+              <w:cnfStyle w:val="000000000000" w:firstRow="0" w:lastRow="0" w:firstColumn="0" w:lastColumn="0" w:oddVBand="0" w:evenVBand="0" w:oddHBand="0" w:evenHBand="0" w:firstRowFirstColumn="0" w:firstRowLastColumn="0" w:lastRowFirstColumn="0" w:lastRowLastColumn="0"/>
+              <w:rPr>
+                <w:rFonts w:ascii="Times New Roman" w:hAnsi="Times New Roman" w:cs="Times New Roman"/>
+                <w:sz w:val="28"/>
+                <w:szCs w:val="28"/>
+              </w:rPr>
+            </w:pPr>
+            <w:r>
+              <w:rPr>
+                <w:rFonts w:ascii="Times New Roman" w:hAnsi="Times New Roman" w:cs="Times New Roman"/>
+                <w:color w:val="000000"/>
+                <w:sz w:val="28"/>
+                <w:szCs w:val="28"/>
+              </w:rPr>
+              <w:t>40</w:t>
+            </w:r>
+          </w:p>
+        </w:tc>
+      </w:tr>
+      <w:tr>
+        <w:trPr>
+          <w:cnfStyle w:val="000000100000" w:firstRow="0" w:lastRow="0" w:firstColumn="0" w:lastColumn="0" w:oddVBand="0" w:evenVBand="0" w:oddHBand="1" w:evenHBand="0" w:firstRowFirstColumn="0" w:firstRowLastColumn="0" w:lastRowFirstColumn="0" w:lastRowLastColumn="0"/>
+        </w:trPr>
+        <w:tc>
+          <w:tcPr>
+            <w:cnfStyle w:val="001000000000" w:firstRow="0" w:lastRow="0" w:firstColumn="1" w:lastColumn="0" w:oddVBand="0" w:evenVBand="0" w:oddHBand="0" w:evenHBand="0" w:firstRowFirstColumn="0" w:firstRowLastColumn="0" w:lastRowFirstColumn="0" w:lastRowLastColumn="0"/>
+            <w:tcW w:w="784" w:type="dxa"/>
+            <w:tcBorders>
+              <w:top w:val="single" w:sz="4" w:space="0" w:color="BFBFBF" w:themeColor="background1" w:themeShade="BF"/>
+              <w:left w:val="single" w:sz="4" w:space="0" w:color="BFBFBF" w:themeColor="background1" w:themeShade="BF"/>
+              <w:bottom w:val="single" w:sz="4" w:space="0" w:color="BFBFBF" w:themeColor="background1" w:themeShade="BF"/>
+              <w:right w:val="single" w:sz="4" w:space="0" w:color="BFBFBF" w:themeColor="background1" w:themeShade="BF"/>
+            </w:tcBorders>
+            <w:vAlign w:val="bottom"/>
+          </w:tcPr>
+          <w:p>
+            <w:pPr>
+              <w:rPr>
+                <w:rFonts w:ascii="Times New Roman" w:hAnsi="Times New Roman" w:cs="Times New Roman"/>
+                <w:sz w:val="28"/>
+                <w:szCs w:val="28"/>
+              </w:rPr>
+            </w:pPr>
+            <w:r>
+              <w:rPr>
+                <w:rFonts w:ascii="Times New Roman" w:hAnsi="Times New Roman" w:cs="Times New Roman"/>
+                <w:color w:val="000000"/>
+                <w:sz w:val="28"/>
+                <w:szCs w:val="28"/>
+              </w:rPr>
+              <w:t>41</w:t>
+            </w:r>
+          </w:p>
+        </w:tc>
+        <w:tc>
+          <w:tcPr>
+            <w:tcW w:w="4278" w:type="dxa"/>
+            <w:tcBorders>
+              <w:top w:val="single" w:sz="4" w:space="0" w:color="BFBFBF" w:themeColor="background1" w:themeShade="BF"/>
+              <w:left w:val="single" w:sz="4" w:space="0" w:color="BFBFBF" w:themeColor="background1" w:themeShade="BF"/>
+              <w:bottom w:val="single" w:sz="4" w:space="0" w:color="BFBFBF" w:themeColor="background1" w:themeShade="BF"/>
+              <w:right w:val="single" w:sz="4" w:space="0" w:color="BFBFBF" w:themeColor="background1" w:themeShade="BF"/>
+            </w:tcBorders>
+            <w:vAlign w:val="bottom"/>
+          </w:tcPr>
+          <w:p>
+            <w:pPr>
+              <w:cnfStyle w:val="000000100000" w:firstRow="0" w:lastRow="0" w:firstColumn="0" w:lastColumn="0" w:oddVBand="0" w:evenVBand="0" w:oddHBand="1" w:evenHBand="0" w:firstRowFirstColumn="0" w:firstRowLastColumn="0" w:lastRowFirstColumn="0" w:lastRowLastColumn="0"/>
+              <w:rPr>
+                <w:rFonts w:ascii="Times New Roman" w:hAnsi="Times New Roman" w:cs="Times New Roman"/>
+                <w:sz w:val="28"/>
+                <w:szCs w:val="28"/>
+              </w:rPr>
+            </w:pPr>
+            <w:r>
+              <w:rPr>
+                <w:rFonts w:ascii="Times New Roman" w:hAnsi="Times New Roman" w:cs="Times New Roman"/>
+                <w:color w:val="000000"/>
+                <w:sz w:val="28"/>
+                <w:szCs w:val="28"/>
+              </w:rPr>
+              <w:t>Persistence — Unclassified (P05, P06)</w:t>
+            </w:r>
+          </w:p>
+        </w:tc>
+        <w:tc>
+          <w:tcPr>
+            <w:tcW w:w="1800" w:type="dxa"/>
+            <w:tcBorders>
+              <w:top w:val="single" w:sz="4" w:space="0" w:color="BFBFBF" w:themeColor="background1" w:themeShade="BF"/>
+              <w:left w:val="single" w:sz="4" w:space="0" w:color="BFBFBF" w:themeColor="background1" w:themeShade="BF"/>
+              <w:bottom w:val="single" w:sz="4" w:space="0" w:color="BFBFBF" w:themeColor="background1" w:themeShade="BF"/>
+              <w:right w:val="single" w:sz="4" w:space="0" w:color="BFBFBF" w:themeColor="background1" w:themeShade="BF"/>
+            </w:tcBorders>
+            <w:vAlign w:val="bottom"/>
+          </w:tcPr>
+          <w:p>
+            <w:pPr>
+              <w:cnfStyle w:val="000000100000" w:firstRow="0" w:lastRow="0" w:firstColumn="0" w:lastColumn="0" w:oddVBand="0" w:evenVBand="0" w:oddHBand="1" w:evenHBand="0" w:firstRowFirstColumn="0" w:firstRowLastColumn="0" w:lastRowFirstColumn="0" w:lastRowLastColumn="0"/>
+              <w:rPr>
+                <w:rFonts w:ascii="Times New Roman" w:hAnsi="Times New Roman" w:cs="Times New Roman"/>
+                <w:sz w:val="28"/>
+                <w:szCs w:val="28"/>
+              </w:rPr>
+            </w:pPr>
+            <w:r>
+              <w:rPr>
+                <w:rFonts w:ascii="Times New Roman" w:hAnsi="Times New Roman" w:cs="Times New Roman"/>
+                <w:color w:val="000000"/>
+                <w:sz w:val="28"/>
+                <w:szCs w:val="28"/>
+              </w:rPr>
+              <w:t>Expected ambiguity</w:t>
+            </w:r>
+          </w:p>
+        </w:tc>
+        <w:tc>
+          <w:tcPr>
+            <w:tcW w:w="2359" w:type="dxa"/>
+            <w:tcBorders>
+              <w:top w:val="single" w:sz="4" w:space="0" w:color="BFBFBF" w:themeColor="background1" w:themeShade="BF"/>
+              <w:left w:val="single" w:sz="4" w:space="0" w:color="BFBFBF" w:themeColor="background1" w:themeShade="BF"/>
+              <w:bottom w:val="single" w:sz="4" w:space="0" w:color="BFBFBF" w:themeColor="background1" w:themeShade="BF"/>
+              <w:right w:val="single" w:sz="4" w:space="0" w:color="BFBFBF" w:themeColor="background1" w:themeShade="BF"/>
+            </w:tcBorders>
+            <w:vAlign w:val="bottom"/>
+          </w:tcPr>
+          <w:p>
+            <w:pPr>
+              <w:cnfStyle w:val="000000100000" w:firstRow="0" w:lastRow="0" w:firstColumn="0" w:lastColumn="0" w:oddVBand="0" w:evenVBand="0" w:oddHBand="1" w:evenHBand="0" w:firstRowFirstColumn="0" w:firstRowLastColumn="0" w:lastRowFirstColumn="0" w:lastRowLastColumn="0"/>
+              <w:rPr>
+                <w:rFonts w:ascii="Times New Roman" w:hAnsi="Times New Roman" w:cs="Times New Roman"/>
+                <w:sz w:val="28"/>
+                <w:szCs w:val="28"/>
+              </w:rPr>
+            </w:pPr>
+            <w:r>
+              <w:rPr>
+                <w:rFonts w:ascii="Times New Roman" w:hAnsi="Times New Roman" w:cs="Times New Roman"/>
+                <w:color w:val="000000"/>
+                <w:sz w:val="28"/>
+                <w:szCs w:val="28"/>
+              </w:rPr>
+              <w:t>41</w:t>
+            </w:r>
+          </w:p>
+        </w:tc>
+      </w:tr>
+      <w:tr>
+        <w:tc>
+          <w:tcPr>
+            <w:cnfStyle w:val="001000000000" w:firstRow="0" w:lastRow="0" w:firstColumn="1" w:lastColumn="0" w:oddVBand="0" w:evenVBand="0" w:oddHBand="0" w:evenHBand="0" w:firstRowFirstColumn="0" w:firstRowLastColumn="0" w:lastRowFirstColumn="0" w:lastRowLastColumn="0"/>
+            <w:tcW w:w="784" w:type="dxa"/>
+            <w:tcBorders>
+              <w:top w:val="single" w:sz="4" w:space="0" w:color="BFBFBF" w:themeColor="background1" w:themeShade="BF"/>
+              <w:left w:val="single" w:sz="4" w:space="0" w:color="BFBFBF" w:themeColor="background1" w:themeShade="BF"/>
+              <w:bottom w:val="single" w:sz="4" w:space="0" w:color="BFBFBF" w:themeColor="background1" w:themeShade="BF"/>
+              <w:right w:val="single" w:sz="4" w:space="0" w:color="BFBFBF" w:themeColor="background1" w:themeShade="BF"/>
+            </w:tcBorders>
+            <w:vAlign w:val="bottom"/>
+          </w:tcPr>
+          <w:p>
+            <w:pPr>
+              <w:rPr>
+                <w:rFonts w:ascii="Times New Roman" w:hAnsi="Times New Roman" w:cs="Times New Roman"/>
+                <w:sz w:val="28"/>
+                <w:szCs w:val="28"/>
+              </w:rPr>
+            </w:pPr>
+            <w:r>
+              <w:rPr>
+                <w:rFonts w:ascii="Times New Roman" w:hAnsi="Times New Roman" w:cs="Times New Roman"/>
+                <w:color w:val="000000"/>
+                <w:sz w:val="28"/>
+                <w:szCs w:val="28"/>
+              </w:rPr>
+              <w:t>42</w:t>
+            </w:r>
+          </w:p>
+        </w:tc>
+        <w:tc>
+          <w:tcPr>
+            <w:tcW w:w="4278" w:type="dxa"/>
+            <w:tcBorders>
+              <w:top w:val="single" w:sz="4" w:space="0" w:color="BFBFBF" w:themeColor="background1" w:themeShade="BF"/>
+              <w:left w:val="single" w:sz="4" w:space="0" w:color="BFBFBF" w:themeColor="background1" w:themeShade="BF"/>
+              <w:bottom w:val="single" w:sz="4" w:space="0" w:color="BFBFBF" w:themeColor="background1" w:themeShade="BF"/>
+              <w:right w:val="single" w:sz="4" w:space="0" w:color="BFBFBF" w:themeColor="background1" w:themeShade="BF"/>
+            </w:tcBorders>
+            <w:vAlign w:val="bottom"/>
+          </w:tcPr>
+          <w:p>
+            <w:pPr>
+              <w:cnfStyle w:val="000000000000" w:firstRow="0" w:lastRow="0" w:firstColumn="0" w:lastColumn="0" w:oddVBand="0" w:evenVBand="0" w:oddHBand="0" w:evenHBand="0" w:firstRowFirstColumn="0" w:firstRowLastColumn="0" w:lastRowFirstColumn="0" w:lastRowLastColumn="0"/>
+              <w:rPr>
+                <w:rFonts w:ascii="Times New Roman" w:hAnsi="Times New Roman" w:cs="Times New Roman"/>
+                <w:sz w:val="28"/>
+                <w:szCs w:val="28"/>
+              </w:rPr>
+            </w:pPr>
+            <w:r>
+              <w:rPr>
+                <w:rFonts w:ascii="Times New Roman" w:hAnsi="Times New Roman" w:cs="Times New Roman"/>
+                <w:color w:val="000000"/>
+                <w:sz w:val="28"/>
+                <w:szCs w:val="28"/>
+              </w:rPr>
+              <w:t>Persistence — Nested (P07, P08)</w:t>
+            </w:r>
+          </w:p>
+        </w:tc>
+        <w:tc>
+          <w:tcPr>
+            <w:tcW w:w="1800" w:type="dxa"/>
+            <w:tcBorders>
+              <w:top w:val="single" w:sz="4" w:space="0" w:color="BFBFBF" w:themeColor="background1" w:themeShade="BF"/>
+              <w:left w:val="single" w:sz="4" w:space="0" w:color="BFBFBF" w:themeColor="background1" w:themeShade="BF"/>
+              <w:bottom w:val="single" w:sz="4" w:space="0" w:color="BFBFBF" w:themeColor="background1" w:themeShade="BF"/>
+              <w:right w:val="single" w:sz="4" w:space="0" w:color="BFBFBF" w:themeColor="background1" w:themeShade="BF"/>
+            </w:tcBorders>
+            <w:vAlign w:val="bottom"/>
+          </w:tcPr>
+          <w:p>
+            <w:pPr>
+              <w:cnfStyle w:val="000000000000" w:firstRow="0" w:lastRow="0" w:firstColumn="0" w:lastColumn="0" w:oddVBand="0" w:evenVBand="0" w:oddHBand="0" w:evenHBand="0" w:firstRowFirstColumn="0" w:firstRowLastColumn="0" w:lastRowFirstColumn="0" w:lastRowLastColumn="0"/>
+              <w:rPr>
+                <w:rFonts w:ascii="Times New Roman" w:hAnsi="Times New Roman" w:cs="Times New Roman"/>
+                <w:sz w:val="28"/>
+                <w:szCs w:val="28"/>
+              </w:rPr>
+            </w:pPr>
+            <w:r>
+              <w:rPr>
+                <w:rFonts w:ascii="Times New Roman" w:hAnsi="Times New Roman" w:cs="Times New Roman"/>
+                <w:color w:val="000000"/>
+                <w:sz w:val="28"/>
+                <w:szCs w:val="28"/>
+              </w:rPr>
+              <w:t>Pass — all modes</w:t>
+            </w:r>
+          </w:p>
+        </w:tc>
+        <w:tc>
+          <w:tcPr>
+            <w:tcW w:w="2359" w:type="dxa"/>
+            <w:tcBorders>
+              <w:top w:val="single" w:sz="4" w:space="0" w:color="BFBFBF" w:themeColor="background1" w:themeShade="BF"/>
+              <w:left w:val="single" w:sz="4" w:space="0" w:color="BFBFBF" w:themeColor="background1" w:themeShade="BF"/>
+              <w:bottom w:val="single" w:sz="4" w:space="0" w:color="BFBFBF" w:themeColor="background1" w:themeShade="BF"/>
+              <w:right w:val="single" w:sz="4" w:space="0" w:color="BFBFBF" w:themeColor="background1" w:themeShade="BF"/>
+            </w:tcBorders>
+            <w:vAlign w:val="bottom"/>
+          </w:tcPr>
+          <w:p>
+            <w:pPr>
+              <w:cnfStyle w:val="000000000000" w:firstRow="0" w:lastRow="0" w:firstColumn="0" w:lastColumn="0" w:oddVBand="0" w:evenVBand="0" w:oddHBand="0" w:evenHBand="0" w:firstRowFirstColumn="0" w:firstRowLastColumn="0" w:lastRowFirstColumn="0" w:lastRowLastColumn="0"/>
+              <w:rPr>
+                <w:rFonts w:ascii="Times New Roman" w:hAnsi="Times New Roman" w:cs="Times New Roman"/>
+                <w:sz w:val="28"/>
+                <w:szCs w:val="28"/>
+              </w:rPr>
+            </w:pPr>
+            <w:r>
+              <w:rPr>
+                <w:rFonts w:ascii="Times New Roman" w:hAnsi="Times New Roman" w:cs="Times New Roman"/>
+                <w:color w:val="000000"/>
+                <w:sz w:val="28"/>
+                <w:szCs w:val="28"/>
+              </w:rPr>
+              <w:t>42</w:t>
+            </w:r>
           </w:p>
         </w:tc>
       </w:tr>
@@ -5140,7 +7177,6 @@
           <w:sz w:val="28"/>
           <w:szCs w:val="28"/>
         </w:rPr>
-        <w:lastRenderedPageBreak/>
         <w:t>Findings and Observations</w:t>
       </w:r>
     </w:p>
@@ -5152,15 +7188,15 @@
         <w:tblLook w:val="04A0" w:firstRow="1" w:lastRow="0" w:firstColumn="1" w:lastColumn="0" w:noHBand="0" w:noVBand="1"/>
       </w:tblPr>
       <w:tblGrid>
-        <w:gridCol w:w="796"/>
-        <w:gridCol w:w="1616"/>
-        <w:gridCol w:w="5242"/>
-        <w:gridCol w:w="1701"/>
+        <w:gridCol w:w="887"/>
+        <w:gridCol w:w="1600"/>
+        <w:gridCol w:w="5184"/>
+        <w:gridCol w:w="1684"/>
       </w:tblGrid>
       <w:tr>
         <w:tc>
           <w:tcPr>
-            <w:tcW w:w="742" w:type="dxa"/>
+            <w:tcW w:w="887" w:type="dxa"/>
             <w:vAlign w:val="center"/>
           </w:tcPr>
           <w:p>
@@ -5183,7 +7219,7 @@
         </w:tc>
         <w:tc>
           <w:tcPr>
-            <w:tcW w:w="1550" w:type="dxa"/>
+            <w:tcW w:w="1600" w:type="dxa"/>
             <w:vAlign w:val="center"/>
           </w:tcPr>
           <w:p>
@@ -5206,7 +7242,7 @@
         </w:tc>
         <w:tc>
           <w:tcPr>
-            <w:tcW w:w="4775" w:type="dxa"/>
+            <w:tcW w:w="5184" w:type="dxa"/>
             <w:vAlign w:val="center"/>
           </w:tcPr>
           <w:p>
@@ -5229,7 +7265,7 @@
         </w:tc>
         <w:tc>
           <w:tcPr>
-            <w:tcW w:w="1563" w:type="dxa"/>
+            <w:tcW w:w="1684" w:type="dxa"/>
             <w:vAlign w:val="center"/>
           </w:tcPr>
           <w:p>
@@ -5254,7 +7290,7 @@
       <w:tr>
         <w:tc>
           <w:tcPr>
-            <w:tcW w:w="742" w:type="dxa"/>
+            <w:tcW w:w="887" w:type="dxa"/>
             <w:vAlign w:val="center"/>
           </w:tcPr>
           <w:p>
@@ -5268,16 +7304,17 @@
             <w:r>
               <w:rPr>
                 <w:rFonts w:ascii="Times New Roman" w:hAnsi="Times New Roman" w:cs="Times New Roman"/>
-                <w:sz w:val="28"/>
-                <w:szCs w:val="28"/>
-              </w:rPr>
-              <w:t>OBS-01</w:t>
-            </w:r>
-          </w:p>
-        </w:tc>
-        <w:tc>
-          <w:tcPr>
-            <w:tcW w:w="1550" w:type="dxa"/>
+                <w:color w:val="000000"/>
+                <w:sz w:val="28"/>
+                <w:szCs w:val="28"/>
+              </w:rPr>
+              <w:t>FIND-01</w:t>
+            </w:r>
+          </w:p>
+        </w:tc>
+        <w:tc>
+          <w:tcPr>
+            <w:tcW w:w="1600" w:type="dxa"/>
             <w:vAlign w:val="center"/>
           </w:tcPr>
           <w:p>
@@ -5291,16 +7328,17 @@
             <w:r>
               <w:rPr>
                 <w:rFonts w:ascii="Times New Roman" w:hAnsi="Times New Roman" w:cs="Times New Roman"/>
-                <w:sz w:val="28"/>
-                <w:szCs w:val="28"/>
-              </w:rPr>
-              <w:t>DX Friction</w:t>
-            </w:r>
-          </w:p>
-        </w:tc>
-        <w:tc>
-          <w:tcPr>
-            <w:tcW w:w="4775" w:type="dxa"/>
+                <w:color w:val="000000"/>
+                <w:sz w:val="28"/>
+                <w:szCs w:val="28"/>
+              </w:rPr>
+              <w:t>Product finding</w:t>
+            </w:r>
+          </w:p>
+        </w:tc>
+        <w:tc>
+          <w:tcPr>
+            <w:tcW w:w="5184" w:type="dxa"/>
             <w:vAlign w:val="center"/>
           </w:tcPr>
           <w:p>
@@ -5314,90 +7352,27 @@
             <w:r>
               <w:rPr>
                 <w:rFonts w:ascii="Times New Roman" w:hAnsi="Times New Roman" w:cs="Times New Roman"/>
-                <w:sz w:val="28"/>
-                <w:szCs w:val="28"/>
-              </w:rPr>
-              <w:t xml:space="preserve">A union parameter containing a string case accepted </w:t>
-            </w:r>
-            <w:proofErr w:type="spellStart"/>
-            <w:r>
-              <w:rPr>
-                <w:rFonts w:ascii="Times New Roman" w:hAnsi="Times New Roman" w:cs="Times New Roman"/>
-                <w:sz w:val="28"/>
-                <w:szCs w:val="28"/>
-              </w:rPr>
-              <w:t>ActiveUnion</w:t>
-            </w:r>
-            <w:proofErr w:type="spellEnd"/>
-            <w:r>
-              <w:rPr>
-                <w:rFonts w:ascii="Times New Roman" w:hAnsi="Times New Roman" w:cs="Times New Roman"/>
-                <w:sz w:val="28"/>
-                <w:szCs w:val="28"/>
-              </w:rPr>
-              <w:t>="</w:t>
-            </w:r>
-            <w:proofErr w:type="spellStart"/>
-            <w:r>
-              <w:rPr>
-                <w:rFonts w:ascii="Times New Roman" w:hAnsi="Times New Roman" w:cs="Times New Roman"/>
-                <w:sz w:val="28"/>
-                <w:szCs w:val="28"/>
-              </w:rPr>
-              <w:t>primitiveUnion</w:t>
-            </w:r>
-            <w:proofErr w:type="spellEnd"/>
-            <w:r>
-              <w:rPr>
-                <w:rFonts w:ascii="Times New Roman" w:hAnsi="Times New Roman" w:cs="Times New Roman"/>
-                <w:sz w:val="28"/>
-                <w:szCs w:val="28"/>
-              </w:rPr>
-              <w:t xml:space="preserve">" as a literal string value instead of the intended parent field reference. Using </w:t>
-            </w:r>
-            <w:proofErr w:type="spellStart"/>
-            <w:r>
-              <w:rPr>
-                <w:rFonts w:ascii="Times New Roman" w:hAnsi="Times New Roman" w:cs="Times New Roman"/>
-                <w:sz w:val="28"/>
-                <w:szCs w:val="28"/>
-              </w:rPr>
-              <w:t>ActiveUnion</w:t>
-            </w:r>
-            <w:proofErr w:type="spellEnd"/>
-            <w:proofErr w:type="gramStart"/>
-            <w:r>
-              <w:rPr>
-                <w:rFonts w:ascii="Times New Roman" w:hAnsi="Times New Roman" w:cs="Times New Roman"/>
-                <w:sz w:val="28"/>
-                <w:szCs w:val="28"/>
-              </w:rPr>
-              <w:t>="@</w:t>
-            </w:r>
-            <w:proofErr w:type="spellStart"/>
-            <w:proofErr w:type="gramEnd"/>
-            <w:r>
-              <w:rPr>
-                <w:rFonts w:ascii="Times New Roman" w:hAnsi="Times New Roman" w:cs="Times New Roman"/>
-                <w:sz w:val="28"/>
-                <w:szCs w:val="28"/>
-              </w:rPr>
-              <w:t>primitiveUnion</w:t>
-            </w:r>
-            <w:proofErr w:type="spellEnd"/>
-            <w:r>
-              <w:rPr>
-                <w:rFonts w:ascii="Times New Roman" w:hAnsi="Times New Roman" w:cs="Times New Roman"/>
-                <w:sz w:val="28"/>
-                <w:szCs w:val="28"/>
-              </w:rPr>
-              <w:t>" correctly passed the field value.</w:t>
-            </w:r>
-          </w:p>
-        </w:tc>
-        <w:tc>
-          <w:tcPr>
-            <w:tcW w:w="1563" w:type="dxa"/>
+                <w:color w:val="000000"/>
+                <w:sz w:val="28"/>
+                <w:szCs w:val="28"/>
+              </w:rPr>
+              <w:t xml:space="preserve">Active-null NullableIntOrString passed from a static parent to an interactive child. </w:t>
+            </w:r>
+            <w:r>
+              <w:rPr>
+                <w:rFonts w:ascii="Times New Roman" w:hAnsi="Times New Roman" w:cs="Times New Roman"/>
+                <w:color w:val="000000"/>
+                <w:sz w:val="28"/>
+                <w:szCs w:val="28"/>
+              </w:rPr>
+              <w:lastRenderedPageBreak/>
+              <w:t>Server kept the value. WebAssembly failed — "Could not parse the parameter." Component never became interactive. Non-null version (B04) passed everywhere. Persisted-state version (P02) passed everywhere. Reproduced in Debug, Published, and Trimmed.</w:t>
+            </w:r>
+          </w:p>
+        </w:tc>
+        <w:tc>
+          <w:tcPr>
+            <w:tcW w:w="1684" w:type="dxa"/>
             <w:vAlign w:val="center"/>
           </w:tcPr>
           <w:p>
@@ -5411,10 +7386,22 @@
             <w:r>
               <w:rPr>
                 <w:rFonts w:ascii="Times New Roman" w:hAnsi="Times New Roman" w:cs="Times New Roman"/>
-                <w:sz w:val="28"/>
-                <w:szCs w:val="28"/>
-              </w:rPr>
-              <w:t>Developer experience issue. Easy to misunderstand during component authoring, but behavior is consistent with Razor expression rules.</w:t>
+                <w:color w:val="000000"/>
+                <w:sz w:val="28"/>
+                <w:szCs w:val="28"/>
+              </w:rPr>
+              <w:lastRenderedPageBreak/>
+              <w:t xml:space="preserve">Valid null union value </w:t>
+            </w:r>
+            <w:r>
+              <w:rPr>
+                <w:rFonts w:ascii="Times New Roman" w:hAnsi="Times New Roman" w:cs="Times New Roman"/>
+                <w:color w:val="000000"/>
+                <w:sz w:val="28"/>
+                <w:szCs w:val="28"/>
+              </w:rPr>
+              <w:lastRenderedPageBreak/>
+              <w:t>can't activate through the WebAssembly parameter path. Works fine through Server and through persisted state.</w:t>
             </w:r>
           </w:p>
         </w:tc>
@@ -5422,7 +7409,7 @@
       <w:tr>
         <w:tc>
           <w:tcPr>
-            <w:tcW w:w="742" w:type="dxa"/>
+            <w:tcW w:w="887" w:type="dxa"/>
             <w:vAlign w:val="center"/>
           </w:tcPr>
           <w:p>
@@ -5439,13 +7426,108 @@
                 <w:sz w:val="28"/>
                 <w:szCs w:val="28"/>
               </w:rPr>
+              <w:lastRenderedPageBreak/>
+              <w:t>OBS-01</w:t>
+            </w:r>
+          </w:p>
+        </w:tc>
+        <w:tc>
+          <w:tcPr>
+            <w:tcW w:w="1600" w:type="dxa"/>
+            <w:vAlign w:val="center"/>
+          </w:tcPr>
+          <w:p>
+            <w:pPr>
+              <w:rPr>
+                <w:rFonts w:ascii="Times New Roman" w:hAnsi="Times New Roman" w:cs="Times New Roman"/>
+                <w:sz w:val="28"/>
+                <w:szCs w:val="28"/>
+              </w:rPr>
+            </w:pPr>
+            <w:r>
+              <w:rPr>
+                <w:rFonts w:ascii="Times New Roman" w:hAnsi="Times New Roman" w:cs="Times New Roman"/>
+                <w:sz w:val="28"/>
+                <w:szCs w:val="28"/>
+              </w:rPr>
+              <w:t>DX Friction</w:t>
+            </w:r>
+          </w:p>
+        </w:tc>
+        <w:tc>
+          <w:tcPr>
+            <w:tcW w:w="5184" w:type="dxa"/>
+            <w:vAlign w:val="center"/>
+          </w:tcPr>
+          <w:p>
+            <w:pPr>
+              <w:rPr>
+                <w:rFonts w:ascii="Times New Roman" w:hAnsi="Times New Roman" w:cs="Times New Roman"/>
+                <w:sz w:val="28"/>
+                <w:szCs w:val="28"/>
+              </w:rPr>
+            </w:pPr>
+            <w:r>
+              <w:rPr>
+                <w:rFonts w:ascii="Times New Roman" w:hAnsi="Times New Roman" w:cs="Times New Roman"/>
+                <w:sz w:val="28"/>
+                <w:szCs w:val="28"/>
+              </w:rPr>
+              <w:t>A union parameter containing a string case accepted ActiveUnion="primitiveUnion" as a literal string value instead of the intended parent field reference. Using ActiveUnion="@primitiveUnion" correctly passed the field value.</w:t>
+            </w:r>
+          </w:p>
+        </w:tc>
+        <w:tc>
+          <w:tcPr>
+            <w:tcW w:w="1684" w:type="dxa"/>
+            <w:vAlign w:val="center"/>
+          </w:tcPr>
+          <w:p>
+            <w:pPr>
+              <w:rPr>
+                <w:rFonts w:ascii="Times New Roman" w:hAnsi="Times New Roman" w:cs="Times New Roman"/>
+                <w:sz w:val="28"/>
+                <w:szCs w:val="28"/>
+              </w:rPr>
+            </w:pPr>
+            <w:r>
+              <w:rPr>
+                <w:rFonts w:ascii="Times New Roman" w:hAnsi="Times New Roman" w:cs="Times New Roman"/>
+                <w:sz w:val="28"/>
+                <w:szCs w:val="28"/>
+              </w:rPr>
+              <w:t>Developer experience issue. Easy to misunderstand during component authoring, but behavior is consistent with Razor expression rules.</w:t>
+            </w:r>
+          </w:p>
+        </w:tc>
+      </w:tr>
+      <w:tr>
+        <w:tc>
+          <w:tcPr>
+            <w:tcW w:w="887" w:type="dxa"/>
+            <w:vAlign w:val="center"/>
+          </w:tcPr>
+          <w:p>
+            <w:pPr>
+              <w:rPr>
+                <w:rFonts w:ascii="Times New Roman" w:hAnsi="Times New Roman" w:cs="Times New Roman"/>
+                <w:sz w:val="28"/>
+                <w:szCs w:val="28"/>
+              </w:rPr>
+            </w:pPr>
+            <w:r>
+              <w:rPr>
+                <w:rFonts w:ascii="Times New Roman" w:hAnsi="Times New Roman" w:cs="Times New Roman"/>
+                <w:sz w:val="28"/>
+                <w:szCs w:val="28"/>
+              </w:rPr>
               <w:t>OBS-02</w:t>
             </w:r>
           </w:p>
         </w:tc>
         <w:tc>
           <w:tcPr>
-            <w:tcW w:w="1550" w:type="dxa"/>
+            <w:tcW w:w="1600" w:type="dxa"/>
             <w:vAlign w:val="center"/>
           </w:tcPr>
           <w:p>
@@ -5468,7 +7550,7 @@
         </w:tc>
         <w:tc>
           <w:tcPr>
-            <w:tcW w:w="4775" w:type="dxa"/>
+            <w:tcW w:w="5184" w:type="dxa"/>
             <w:vAlign w:val="center"/>
           </w:tcPr>
           <w:p>
@@ -5485,69 +7567,13 @@
                 <w:sz w:val="28"/>
                 <w:szCs w:val="28"/>
               </w:rPr>
-              <w:t xml:space="preserve">Unsupported query-string binding failed with </w:t>
-            </w:r>
-            <w:proofErr w:type="spellStart"/>
-            <w:r>
-              <w:rPr>
-                <w:rFonts w:ascii="Times New Roman" w:hAnsi="Times New Roman" w:cs="Times New Roman"/>
-                <w:sz w:val="28"/>
-                <w:szCs w:val="28"/>
-              </w:rPr>
-              <w:t>InvalidOperationException</w:t>
-            </w:r>
-            <w:proofErr w:type="spellEnd"/>
-            <w:r>
-              <w:rPr>
-                <w:rFonts w:ascii="Times New Roman" w:hAnsi="Times New Roman" w:cs="Times New Roman"/>
-                <w:sz w:val="28"/>
-                <w:szCs w:val="28"/>
-              </w:rPr>
-              <w:t xml:space="preserve">: </w:t>
-            </w:r>
-            <w:proofErr w:type="spellStart"/>
-            <w:r>
-              <w:rPr>
-                <w:rFonts w:ascii="Times New Roman" w:hAnsi="Times New Roman" w:cs="Times New Roman"/>
-                <w:sz w:val="28"/>
-                <w:szCs w:val="28"/>
-              </w:rPr>
-              <w:t>Querystring</w:t>
-            </w:r>
-            <w:proofErr w:type="spellEnd"/>
-            <w:r>
-              <w:rPr>
-                <w:rFonts w:ascii="Times New Roman" w:hAnsi="Times New Roman" w:cs="Times New Roman"/>
-                <w:sz w:val="28"/>
-                <w:szCs w:val="28"/>
-              </w:rPr>
-              <w:t xml:space="preserve"> values cannot be parsed as type '</w:t>
-            </w:r>
-            <w:proofErr w:type="spellStart"/>
-            <w:proofErr w:type="gramStart"/>
-            <w:r>
-              <w:rPr>
-                <w:rFonts w:ascii="Times New Roman" w:hAnsi="Times New Roman" w:cs="Times New Roman"/>
-                <w:sz w:val="28"/>
-                <w:szCs w:val="28"/>
-              </w:rPr>
-              <w:t>UnionValidationApp.Client.Models.IntOrString</w:t>
-            </w:r>
-            <w:proofErr w:type="spellEnd"/>
-            <w:proofErr w:type="gramEnd"/>
-            <w:r>
-              <w:rPr>
-                <w:rFonts w:ascii="Times New Roman" w:hAnsi="Times New Roman" w:cs="Times New Roman"/>
-                <w:sz w:val="28"/>
-                <w:szCs w:val="28"/>
-              </w:rPr>
-              <w:t>'. The message identifies the binding source and target type but does not explicitly state that union types are unsupported for query-string binding.</w:t>
-            </w:r>
-          </w:p>
-        </w:tc>
-        <w:tc>
-          <w:tcPr>
-            <w:tcW w:w="1563" w:type="dxa"/>
+              <w:t>Unsupported query-string binding failed with InvalidOperationException: Querystring values cannot be parsed as type 'UnionValidationApp.Client.Models.IntOrString'. The message identifies the binding source and target type but does not explicitly state that union types are unsupported for query-string binding.</w:t>
+            </w:r>
+          </w:p>
+        </w:tc>
+        <w:tc>
+          <w:tcPr>
+            <w:tcW w:w="1684" w:type="dxa"/>
             <w:vAlign w:val="center"/>
           </w:tcPr>
           <w:p>
@@ -5565,6 +7591,127 @@
                 <w:szCs w:val="28"/>
               </w:rPr>
               <w:t>Minor diagnostic wording improvement opportunity. The error is actionable and prevents silent incorrect binding.</w:t>
+            </w:r>
+          </w:p>
+        </w:tc>
+      </w:tr>
+      <w:tr>
+        <w:tc>
+          <w:tcPr>
+            <w:tcW w:w="887" w:type="dxa"/>
+            <w:vAlign w:val="center"/>
+          </w:tcPr>
+          <w:p>
+            <w:pPr>
+              <w:rPr>
+                <w:rFonts w:ascii="Times New Roman" w:hAnsi="Times New Roman" w:cs="Times New Roman"/>
+                <w:sz w:val="28"/>
+                <w:szCs w:val="28"/>
+              </w:rPr>
+            </w:pPr>
+            <w:r>
+              <w:rPr>
+                <w:rFonts w:ascii="Times New Roman" w:hAnsi="Times New Roman" w:cs="Times New Roman"/>
+                <w:sz w:val="28"/>
+                <w:szCs w:val="28"/>
+              </w:rPr>
+              <w:t>OBS-0</w:t>
+            </w:r>
+            <w:r>
+              <w:rPr>
+                <w:rFonts w:ascii="Times New Roman" w:hAnsi="Times New Roman" w:cs="Times New Roman"/>
+                <w:sz w:val="28"/>
+                <w:szCs w:val="28"/>
+              </w:rPr>
+              <w:t>3</w:t>
+            </w:r>
+          </w:p>
+        </w:tc>
+        <w:tc>
+          <w:tcPr>
+            <w:tcW w:w="1600" w:type="dxa"/>
+            <w:vAlign w:val="center"/>
+          </w:tcPr>
+          <w:p>
+            <w:pPr>
+              <w:rPr>
+                <w:rFonts w:ascii="Times New Roman" w:hAnsi="Times New Roman" w:cs="Times New Roman"/>
+                <w:sz w:val="28"/>
+                <w:szCs w:val="28"/>
+              </w:rPr>
+            </w:pPr>
+            <w:r>
+              <w:rPr>
+                <w:rFonts w:ascii="Times New Roman" w:hAnsi="Times New Roman" w:cs="Times New Roman"/>
+                <w:sz w:val="28"/>
+                <w:szCs w:val="28"/>
+              </w:rPr>
+              <w:t>Diagnostic Wording Observation</w:t>
+            </w:r>
+          </w:p>
+        </w:tc>
+        <w:tc>
+          <w:tcPr>
+            <w:tcW w:w="5184" w:type="dxa"/>
+            <w:vAlign w:val="center"/>
+          </w:tcPr>
+          <w:p>
+            <w:pPr>
+              <w:rPr>
+                <w:rFonts w:ascii="Times New Roman" w:hAnsi="Times New Roman" w:cs="Times New Roman"/>
+                <w:sz w:val="28"/>
+                <w:szCs w:val="28"/>
+              </w:rPr>
+            </w:pPr>
+            <w:r>
+              <w:rPr>
+                <w:rFonts w:ascii="Times New Roman" w:hAnsi="Times New Roman" w:cs="Times New Roman"/>
+                <w:sz w:val="28"/>
+                <w:szCs w:val="28"/>
+              </w:rPr>
+              <w:t xml:space="preserve">The JSON serializer clearly explained unclassified ambiguity. But the Blazor boundary layer wrapped it in generic messages — "component operations not </w:t>
+            </w:r>
+            <w:r>
+              <w:rPr>
+                <w:rFonts w:ascii="Times New Roman" w:hAnsi="Times New Roman" w:cs="Times New Roman"/>
+                <w:sz w:val="28"/>
+                <w:szCs w:val="28"/>
+              </w:rPr>
+              <w:lastRenderedPageBreak/>
+              <w:t>valid" (Server) or "could not parse parameter" (WASM).</w:t>
+            </w:r>
+          </w:p>
+        </w:tc>
+        <w:tc>
+          <w:tcPr>
+            <w:tcW w:w="1684" w:type="dxa"/>
+            <w:vAlign w:val="center"/>
+          </w:tcPr>
+          <w:p>
+            <w:pPr>
+              <w:rPr>
+                <w:rFonts w:ascii="Times New Roman" w:hAnsi="Times New Roman" w:cs="Times New Roman"/>
+                <w:sz w:val="28"/>
+                <w:szCs w:val="28"/>
+              </w:rPr>
+            </w:pPr>
+            <w:r>
+              <w:rPr>
+                <w:rFonts w:ascii="Times New Roman" w:hAnsi="Times New Roman" w:cs="Times New Roman"/>
+                <w:sz w:val="28"/>
+                <w:szCs w:val="28"/>
+              </w:rPr>
+              <w:lastRenderedPageBreak/>
+              <w:t xml:space="preserve">Safe — no wrong case picked. But the real cause is </w:t>
+            </w:r>
+            <w:r>
+              <w:rPr>
+                <w:rFonts w:ascii="Times New Roman" w:hAnsi="Times New Roman" w:cs="Times New Roman"/>
+                <w:sz w:val="28"/>
+                <w:szCs w:val="28"/>
+              </w:rPr>
+              <w:lastRenderedPageBreak/>
+              <w:t>hidden unless you check server logs.</w:t>
             </w:r>
           </w:p>
         </w:tc>
@@ -5616,6 +7763,16 @@
         </w:rPr>
       </w:pPr>
     </w:p>
+    <w:p>
+      <w:pPr>
+        <w:rPr>
+          <w:rFonts w:ascii="Times New Roman" w:hAnsi="Times New Roman" w:cs="Times New Roman"/>
+          <w:sz w:val="28"/>
+          <w:szCs w:val="28"/>
+        </w:rPr>
+      </w:pPr>
+    </w:p>
+    <w:p/>
     <w:sectPr>
       <w:pgSz w:w="12240" w:h="15840"/>
       <w:pgMar w:top="1440" w:right="1440" w:bottom="1440" w:left="1440" w:header="720" w:footer="720" w:gutter="0"/>
@@ -6565,15 +8722,6 @@
   </w:abstractNum>
   <w:num w:numId="1" w16cid:durableId="1433748580">
     <w:abstractNumId w:val="4"/>
-    <w:lvlOverride w:ilvl="0"/>
-    <w:lvlOverride w:ilvl="1"/>
-    <w:lvlOverride w:ilvl="2"/>
-    <w:lvlOverride w:ilvl="3"/>
-    <w:lvlOverride w:ilvl="4"/>
-    <w:lvlOverride w:ilvl="5"/>
-    <w:lvlOverride w:ilvl="6"/>
-    <w:lvlOverride w:ilvl="7"/>
-    <w:lvlOverride w:ilvl="8"/>
   </w:num>
   <w:num w:numId="2" w16cid:durableId="133528663">
     <w:abstractNumId w:val="5"/>
@@ -6996,6 +9144,7 @@
   <w:style w:type="paragraph" w:default="1" w:styleId="Normal">
     <w:name w:val="Normal"/>
     <w:qFormat/>
+    <w:rsid w:val="005F4639"/>
   </w:style>
   <w:style w:type="paragraph" w:styleId="Heading1">
     <w:name w:val="heading 1"/>
@@ -7199,6 +9348,7 @@
   <w:style w:type="character" w:default="1" w:styleId="DefaultParagraphFont">
     <w:name w:val="Default Paragraph Font"/>
     <w:uiPriority w:val="1"/>
+    <w:semiHidden/>
     <w:unhideWhenUsed/>
   </w:style>
   <w:style w:type="table" w:default="1" w:styleId="TableNormal">
